--- a/public/template/CT_HD_NH.docx
+++ b/public/template/CT_HD_NH.docx
@@ -56,16 +56,116 @@
           <w:sz w:val="22"/>
           <w:szCs w:val="22"/>
         </w:rPr>
-        <w:t>(Về việ</w:t>
-      </w:r>
-      <w:r>
-        <w:rPr>
-          <w:rFonts w:ascii="TCM Pro" w:hAnsi="TCM Pro" w:cs="Arial"/>
-          <w:sz w:val="22"/>
-          <w:szCs w:val="22"/>
-        </w:rPr>
-        <w:t>c mua bán xe ô tô</w:t>
-      </w:r>
+        <w:t>(</w:t>
+      </w:r>
+      <w:proofErr w:type="spellStart"/>
+      <w:r>
+        <w:rPr>
+          <w:rFonts w:ascii="TCM Pro" w:hAnsi="TCM Pro" w:cs="Arial"/>
+          <w:sz w:val="22"/>
+          <w:szCs w:val="22"/>
+        </w:rPr>
+        <w:t>Về</w:t>
+      </w:r>
+      <w:proofErr w:type="spellEnd"/>
+      <w:r>
+        <w:rPr>
+          <w:rFonts w:ascii="TCM Pro" w:hAnsi="TCM Pro" w:cs="Arial"/>
+          <w:sz w:val="22"/>
+          <w:szCs w:val="22"/>
+        </w:rPr>
+        <w:t xml:space="preserve"> </w:t>
+      </w:r>
+      <w:proofErr w:type="spellStart"/>
+      <w:r>
+        <w:rPr>
+          <w:rFonts w:ascii="TCM Pro" w:hAnsi="TCM Pro" w:cs="Arial"/>
+          <w:sz w:val="22"/>
+          <w:szCs w:val="22"/>
+        </w:rPr>
+        <w:t>việ</w:t>
+      </w:r>
+      <w:r>
+        <w:rPr>
+          <w:rFonts w:ascii="TCM Pro" w:hAnsi="TCM Pro" w:cs="Arial"/>
+          <w:sz w:val="22"/>
+          <w:szCs w:val="22"/>
+        </w:rPr>
+        <w:t>c</w:t>
+      </w:r>
+      <w:proofErr w:type="spellEnd"/>
+      <w:r>
+        <w:rPr>
+          <w:rFonts w:ascii="TCM Pro" w:hAnsi="TCM Pro" w:cs="Arial"/>
+          <w:sz w:val="22"/>
+          <w:szCs w:val="22"/>
+        </w:rPr>
+        <w:t xml:space="preserve"> </w:t>
+      </w:r>
+      <w:proofErr w:type="spellStart"/>
+      <w:r>
+        <w:rPr>
+          <w:rFonts w:ascii="TCM Pro" w:hAnsi="TCM Pro" w:cs="Arial"/>
+          <w:sz w:val="22"/>
+          <w:szCs w:val="22"/>
+        </w:rPr>
+        <w:t>mua</w:t>
+      </w:r>
+      <w:proofErr w:type="spellEnd"/>
+      <w:r>
+        <w:rPr>
+          <w:rFonts w:ascii="TCM Pro" w:hAnsi="TCM Pro" w:cs="Arial"/>
+          <w:sz w:val="22"/>
+          <w:szCs w:val="22"/>
+        </w:rPr>
+        <w:t xml:space="preserve"> </w:t>
+      </w:r>
+      <w:proofErr w:type="spellStart"/>
+      <w:r>
+        <w:rPr>
+          <w:rFonts w:ascii="TCM Pro" w:hAnsi="TCM Pro" w:cs="Arial"/>
+          <w:sz w:val="22"/>
+          <w:szCs w:val="22"/>
+        </w:rPr>
+        <w:t>bán</w:t>
+      </w:r>
+      <w:proofErr w:type="spellEnd"/>
+      <w:r>
+        <w:rPr>
+          <w:rFonts w:ascii="TCM Pro" w:hAnsi="TCM Pro" w:cs="Arial"/>
+          <w:sz w:val="22"/>
+          <w:szCs w:val="22"/>
+        </w:rPr>
+        <w:t xml:space="preserve"> </w:t>
+      </w:r>
+      <w:proofErr w:type="spellStart"/>
+      <w:r>
+        <w:rPr>
+          <w:rFonts w:ascii="TCM Pro" w:hAnsi="TCM Pro" w:cs="Arial"/>
+          <w:sz w:val="22"/>
+          <w:szCs w:val="22"/>
+        </w:rPr>
+        <w:t>xe</w:t>
+      </w:r>
+      <w:proofErr w:type="spellEnd"/>
+      <w:r>
+        <w:rPr>
+          <w:rFonts w:ascii="TCM Pro" w:hAnsi="TCM Pro" w:cs="Arial"/>
+          <w:sz w:val="22"/>
+          <w:szCs w:val="22"/>
+        </w:rPr>
+        <w:t xml:space="preserve"> ô </w:t>
+      </w:r>
+      <w:proofErr w:type="spellStart"/>
+      <w:r>
+        <w:rPr>
+          <w:rFonts w:ascii="TCM Pro" w:hAnsi="TCM Pro" w:cs="Arial"/>
+          <w:sz w:val="22"/>
+          <w:szCs w:val="22"/>
+        </w:rPr>
+        <w:t>tô</w:t>
+      </w:r>
+      <w:proofErr w:type="spellEnd"/>
       <w:r>
         <w:rPr>
           <w:rFonts w:ascii="TCM Pro" w:hAnsi="TCM Pro" w:cs="Arial"/>
@@ -117,7 +217,25 @@
           <w:sz w:val="22"/>
           <w:szCs w:val="22"/>
         </w:rPr>
-        <w:t>${soHopDong}</w:t>
+        <w:t>${</w:t>
+      </w:r>
+      <w:proofErr w:type="spellStart"/>
+      <w:r>
+        <w:rPr>
+          <w:rFonts w:ascii="TCM Pro" w:hAnsi="TCM Pro" w:cs="Arial"/>
+          <w:sz w:val="22"/>
+          <w:szCs w:val="22"/>
+        </w:rPr>
+        <w:t>soHopDong</w:t>
+      </w:r>
+      <w:proofErr w:type="spellEnd"/>
+      <w:r>
+        <w:rPr>
+          <w:rFonts w:ascii="TCM Pro" w:hAnsi="TCM Pro" w:cs="Arial"/>
+          <w:sz w:val="22"/>
+          <w:szCs w:val="22"/>
+        </w:rPr>
+        <w:t>}</w:t>
       </w:r>
     </w:p>
     <w:p>
@@ -135,13 +253,239 @@
           <w:lang w:val="vi-VN"/>
         </w:rPr>
       </w:pPr>
-      <w:r>
-        <w:rPr>
-          <w:rFonts w:ascii="TCM Pro" w:hAnsi="TCM Pro" w:cs="Arial"/>
-          <w:sz w:val="22"/>
-          <w:szCs w:val="22"/>
-        </w:rPr>
-        <w:t>Bộ luật Dân sự số 91/2015/QH13 ngày 24/11/2015 và các văn bản pháp luật liên quan;</w:t>
+      <w:proofErr w:type="spellStart"/>
+      <w:r>
+        <w:rPr>
+          <w:rFonts w:ascii="TCM Pro" w:hAnsi="TCM Pro" w:cs="Arial"/>
+          <w:sz w:val="22"/>
+          <w:szCs w:val="22"/>
+        </w:rPr>
+        <w:t>Bộ</w:t>
+      </w:r>
+      <w:proofErr w:type="spellEnd"/>
+      <w:r>
+        <w:rPr>
+          <w:rFonts w:ascii="TCM Pro" w:hAnsi="TCM Pro" w:cs="Arial"/>
+          <w:sz w:val="22"/>
+          <w:szCs w:val="22"/>
+        </w:rPr>
+        <w:t xml:space="preserve"> </w:t>
+      </w:r>
+      <w:proofErr w:type="spellStart"/>
+      <w:r>
+        <w:rPr>
+          <w:rFonts w:ascii="TCM Pro" w:hAnsi="TCM Pro" w:cs="Arial"/>
+          <w:sz w:val="22"/>
+          <w:szCs w:val="22"/>
+        </w:rPr>
+        <w:t>luật</w:t>
+      </w:r>
+      <w:proofErr w:type="spellEnd"/>
+      <w:r>
+        <w:rPr>
+          <w:rFonts w:ascii="TCM Pro" w:hAnsi="TCM Pro" w:cs="Arial"/>
+          <w:sz w:val="22"/>
+          <w:szCs w:val="22"/>
+        </w:rPr>
+        <w:t xml:space="preserve"> </w:t>
+      </w:r>
+      <w:proofErr w:type="spellStart"/>
+      <w:r>
+        <w:rPr>
+          <w:rFonts w:ascii="TCM Pro" w:hAnsi="TCM Pro" w:cs="Arial"/>
+          <w:sz w:val="22"/>
+          <w:szCs w:val="22"/>
+        </w:rPr>
+        <w:t>Dân</w:t>
+      </w:r>
+      <w:proofErr w:type="spellEnd"/>
+      <w:r>
+        <w:rPr>
+          <w:rFonts w:ascii="TCM Pro" w:hAnsi="TCM Pro" w:cs="Arial"/>
+          <w:sz w:val="22"/>
+          <w:szCs w:val="22"/>
+        </w:rPr>
+        <w:t xml:space="preserve"> </w:t>
+      </w:r>
+      <w:proofErr w:type="spellStart"/>
+      <w:r>
+        <w:rPr>
+          <w:rFonts w:ascii="TCM Pro" w:hAnsi="TCM Pro" w:cs="Arial"/>
+          <w:sz w:val="22"/>
+          <w:szCs w:val="22"/>
+        </w:rPr>
+        <w:t>sự</w:t>
+      </w:r>
+      <w:proofErr w:type="spellEnd"/>
+      <w:r>
+        <w:rPr>
+          <w:rFonts w:ascii="TCM Pro" w:hAnsi="TCM Pro" w:cs="Arial"/>
+          <w:sz w:val="22"/>
+          <w:szCs w:val="22"/>
+        </w:rPr>
+        <w:t xml:space="preserve"> </w:t>
+      </w:r>
+      <w:proofErr w:type="spellStart"/>
+      <w:r>
+        <w:rPr>
+          <w:rFonts w:ascii="TCM Pro" w:hAnsi="TCM Pro" w:cs="Arial"/>
+          <w:sz w:val="22"/>
+          <w:szCs w:val="22"/>
+        </w:rPr>
+        <w:t>số</w:t>
+      </w:r>
+      <w:proofErr w:type="spellEnd"/>
+      <w:r>
+        <w:rPr>
+          <w:rFonts w:ascii="TCM Pro" w:hAnsi="TCM Pro" w:cs="Arial"/>
+          <w:sz w:val="22"/>
+          <w:szCs w:val="22"/>
+        </w:rPr>
+        <w:t xml:space="preserve"> 91/2015/QH13 </w:t>
+      </w:r>
+      <w:proofErr w:type="spellStart"/>
+      <w:r>
+        <w:rPr>
+          <w:rFonts w:ascii="TCM Pro" w:hAnsi="TCM Pro" w:cs="Arial"/>
+          <w:sz w:val="22"/>
+          <w:szCs w:val="22"/>
+        </w:rPr>
+        <w:t>ngày</w:t>
+      </w:r>
+      <w:proofErr w:type="spellEnd"/>
+      <w:r>
+        <w:rPr>
+          <w:rFonts w:ascii="TCM Pro" w:hAnsi="TCM Pro" w:cs="Arial"/>
+          <w:sz w:val="22"/>
+          <w:szCs w:val="22"/>
+        </w:rPr>
+        <w:t xml:space="preserve"> 24/11/2015 và </w:t>
+      </w:r>
+      <w:proofErr w:type="spellStart"/>
+      <w:r>
+        <w:rPr>
+          <w:rFonts w:ascii="TCM Pro" w:hAnsi="TCM Pro" w:cs="Arial"/>
+          <w:sz w:val="22"/>
+          <w:szCs w:val="22"/>
+        </w:rPr>
+        <w:t>các</w:t>
+      </w:r>
+      <w:proofErr w:type="spellEnd"/>
+      <w:r>
+        <w:rPr>
+          <w:rFonts w:ascii="TCM Pro" w:hAnsi="TCM Pro" w:cs="Arial"/>
+          <w:sz w:val="22"/>
+          <w:szCs w:val="22"/>
+        </w:rPr>
+        <w:t xml:space="preserve"> </w:t>
+      </w:r>
+      <w:proofErr w:type="spellStart"/>
+      <w:r>
+        <w:rPr>
+          <w:rFonts w:ascii="TCM Pro" w:hAnsi="TCM Pro" w:cs="Arial"/>
+          <w:sz w:val="22"/>
+          <w:szCs w:val="22"/>
+        </w:rPr>
+        <w:t>văn</w:t>
+      </w:r>
+      <w:proofErr w:type="spellEnd"/>
+      <w:r>
+        <w:rPr>
+          <w:rFonts w:ascii="TCM Pro" w:hAnsi="TCM Pro" w:cs="Arial"/>
+          <w:sz w:val="22"/>
+          <w:szCs w:val="22"/>
+        </w:rPr>
+        <w:t xml:space="preserve"> </w:t>
+      </w:r>
+      <w:proofErr w:type="spellStart"/>
+      <w:r>
+        <w:rPr>
+          <w:rFonts w:ascii="TCM Pro" w:hAnsi="TCM Pro" w:cs="Arial"/>
+          <w:sz w:val="22"/>
+          <w:szCs w:val="22"/>
+        </w:rPr>
+        <w:t>bản</w:t>
+      </w:r>
+      <w:proofErr w:type="spellEnd"/>
+      <w:r>
+        <w:rPr>
+          <w:rFonts w:ascii="TCM Pro" w:hAnsi="TCM Pro" w:cs="Arial"/>
+          <w:sz w:val="22"/>
+          <w:szCs w:val="22"/>
+        </w:rPr>
+        <w:t xml:space="preserve"> </w:t>
+      </w:r>
+      <w:proofErr w:type="spellStart"/>
+      <w:r>
+        <w:rPr>
+          <w:rFonts w:ascii="TCM Pro" w:hAnsi="TCM Pro" w:cs="Arial"/>
+          <w:sz w:val="22"/>
+          <w:szCs w:val="22"/>
+        </w:rPr>
+        <w:t>pháp</w:t>
+      </w:r>
+      <w:proofErr w:type="spellEnd"/>
+      <w:r>
+        <w:rPr>
+          <w:rFonts w:ascii="TCM Pro" w:hAnsi="TCM Pro" w:cs="Arial"/>
+          <w:sz w:val="22"/>
+          <w:szCs w:val="22"/>
+        </w:rPr>
+        <w:t xml:space="preserve"> </w:t>
+      </w:r>
+      <w:proofErr w:type="spellStart"/>
+      <w:r>
+        <w:rPr>
+          <w:rFonts w:ascii="TCM Pro" w:hAnsi="TCM Pro" w:cs="Arial"/>
+          <w:sz w:val="22"/>
+          <w:szCs w:val="22"/>
+        </w:rPr>
+        <w:t>luật</w:t>
+      </w:r>
+      <w:proofErr w:type="spellEnd"/>
+      <w:r>
+        <w:rPr>
+          <w:rFonts w:ascii="TCM Pro" w:hAnsi="TCM Pro" w:cs="Arial"/>
+          <w:sz w:val="22"/>
+          <w:szCs w:val="22"/>
+        </w:rPr>
+        <w:t xml:space="preserve"> </w:t>
+      </w:r>
+      <w:proofErr w:type="spellStart"/>
+      <w:r>
+        <w:rPr>
+          <w:rFonts w:ascii="TCM Pro" w:hAnsi="TCM Pro" w:cs="Arial"/>
+          <w:sz w:val="22"/>
+          <w:szCs w:val="22"/>
+        </w:rPr>
+        <w:t>liên</w:t>
+      </w:r>
+      <w:proofErr w:type="spellEnd"/>
+      <w:r>
+        <w:rPr>
+          <w:rFonts w:ascii="TCM Pro" w:hAnsi="TCM Pro" w:cs="Arial"/>
+          <w:sz w:val="22"/>
+          <w:szCs w:val="22"/>
+        </w:rPr>
+        <w:t xml:space="preserve"> </w:t>
+      </w:r>
+      <w:proofErr w:type="spellStart"/>
+      <w:r>
+        <w:rPr>
+          <w:rFonts w:ascii="TCM Pro" w:hAnsi="TCM Pro" w:cs="Arial"/>
+          <w:sz w:val="22"/>
+          <w:szCs w:val="22"/>
+        </w:rPr>
+        <w:t>quan</w:t>
+      </w:r>
+      <w:proofErr w:type="spellEnd"/>
+      <w:r>
+        <w:rPr>
+          <w:rFonts w:ascii="TCM Pro" w:hAnsi="TCM Pro" w:cs="Arial"/>
+          <w:sz w:val="22"/>
+          <w:szCs w:val="22"/>
+        </w:rPr>
+        <w:t>;</w:t>
       </w:r>
     </w:p>
     <w:p>
@@ -205,13 +549,23 @@
           <w:lang w:val="vi-VN"/>
         </w:rPr>
       </w:pPr>
-      <w:r>
-        <w:rPr>
-          <w:rFonts w:ascii="TCM Pro" w:hAnsi="TCM Pro" w:cs="Arial"/>
-          <w:szCs w:val="22"/>
-        </w:rPr>
-        <w:t xml:space="preserve">Hôm nay, </w:t>
-      </w:r>
+      <w:proofErr w:type="spellStart"/>
+      <w:r>
+        <w:rPr>
+          <w:rFonts w:ascii="TCM Pro" w:hAnsi="TCM Pro" w:cs="Arial"/>
+          <w:szCs w:val="22"/>
+        </w:rPr>
+        <w:t>Hôm</w:t>
+      </w:r>
+      <w:proofErr w:type="spellEnd"/>
+      <w:r>
+        <w:rPr>
+          <w:rFonts w:ascii="TCM Pro" w:hAnsi="TCM Pro" w:cs="Arial"/>
+          <w:szCs w:val="22"/>
+        </w:rPr>
+        <w:t xml:space="preserve"> nay, </w:t>
+      </w:r>
+      <w:proofErr w:type="spellStart"/>
       <w:r>
         <w:rPr>
           <w:rFonts w:ascii="TCM Pro" w:hAnsi="TCM Pro" w:cs="Arial"/>
@@ -219,8 +573,9 @@
           <w:iCs/>
           <w:szCs w:val="22"/>
         </w:rPr>
-        <w:t xml:space="preserve">ngày </w:t>
-      </w:r>
+        <w:t>ngày</w:t>
+      </w:r>
+      <w:proofErr w:type="spellEnd"/>
       <w:r>
         <w:rPr>
           <w:rFonts w:ascii="TCM Pro" w:hAnsi="TCM Pro" w:cs="Arial"/>
@@ -228,7 +583,7 @@
           <w:iCs/>
           <w:szCs w:val="22"/>
         </w:rPr>
-        <w:t>${ngay}</w:t>
+        <w:t xml:space="preserve"> </w:t>
       </w:r>
       <w:r>
         <w:rPr>
@@ -237,8 +592,9 @@
           <w:iCs/>
           <w:szCs w:val="22"/>
         </w:rPr>
-        <w:t xml:space="preserve"> tháng </w:t>
-      </w:r>
+        <w:t>${</w:t>
+      </w:r>
+      <w:proofErr w:type="spellStart"/>
       <w:r>
         <w:rPr>
           <w:rFonts w:ascii="TCM Pro" w:hAnsi="TCM Pro" w:cs="Arial"/>
@@ -246,8 +602,9 @@
           <w:iCs/>
           <w:szCs w:val="22"/>
         </w:rPr>
-        <w:t>${thang}</w:t>
-      </w:r>
+        <w:t>ngay</w:t>
+      </w:r>
+      <w:proofErr w:type="spellEnd"/>
       <w:r>
         <w:rPr>
           <w:rFonts w:ascii="TCM Pro" w:hAnsi="TCM Pro" w:cs="Arial"/>
@@ -255,7 +612,7 @@
           <w:iCs/>
           <w:szCs w:val="22"/>
         </w:rPr>
-        <w:t xml:space="preserve"> năm </w:t>
+        <w:t>}</w:t>
       </w:r>
       <w:r>
         <w:rPr>
@@ -264,7 +621,94 @@
           <w:iCs/>
           <w:szCs w:val="22"/>
         </w:rPr>
-        <w:t xml:space="preserve">${nam} </w:t>
+        <w:t xml:space="preserve"> </w:t>
+      </w:r>
+      <w:proofErr w:type="spellStart"/>
+      <w:r>
+        <w:rPr>
+          <w:rFonts w:ascii="TCM Pro" w:hAnsi="TCM Pro" w:cs="Arial"/>
+          <w:i/>
+          <w:iCs/>
+          <w:szCs w:val="22"/>
+        </w:rPr>
+        <w:t>tháng</w:t>
+      </w:r>
+      <w:proofErr w:type="spellEnd"/>
+      <w:r>
+        <w:rPr>
+          <w:rFonts w:ascii="TCM Pro" w:hAnsi="TCM Pro" w:cs="Arial"/>
+          <w:i/>
+          <w:iCs/>
+          <w:szCs w:val="22"/>
+        </w:rPr>
+        <w:t xml:space="preserve"> </w:t>
+      </w:r>
+      <w:r>
+        <w:rPr>
+          <w:rFonts w:ascii="TCM Pro" w:hAnsi="TCM Pro" w:cs="Arial"/>
+          <w:i/>
+          <w:iCs/>
+          <w:szCs w:val="22"/>
+        </w:rPr>
+        <w:t>${thang}</w:t>
+      </w:r>
+      <w:r>
+        <w:rPr>
+          <w:rFonts w:ascii="TCM Pro" w:hAnsi="TCM Pro" w:cs="Arial"/>
+          <w:i/>
+          <w:iCs/>
+          <w:szCs w:val="22"/>
+        </w:rPr>
+        <w:t xml:space="preserve"> </w:t>
+      </w:r>
+      <w:proofErr w:type="spellStart"/>
+      <w:r>
+        <w:rPr>
+          <w:rFonts w:ascii="TCM Pro" w:hAnsi="TCM Pro" w:cs="Arial"/>
+          <w:i/>
+          <w:iCs/>
+          <w:szCs w:val="22"/>
+        </w:rPr>
+        <w:t>năm</w:t>
+      </w:r>
+      <w:proofErr w:type="spellEnd"/>
+      <w:r>
+        <w:rPr>
+          <w:rFonts w:ascii="TCM Pro" w:hAnsi="TCM Pro" w:cs="Arial"/>
+          <w:i/>
+          <w:iCs/>
+          <w:szCs w:val="22"/>
+        </w:rPr>
+        <w:t xml:space="preserve"> </w:t>
+      </w:r>
+      <w:r>
+        <w:rPr>
+          <w:rFonts w:ascii="TCM Pro" w:hAnsi="TCM Pro" w:cs="Arial"/>
+          <w:i/>
+          <w:iCs/>
+          <w:szCs w:val="22"/>
+        </w:rPr>
+        <w:t>${</w:t>
+      </w:r>
+      <w:proofErr w:type="spellStart"/>
+      <w:r>
+        <w:rPr>
+          <w:rFonts w:ascii="TCM Pro" w:hAnsi="TCM Pro" w:cs="Arial"/>
+          <w:i/>
+          <w:iCs/>
+          <w:szCs w:val="22"/>
+        </w:rPr>
+        <w:t>nam</w:t>
+      </w:r>
+      <w:proofErr w:type="spellEnd"/>
+      <w:r>
+        <w:rPr>
+          <w:rFonts w:ascii="TCM Pro" w:hAnsi="TCM Pro" w:cs="Arial"/>
+          <w:i/>
+          <w:iCs/>
+          <w:szCs w:val="22"/>
+        </w:rPr>
+        <w:t xml:space="preserve">} </w:t>
       </w:r>
       <w:r>
         <w:rPr>
@@ -282,12 +726,117 @@
         </w:rPr>
         <w:t xml:space="preserve">tại văn phòng </w:t>
       </w:r>
-      <w:r>
-        <w:rPr>
-          <w:rFonts w:ascii="TCM Pro" w:hAnsi="TCM Pro" w:cs="Arial"/>
-          <w:szCs w:val="22"/>
-        </w:rPr>
-        <w:t>Công Ty TNHH Thương Mại và Dịch Vụ Ô Tô Phúc Anh</w:t>
+      <w:proofErr w:type="spellStart"/>
+      <w:r>
+        <w:rPr>
+          <w:rFonts w:ascii="TCM Pro" w:hAnsi="TCM Pro" w:cs="Arial"/>
+          <w:szCs w:val="22"/>
+        </w:rPr>
+        <w:t>Công</w:t>
+      </w:r>
+      <w:proofErr w:type="spellEnd"/>
+      <w:r>
+        <w:rPr>
+          <w:rFonts w:ascii="TCM Pro" w:hAnsi="TCM Pro" w:cs="Arial"/>
+          <w:szCs w:val="22"/>
+        </w:rPr>
+        <w:t xml:space="preserve"> Ty TNHH </w:t>
+      </w:r>
+      <w:proofErr w:type="spellStart"/>
+      <w:r>
+        <w:rPr>
+          <w:rFonts w:ascii="TCM Pro" w:hAnsi="TCM Pro" w:cs="Arial"/>
+          <w:szCs w:val="22"/>
+        </w:rPr>
+        <w:t>Thương</w:t>
+      </w:r>
+      <w:proofErr w:type="spellEnd"/>
+      <w:r>
+        <w:rPr>
+          <w:rFonts w:ascii="TCM Pro" w:hAnsi="TCM Pro" w:cs="Arial"/>
+          <w:szCs w:val="22"/>
+        </w:rPr>
+        <w:t xml:space="preserve"> </w:t>
+      </w:r>
+      <w:proofErr w:type="spellStart"/>
+      <w:r>
+        <w:rPr>
+          <w:rFonts w:ascii="TCM Pro" w:hAnsi="TCM Pro" w:cs="Arial"/>
+          <w:szCs w:val="22"/>
+        </w:rPr>
+        <w:t>Mại</w:t>
+      </w:r>
+      <w:proofErr w:type="spellEnd"/>
+      <w:r>
+        <w:rPr>
+          <w:rFonts w:ascii="TCM Pro" w:hAnsi="TCM Pro" w:cs="Arial"/>
+          <w:szCs w:val="22"/>
+        </w:rPr>
+        <w:t xml:space="preserve"> và </w:t>
+      </w:r>
+      <w:proofErr w:type="spellStart"/>
+      <w:r>
+        <w:rPr>
+          <w:rFonts w:ascii="TCM Pro" w:hAnsi="TCM Pro" w:cs="Arial"/>
+          <w:szCs w:val="22"/>
+        </w:rPr>
+        <w:t>Dịch</w:t>
+      </w:r>
+      <w:proofErr w:type="spellEnd"/>
+      <w:r>
+        <w:rPr>
+          <w:rFonts w:ascii="TCM Pro" w:hAnsi="TCM Pro" w:cs="Arial"/>
+          <w:szCs w:val="22"/>
+        </w:rPr>
+        <w:t xml:space="preserve"> </w:t>
+      </w:r>
+      <w:proofErr w:type="spellStart"/>
+      <w:r>
+        <w:rPr>
+          <w:rFonts w:ascii="TCM Pro" w:hAnsi="TCM Pro" w:cs="Arial"/>
+          <w:szCs w:val="22"/>
+        </w:rPr>
+        <w:t>Vụ</w:t>
+      </w:r>
+      <w:proofErr w:type="spellEnd"/>
+      <w:r>
+        <w:rPr>
+          <w:rFonts w:ascii="TCM Pro" w:hAnsi="TCM Pro" w:cs="Arial"/>
+          <w:szCs w:val="22"/>
+        </w:rPr>
+        <w:t xml:space="preserve"> Ô </w:t>
+      </w:r>
+      <w:proofErr w:type="spellStart"/>
+      <w:r>
+        <w:rPr>
+          <w:rFonts w:ascii="TCM Pro" w:hAnsi="TCM Pro" w:cs="Arial"/>
+          <w:szCs w:val="22"/>
+        </w:rPr>
+        <w:t>Tô</w:t>
+      </w:r>
+      <w:proofErr w:type="spellEnd"/>
+      <w:r>
+        <w:rPr>
+          <w:rFonts w:ascii="TCM Pro" w:hAnsi="TCM Pro" w:cs="Arial"/>
+          <w:szCs w:val="22"/>
+        </w:rPr>
+        <w:t xml:space="preserve"> </w:t>
+      </w:r>
+      <w:proofErr w:type="spellStart"/>
+      <w:r>
+        <w:rPr>
+          <w:rFonts w:ascii="TCM Pro" w:hAnsi="TCM Pro" w:cs="Arial"/>
+          <w:szCs w:val="22"/>
+        </w:rPr>
+        <w:t>Phúc</w:t>
+      </w:r>
+      <w:proofErr w:type="spellEnd"/>
+      <w:r>
+        <w:rPr>
+          <w:rFonts w:ascii="TCM Pro" w:hAnsi="TCM Pro" w:cs="Arial"/>
+          <w:szCs w:val="22"/>
+        </w:rPr>
+        <w:t xml:space="preserve"> Anh</w:t>
       </w:r>
       <w:r>
         <w:rPr>
@@ -370,14 +919,34 @@
           <w:szCs w:val="22"/>
         </w:rPr>
       </w:pPr>
-      <w:r>
-        <w:rPr>
-          <w:rFonts w:ascii="TCM Pro" w:hAnsi="TCM Pro" w:cs="Arial"/>
-          <w:sz w:val="22"/>
-          <w:szCs w:val="22"/>
-        </w:rPr>
-        <w:t>Địa chỉ</w:t>
-      </w:r>
+      <w:proofErr w:type="spellStart"/>
+      <w:r>
+        <w:rPr>
+          <w:rFonts w:ascii="TCM Pro" w:hAnsi="TCM Pro" w:cs="Arial"/>
+          <w:sz w:val="22"/>
+          <w:szCs w:val="22"/>
+        </w:rPr>
+        <w:t>Địa</w:t>
+      </w:r>
+      <w:proofErr w:type="spellEnd"/>
+      <w:r>
+        <w:rPr>
+          <w:rFonts w:ascii="TCM Pro" w:hAnsi="TCM Pro" w:cs="Arial"/>
+          <w:sz w:val="22"/>
+          <w:szCs w:val="22"/>
+        </w:rPr>
+        <w:t xml:space="preserve"> </w:t>
+      </w:r>
+      <w:proofErr w:type="spellStart"/>
+      <w:r>
+        <w:rPr>
+          <w:rFonts w:ascii="TCM Pro" w:hAnsi="TCM Pro" w:cs="Arial"/>
+          <w:sz w:val="22"/>
+          <w:szCs w:val="22"/>
+        </w:rPr>
+        <w:t>chỉ</w:t>
+      </w:r>
+      <w:proofErr w:type="spellEnd"/>
       <w:r>
         <w:rPr>
           <w:rFonts w:ascii="TCM Pro" w:hAnsi="TCM Pro" w:cs="Arial"/>
@@ -387,30 +956,96 @@
         <w:tab/>
         <w:t xml:space="preserve">: </w:t>
       </w:r>
-      <w:r>
-        <w:rPr>
-          <w:rFonts w:ascii="TCM Pro" w:hAnsi="TCM Pro" w:cs="Arial"/>
-          <w:sz w:val="22"/>
-          <w:szCs w:val="22"/>
-        </w:rPr>
-        <w:t>Khóm Trung Thạnh</w:t>
-      </w:r>
-      <w:r>
-        <w:rPr>
-          <w:rFonts w:ascii="TCM Pro" w:hAnsi="TCM Pro" w:cs="Arial"/>
-          <w:sz w:val="22"/>
-          <w:szCs w:val="22"/>
-        </w:rPr>
-        <w:t>, P</w:t>
-      </w:r>
-      <w:r>
-        <w:rPr>
-          <w:rFonts w:ascii="TCM Pro" w:hAnsi="TCM Pro" w:cs="Arial"/>
-          <w:sz w:val="22"/>
-          <w:szCs w:val="22"/>
-        </w:rPr>
-        <w:t>hường Mỹ Thới</w:t>
-      </w:r>
+      <w:proofErr w:type="spellStart"/>
+      <w:r>
+        <w:rPr>
+          <w:rFonts w:ascii="TCM Pro" w:hAnsi="TCM Pro" w:cs="Arial"/>
+          <w:sz w:val="22"/>
+          <w:szCs w:val="22"/>
+        </w:rPr>
+        <w:t>Khóm</w:t>
+      </w:r>
+      <w:proofErr w:type="spellEnd"/>
+      <w:r>
+        <w:rPr>
+          <w:rFonts w:ascii="TCM Pro" w:hAnsi="TCM Pro" w:cs="Arial"/>
+          <w:sz w:val="22"/>
+          <w:szCs w:val="22"/>
+        </w:rPr>
+        <w:t xml:space="preserve"> Trung </w:t>
+      </w:r>
+      <w:proofErr w:type="spellStart"/>
+      <w:r>
+        <w:rPr>
+          <w:rFonts w:ascii="TCM Pro" w:hAnsi="TCM Pro" w:cs="Arial"/>
+          <w:sz w:val="22"/>
+          <w:szCs w:val="22"/>
+        </w:rPr>
+        <w:t>Thạnh</w:t>
+      </w:r>
+      <w:proofErr w:type="spellEnd"/>
+      <w:r>
+        <w:rPr>
+          <w:rFonts w:ascii="TCM Pro" w:hAnsi="TCM Pro" w:cs="Arial"/>
+          <w:sz w:val="22"/>
+          <w:szCs w:val="22"/>
+        </w:rPr>
+        <w:t xml:space="preserve">, </w:t>
+      </w:r>
+      <w:proofErr w:type="spellStart"/>
+      <w:r>
+        <w:rPr>
+          <w:rFonts w:ascii="TCM Pro" w:hAnsi="TCM Pro" w:cs="Arial"/>
+          <w:sz w:val="22"/>
+          <w:szCs w:val="22"/>
+        </w:rPr>
+        <w:t>P</w:t>
+      </w:r>
+      <w:r>
+        <w:rPr>
+          <w:rFonts w:ascii="TCM Pro" w:hAnsi="TCM Pro" w:cs="Arial"/>
+          <w:sz w:val="22"/>
+          <w:szCs w:val="22"/>
+        </w:rPr>
+        <w:t>hường</w:t>
+      </w:r>
+      <w:proofErr w:type="spellEnd"/>
+      <w:r>
+        <w:rPr>
+          <w:rFonts w:ascii="TCM Pro" w:hAnsi="TCM Pro" w:cs="Arial"/>
+          <w:sz w:val="22"/>
+          <w:szCs w:val="22"/>
+        </w:rPr>
+        <w:t xml:space="preserve"> </w:t>
+      </w:r>
+      <w:proofErr w:type="spellStart"/>
+      <w:r>
+        <w:rPr>
+          <w:rFonts w:ascii="TCM Pro" w:hAnsi="TCM Pro" w:cs="Arial"/>
+          <w:sz w:val="22"/>
+          <w:szCs w:val="22"/>
+        </w:rPr>
+        <w:t>Mỹ</w:t>
+      </w:r>
+      <w:proofErr w:type="spellEnd"/>
+      <w:r>
+        <w:rPr>
+          <w:rFonts w:ascii="TCM Pro" w:hAnsi="TCM Pro" w:cs="Arial"/>
+          <w:sz w:val="22"/>
+          <w:szCs w:val="22"/>
+        </w:rPr>
+        <w:t xml:space="preserve"> </w:t>
+      </w:r>
+      <w:proofErr w:type="spellStart"/>
+      <w:r>
+        <w:rPr>
+          <w:rFonts w:ascii="TCM Pro" w:hAnsi="TCM Pro" w:cs="Arial"/>
+          <w:sz w:val="22"/>
+          <w:szCs w:val="22"/>
+        </w:rPr>
+        <w:t>Thới</w:t>
+      </w:r>
+      <w:proofErr w:type="spellEnd"/>
       <w:r>
         <w:rPr>
           <w:rFonts w:ascii="TCM Pro" w:hAnsi="TCM Pro" w:cs="Arial"/>
@@ -425,7 +1060,25 @@
           <w:sz w:val="22"/>
           <w:szCs w:val="22"/>
         </w:rPr>
-        <w:t xml:space="preserve"> Tỉnh </w:t>
+        <w:t xml:space="preserve"> </w:t>
+      </w:r>
+      <w:proofErr w:type="spellStart"/>
+      <w:r>
+        <w:rPr>
+          <w:rFonts w:ascii="TCM Pro" w:hAnsi="TCM Pro" w:cs="Arial"/>
+          <w:sz w:val="22"/>
+          <w:szCs w:val="22"/>
+        </w:rPr>
+        <w:t>Tỉnh</w:t>
+      </w:r>
+      <w:proofErr w:type="spellEnd"/>
+      <w:r>
+        <w:rPr>
+          <w:rFonts w:ascii="TCM Pro" w:hAnsi="TCM Pro" w:cs="Arial"/>
+          <w:sz w:val="22"/>
+          <w:szCs w:val="22"/>
+        </w:rPr>
+        <w:t xml:space="preserve"> </w:t>
       </w:r>
       <w:r>
         <w:rPr>
@@ -451,14 +1104,34 @@
           <w:szCs w:val="22"/>
         </w:rPr>
       </w:pPr>
-      <w:r>
-        <w:rPr>
-          <w:rFonts w:ascii="TCM Pro" w:hAnsi="TCM Pro" w:cs="Arial"/>
-          <w:sz w:val="22"/>
-          <w:szCs w:val="22"/>
-        </w:rPr>
-        <w:t>Điện thoại</w:t>
-      </w:r>
+      <w:proofErr w:type="spellStart"/>
+      <w:r>
+        <w:rPr>
+          <w:rFonts w:ascii="TCM Pro" w:hAnsi="TCM Pro" w:cs="Arial"/>
+          <w:sz w:val="22"/>
+          <w:szCs w:val="22"/>
+        </w:rPr>
+        <w:t>Điện</w:t>
+      </w:r>
+      <w:proofErr w:type="spellEnd"/>
+      <w:r>
+        <w:rPr>
+          <w:rFonts w:ascii="TCM Pro" w:hAnsi="TCM Pro" w:cs="Arial"/>
+          <w:sz w:val="22"/>
+          <w:szCs w:val="22"/>
+        </w:rPr>
+        <w:t xml:space="preserve"> </w:t>
+      </w:r>
+      <w:proofErr w:type="spellStart"/>
+      <w:r>
+        <w:rPr>
+          <w:rFonts w:ascii="TCM Pro" w:hAnsi="TCM Pro" w:cs="Arial"/>
+          <w:sz w:val="22"/>
+          <w:szCs w:val="22"/>
+        </w:rPr>
+        <w:t>thoại</w:t>
+      </w:r>
+      <w:proofErr w:type="spellEnd"/>
       <w:r>
         <w:rPr>
           <w:rFonts w:ascii="TCM Pro" w:hAnsi="TCM Pro" w:cs="Arial"/>
@@ -555,14 +1228,52 @@
           <w:szCs w:val="22"/>
         </w:rPr>
       </w:pPr>
-      <w:r>
-        <w:rPr>
-          <w:rFonts w:ascii="TCM Pro" w:hAnsi="TCM Pro" w:cs="Arial"/>
-          <w:sz w:val="22"/>
-          <w:szCs w:val="22"/>
-        </w:rPr>
-        <w:t>Mã số thuế</w:t>
-      </w:r>
+      <w:proofErr w:type="spellStart"/>
+      <w:r>
+        <w:rPr>
+          <w:rFonts w:ascii="TCM Pro" w:hAnsi="TCM Pro" w:cs="Arial"/>
+          <w:sz w:val="22"/>
+          <w:szCs w:val="22"/>
+        </w:rPr>
+        <w:t>Mã</w:t>
+      </w:r>
+      <w:proofErr w:type="spellEnd"/>
+      <w:r>
+        <w:rPr>
+          <w:rFonts w:ascii="TCM Pro" w:hAnsi="TCM Pro" w:cs="Arial"/>
+          <w:sz w:val="22"/>
+          <w:szCs w:val="22"/>
+        </w:rPr>
+        <w:t xml:space="preserve"> </w:t>
+      </w:r>
+      <w:proofErr w:type="spellStart"/>
+      <w:r>
+        <w:rPr>
+          <w:rFonts w:ascii="TCM Pro" w:hAnsi="TCM Pro" w:cs="Arial"/>
+          <w:sz w:val="22"/>
+          <w:szCs w:val="22"/>
+        </w:rPr>
+        <w:t>số</w:t>
+      </w:r>
+      <w:proofErr w:type="spellEnd"/>
+      <w:r>
+        <w:rPr>
+          <w:rFonts w:ascii="TCM Pro" w:hAnsi="TCM Pro" w:cs="Arial"/>
+          <w:sz w:val="22"/>
+          <w:szCs w:val="22"/>
+        </w:rPr>
+        <w:t xml:space="preserve"> </w:t>
+      </w:r>
+      <w:proofErr w:type="spellStart"/>
+      <w:r>
+        <w:rPr>
+          <w:rFonts w:ascii="TCM Pro" w:hAnsi="TCM Pro" w:cs="Arial"/>
+          <w:sz w:val="22"/>
+          <w:szCs w:val="22"/>
+        </w:rPr>
+        <w:t>thuế</w:t>
+      </w:r>
+      <w:proofErr w:type="spellEnd"/>
       <w:r>
         <w:rPr>
           <w:rFonts w:ascii="TCM Pro" w:hAnsi="TCM Pro" w:cs="Arial"/>
@@ -602,6 +1313,7 @@
         </w:rPr>
         <w:t xml:space="preserve">Do </w:t>
       </w:r>
+      <w:proofErr w:type="spellStart"/>
       <w:r>
         <w:rPr>
           <w:rFonts w:ascii="TCM Pro" w:hAnsi="TCM Pro" w:cs="Arial"/>
@@ -610,6 +1322,7 @@
         </w:rPr>
         <w:t>Ông</w:t>
       </w:r>
+      <w:proofErr w:type="spellEnd"/>
       <w:r>
         <w:rPr>
           <w:rFonts w:ascii="TCM Pro" w:hAnsi="TCM Pro" w:cs="Arial"/>
@@ -643,8 +1356,71 @@
           <w:szCs w:val="22"/>
         </w:rPr>
         <w:tab/>
-        <w:t>Chức vụ:  Giám đốc</w:t>
-      </w:r>
+      </w:r>
+      <w:proofErr w:type="spellStart"/>
+      <w:r>
+        <w:rPr>
+          <w:rFonts w:ascii="TCM Pro" w:hAnsi="TCM Pro" w:cs="Arial"/>
+          <w:sz w:val="22"/>
+          <w:szCs w:val="22"/>
+        </w:rPr>
+        <w:t>Chức</w:t>
+      </w:r>
+      <w:proofErr w:type="spellEnd"/>
+      <w:r>
+        <w:rPr>
+          <w:rFonts w:ascii="TCM Pro" w:hAnsi="TCM Pro" w:cs="Arial"/>
+          <w:sz w:val="22"/>
+          <w:szCs w:val="22"/>
+        </w:rPr>
+        <w:t xml:space="preserve"> </w:t>
+      </w:r>
+      <w:proofErr w:type="spellStart"/>
+      <w:r>
+        <w:rPr>
+          <w:rFonts w:ascii="TCM Pro" w:hAnsi="TCM Pro" w:cs="Arial"/>
+          <w:sz w:val="22"/>
+          <w:szCs w:val="22"/>
+        </w:rPr>
+        <w:t>vụ</w:t>
+      </w:r>
+      <w:proofErr w:type="spellEnd"/>
+      <w:r>
+        <w:rPr>
+          <w:rFonts w:ascii="TCM Pro" w:hAnsi="TCM Pro" w:cs="Arial"/>
+          <w:sz w:val="22"/>
+          <w:szCs w:val="22"/>
+        </w:rPr>
+        <w:t xml:space="preserve">:  </w:t>
+      </w:r>
+      <w:proofErr w:type="spellStart"/>
+      <w:r>
+        <w:rPr>
+          <w:rFonts w:ascii="TCM Pro" w:hAnsi="TCM Pro" w:cs="Arial"/>
+          <w:sz w:val="22"/>
+          <w:szCs w:val="22"/>
+        </w:rPr>
+        <w:t>Giám</w:t>
+      </w:r>
+      <w:proofErr w:type="spellEnd"/>
+      <w:r>
+        <w:rPr>
+          <w:rFonts w:ascii="TCM Pro" w:hAnsi="TCM Pro" w:cs="Arial"/>
+          <w:sz w:val="22"/>
+          <w:szCs w:val="22"/>
+        </w:rPr>
+        <w:t xml:space="preserve"> </w:t>
+      </w:r>
+      <w:proofErr w:type="spellStart"/>
+      <w:r>
+        <w:rPr>
+          <w:rFonts w:ascii="TCM Pro" w:hAnsi="TCM Pro" w:cs="Arial"/>
+          <w:sz w:val="22"/>
+          <w:szCs w:val="22"/>
+        </w:rPr>
+        <w:t>đốc</w:t>
+      </w:r>
+      <w:proofErr w:type="spellEnd"/>
       <w:r>
         <w:rPr>
           <w:rFonts w:ascii="TCM Pro" w:hAnsi="TCM Pro" w:cs="Arial"/>
@@ -666,17 +1442,54 @@
           <w:rFonts w:ascii="Hyundai Sans Text" w:hAnsi="Hyundai Sans Text" w:cs="Arial"/>
           <w:sz w:val="22"/>
           <w:szCs w:val="22"/>
-          <w:lang w:val="vi-VN"/>
         </w:rPr>
       </w:pPr>
+      <w:proofErr w:type="spellStart"/>
       <w:r>
         <w:rPr>
           <w:rFonts w:ascii="Hyundai Sans Text" w:hAnsi="Hyundai Sans Text" w:cs="Arial"/>
           <w:sz w:val="22"/>
           <w:szCs w:val="22"/>
         </w:rPr>
-        <w:t>Tên Tài khoản</w:t>
-      </w:r>
+        <w:t>Tên</w:t>
+      </w:r>
+      <w:proofErr w:type="spellEnd"/>
+      <w:r>
+        <w:rPr>
+          <w:rFonts w:ascii="Hyundai Sans Text" w:hAnsi="Hyundai Sans Text" w:cs="Arial"/>
+          <w:sz w:val="22"/>
+          <w:szCs w:val="22"/>
+        </w:rPr>
+        <w:t xml:space="preserve"> </w:t>
+      </w:r>
+      <w:proofErr w:type="spellStart"/>
+      <w:r>
+        <w:rPr>
+          <w:rFonts w:ascii="Hyundai Sans Text" w:hAnsi="Hyundai Sans Text" w:cs="Arial"/>
+          <w:sz w:val="22"/>
+          <w:szCs w:val="22"/>
+        </w:rPr>
+        <w:t>Tài</w:t>
+      </w:r>
+      <w:proofErr w:type="spellEnd"/>
+      <w:r>
+        <w:rPr>
+          <w:rFonts w:ascii="Hyundai Sans Text" w:hAnsi="Hyundai Sans Text" w:cs="Arial"/>
+          <w:sz w:val="22"/>
+          <w:szCs w:val="22"/>
+        </w:rPr>
+        <w:t xml:space="preserve"> </w:t>
+      </w:r>
+      <w:proofErr w:type="spellStart"/>
+      <w:r>
+        <w:rPr>
+          <w:rFonts w:ascii="Hyundai Sans Text" w:hAnsi="Hyundai Sans Text" w:cs="Arial"/>
+          <w:sz w:val="22"/>
+          <w:szCs w:val="22"/>
+        </w:rPr>
+        <w:t>khoản</w:t>
+      </w:r>
+      <w:proofErr w:type="spellEnd"/>
       <w:r>
         <w:rPr>
           <w:rFonts w:ascii="Hyundai Sans Text" w:hAnsi="Hyundai Sans Text" w:cs="Arial"/>
@@ -709,21 +1522,40 @@
         </w:rPr>
         <w:t xml:space="preserve">  </w:t>
       </w:r>
+      <w:proofErr w:type="spellStart"/>
       <w:r>
         <w:rPr>
           <w:rFonts w:ascii="Hyundai Sans Text" w:hAnsi="Hyundai Sans Text" w:cs="Arial"/>
           <w:sz w:val="22"/>
           <w:szCs w:val="22"/>
-          <w:lang w:val="vi-VN"/>
-        </w:rPr>
-        <w:t>Tài khoản</w:t>
-      </w:r>
+        </w:rPr>
+        <w:t>Tài</w:t>
+      </w:r>
+      <w:proofErr w:type="spellEnd"/>
       <w:r>
         <w:rPr>
           <w:rFonts w:ascii="Hyundai Sans Text" w:hAnsi="Hyundai Sans Text" w:cs="Arial"/>
           <w:sz w:val="22"/>
           <w:szCs w:val="22"/>
         </w:rPr>
+        <w:t xml:space="preserve"> </w:t>
+      </w:r>
+      <w:proofErr w:type="spellStart"/>
+      <w:r>
+        <w:rPr>
+          <w:rFonts w:ascii="Hyundai Sans Text" w:hAnsi="Hyundai Sans Text" w:cs="Arial"/>
+          <w:sz w:val="22"/>
+          <w:szCs w:val="22"/>
+        </w:rPr>
+        <w:t>khoản</w:t>
+      </w:r>
+      <w:proofErr w:type="spellEnd"/>
+      <w:r>
+        <w:rPr>
+          <w:rFonts w:ascii="Hyundai Sans Text" w:hAnsi="Hyundai Sans Text" w:cs="Arial"/>
+          <w:sz w:val="22"/>
+          <w:szCs w:val="22"/>
+        </w:rPr>
         <w:t xml:space="preserve"> (1)</w:t>
       </w:r>
       <w:r>
@@ -733,7 +1565,133 @@
           <w:szCs w:val="22"/>
         </w:rPr>
         <w:tab/>
-        <w:t>: 54 0000 68 66666  - Tại ngân hàng TMCP Xăng dầu ( Petrolimex) - CN An Giang</w:t>
+        <w:t xml:space="preserve">: 54 0000 68 66666  - </w:t>
+      </w:r>
+      <w:proofErr w:type="spellStart"/>
+      <w:r>
+        <w:rPr>
+          <w:rFonts w:ascii="Hyundai Sans Text" w:hAnsi="Hyundai Sans Text" w:cs="Arial"/>
+          <w:sz w:val="22"/>
+          <w:szCs w:val="22"/>
+        </w:rPr>
+        <w:t>Tại</w:t>
+      </w:r>
+      <w:proofErr w:type="spellEnd"/>
+      <w:r>
+        <w:rPr>
+          <w:rFonts w:ascii="Hyundai Sans Text" w:hAnsi="Hyundai Sans Text" w:cs="Arial"/>
+          <w:sz w:val="22"/>
+          <w:szCs w:val="22"/>
+        </w:rPr>
+        <w:t xml:space="preserve"> </w:t>
+      </w:r>
+      <w:proofErr w:type="spellStart"/>
+      <w:r>
+        <w:rPr>
+          <w:rFonts w:ascii="Hyundai Sans Text" w:hAnsi="Hyundai Sans Text" w:cs="Arial"/>
+          <w:sz w:val="22"/>
+          <w:szCs w:val="22"/>
+        </w:rPr>
+        <w:t>ngân</w:t>
+      </w:r>
+      <w:proofErr w:type="spellEnd"/>
+      <w:r>
+        <w:rPr>
+          <w:rFonts w:ascii="Hyundai Sans Text" w:hAnsi="Hyundai Sans Text" w:cs="Arial"/>
+          <w:sz w:val="22"/>
+          <w:szCs w:val="22"/>
+        </w:rPr>
+        <w:t xml:space="preserve"> </w:t>
+      </w:r>
+      <w:proofErr w:type="spellStart"/>
+      <w:r>
+        <w:rPr>
+          <w:rFonts w:ascii="Hyundai Sans Text" w:hAnsi="Hyundai Sans Text" w:cs="Arial"/>
+          <w:sz w:val="22"/>
+          <w:szCs w:val="22"/>
+        </w:rPr>
+        <w:t>hàng</w:t>
+      </w:r>
+      <w:proofErr w:type="spellEnd"/>
+      <w:r>
+        <w:rPr>
+          <w:rFonts w:ascii="Hyundai Sans Text" w:hAnsi="Hyundai Sans Text" w:cs="Arial"/>
+          <w:sz w:val="22"/>
+          <w:szCs w:val="22"/>
+        </w:rPr>
+        <w:t xml:space="preserve"> TMCP </w:t>
+      </w:r>
+      <w:proofErr w:type="spellStart"/>
+      <w:r>
+        <w:rPr>
+          <w:rFonts w:ascii="Hyundai Sans Text" w:hAnsi="Hyundai Sans Text" w:cs="Arial"/>
+          <w:sz w:val="22"/>
+          <w:szCs w:val="22"/>
+        </w:rPr>
+        <w:t>Thịnh</w:t>
+      </w:r>
+      <w:proofErr w:type="spellEnd"/>
+      <w:r>
+        <w:rPr>
+          <w:rFonts w:ascii="Hyundai Sans Text" w:hAnsi="Hyundai Sans Text" w:cs="Arial"/>
+          <w:sz w:val="22"/>
+          <w:szCs w:val="22"/>
+        </w:rPr>
+        <w:t xml:space="preserve"> </w:t>
+      </w:r>
+      <w:proofErr w:type="spellStart"/>
+      <w:r>
+        <w:rPr>
+          <w:rFonts w:ascii="Hyundai Sans Text" w:hAnsi="Hyundai Sans Text" w:cs="Arial"/>
+          <w:sz w:val="22"/>
+          <w:szCs w:val="22"/>
+        </w:rPr>
+        <w:t>vượng</w:t>
+      </w:r>
+      <w:proofErr w:type="spellEnd"/>
+      <w:r>
+        <w:rPr>
+          <w:rFonts w:ascii="Hyundai Sans Text" w:hAnsi="Hyundai Sans Text" w:cs="Arial"/>
+          <w:sz w:val="22"/>
+          <w:szCs w:val="22"/>
+        </w:rPr>
+        <w:t xml:space="preserve"> và </w:t>
+      </w:r>
+      <w:proofErr w:type="spellStart"/>
+      <w:r>
+        <w:rPr>
+          <w:rFonts w:ascii="Hyundai Sans Text" w:hAnsi="Hyundai Sans Text" w:cs="Arial"/>
+          <w:sz w:val="22"/>
+          <w:szCs w:val="22"/>
+        </w:rPr>
+        <w:t>Phát</w:t>
+      </w:r>
+      <w:proofErr w:type="spellEnd"/>
+      <w:r>
+        <w:rPr>
+          <w:rFonts w:ascii="Hyundai Sans Text" w:hAnsi="Hyundai Sans Text" w:cs="Arial"/>
+          <w:sz w:val="22"/>
+          <w:szCs w:val="22"/>
+        </w:rPr>
+        <w:t xml:space="preserve"> </w:t>
+      </w:r>
+      <w:proofErr w:type="spellStart"/>
+      <w:r>
+        <w:rPr>
+          <w:rFonts w:ascii="Hyundai Sans Text" w:hAnsi="Hyundai Sans Text" w:cs="Arial"/>
+          <w:sz w:val="22"/>
+          <w:szCs w:val="22"/>
+        </w:rPr>
+        <w:t>triển</w:t>
+      </w:r>
+      <w:proofErr w:type="spellEnd"/>
+      <w:r>
+        <w:rPr>
+          <w:rFonts w:ascii="Hyundai Sans Text" w:hAnsi="Hyundai Sans Text" w:cs="Arial"/>
+          <w:sz w:val="22"/>
+          <w:szCs w:val="22"/>
+        </w:rPr>
+        <w:t xml:space="preserve"> - CN An Giang</w:t>
       </w:r>
     </w:p>
     <w:p>
@@ -758,21 +1716,40 @@
         </w:rPr>
         <w:t xml:space="preserve">  </w:t>
       </w:r>
+      <w:proofErr w:type="spellStart"/>
       <w:r>
         <w:rPr>
           <w:rFonts w:ascii="Hyundai Sans Text" w:hAnsi="Hyundai Sans Text" w:cs="Arial"/>
           <w:sz w:val="22"/>
           <w:szCs w:val="22"/>
-          <w:lang w:val="vi-VN"/>
-        </w:rPr>
-        <w:t>Tài khoản</w:t>
-      </w:r>
+        </w:rPr>
+        <w:t>Tài</w:t>
+      </w:r>
+      <w:proofErr w:type="spellEnd"/>
       <w:r>
         <w:rPr>
           <w:rFonts w:ascii="Hyundai Sans Text" w:hAnsi="Hyundai Sans Text" w:cs="Arial"/>
           <w:sz w:val="22"/>
           <w:szCs w:val="22"/>
         </w:rPr>
+        <w:t xml:space="preserve"> </w:t>
+      </w:r>
+      <w:proofErr w:type="spellStart"/>
+      <w:r>
+        <w:rPr>
+          <w:rFonts w:ascii="Hyundai Sans Text" w:hAnsi="Hyundai Sans Text" w:cs="Arial"/>
+          <w:sz w:val="22"/>
+          <w:szCs w:val="22"/>
+        </w:rPr>
+        <w:t>khoản</w:t>
+      </w:r>
+      <w:proofErr w:type="spellEnd"/>
+      <w:r>
+        <w:rPr>
+          <w:rFonts w:ascii="Hyundai Sans Text" w:hAnsi="Hyundai Sans Text" w:cs="Arial"/>
+          <w:sz w:val="22"/>
+          <w:szCs w:val="22"/>
+        </w:rPr>
         <w:t xml:space="preserve"> (2)</w:t>
       </w:r>
       <w:r>
@@ -782,7 +1759,97 @@
           <w:szCs w:val="22"/>
         </w:rPr>
         <w:tab/>
-        <w:t>: 1186 4284 6666  -  Tại ngân hàng Công thương  (Vietinbank) - CN An Giang</w:t>
+        <w:t xml:space="preserve">: 3578 999 999 - </w:t>
+      </w:r>
+      <w:proofErr w:type="spellStart"/>
+      <w:r>
+        <w:rPr>
+          <w:rFonts w:ascii="Hyundai Sans Text" w:hAnsi="Hyundai Sans Text" w:cs="Arial"/>
+          <w:sz w:val="22"/>
+          <w:szCs w:val="22"/>
+        </w:rPr>
+        <w:t>Ngân</w:t>
+      </w:r>
+      <w:proofErr w:type="spellEnd"/>
+      <w:r>
+        <w:rPr>
+          <w:rFonts w:ascii="Hyundai Sans Text" w:hAnsi="Hyundai Sans Text" w:cs="Arial"/>
+          <w:sz w:val="22"/>
+          <w:szCs w:val="22"/>
+        </w:rPr>
+        <w:t xml:space="preserve"> </w:t>
+      </w:r>
+      <w:proofErr w:type="spellStart"/>
+      <w:r>
+        <w:rPr>
+          <w:rFonts w:ascii="Hyundai Sans Text" w:hAnsi="Hyundai Sans Text" w:cs="Arial"/>
+          <w:sz w:val="22"/>
+          <w:szCs w:val="22"/>
+        </w:rPr>
+        <w:t>Hàng</w:t>
+      </w:r>
+      <w:proofErr w:type="spellEnd"/>
+      <w:r>
+        <w:rPr>
+          <w:rFonts w:ascii="Hyundai Sans Text" w:hAnsi="Hyundai Sans Text" w:cs="Arial"/>
+          <w:sz w:val="22"/>
+          <w:szCs w:val="22"/>
+        </w:rPr>
+        <w:t xml:space="preserve"> TMCP </w:t>
+      </w:r>
+      <w:proofErr w:type="spellStart"/>
+      <w:r>
+        <w:rPr>
+          <w:rFonts w:ascii="Hyundai Sans Text" w:hAnsi="Hyundai Sans Text" w:cs="Arial"/>
+          <w:sz w:val="22"/>
+          <w:szCs w:val="22"/>
+        </w:rPr>
+        <w:t>Việt</w:t>
+      </w:r>
+      <w:proofErr w:type="spellEnd"/>
+      <w:r>
+        <w:rPr>
+          <w:rFonts w:ascii="Hyundai Sans Text" w:hAnsi="Hyundai Sans Text" w:cs="Arial"/>
+          <w:sz w:val="22"/>
+          <w:szCs w:val="22"/>
+        </w:rPr>
+        <w:t xml:space="preserve"> Nam </w:t>
+      </w:r>
+      <w:proofErr w:type="spellStart"/>
+      <w:r>
+        <w:rPr>
+          <w:rFonts w:ascii="Hyundai Sans Text" w:hAnsi="Hyundai Sans Text" w:cs="Arial"/>
+          <w:sz w:val="22"/>
+          <w:szCs w:val="22"/>
+        </w:rPr>
+        <w:t>Thịnh</w:t>
+      </w:r>
+      <w:proofErr w:type="spellEnd"/>
+      <w:r>
+        <w:rPr>
+          <w:rFonts w:ascii="Hyundai Sans Text" w:hAnsi="Hyundai Sans Text" w:cs="Arial"/>
+          <w:sz w:val="22"/>
+          <w:szCs w:val="22"/>
+        </w:rPr>
+        <w:t xml:space="preserve"> </w:t>
+      </w:r>
+      <w:proofErr w:type="spellStart"/>
+      <w:r>
+        <w:rPr>
+          <w:rFonts w:ascii="Hyundai Sans Text" w:hAnsi="Hyundai Sans Text" w:cs="Arial"/>
+          <w:sz w:val="22"/>
+          <w:szCs w:val="22"/>
+        </w:rPr>
+        <w:t>Vượng</w:t>
+      </w:r>
+      <w:proofErr w:type="spellEnd"/>
+      <w:r>
+        <w:rPr>
+          <w:rFonts w:ascii="Hyundai Sans Text" w:hAnsi="Hyundai Sans Text" w:cs="Arial"/>
+          <w:sz w:val="22"/>
+          <w:szCs w:val="22"/>
+        </w:rPr>
+        <w:t xml:space="preserve"> – VP Bank</w:t>
       </w:r>
     </w:p>
     <w:p>
@@ -807,21 +1874,40 @@
         </w:rPr>
         <w:t xml:space="preserve">  </w:t>
       </w:r>
+      <w:proofErr w:type="spellStart"/>
       <w:r>
         <w:rPr>
           <w:rFonts w:ascii="Hyundai Sans Text" w:hAnsi="Hyundai Sans Text" w:cs="Arial"/>
           <w:sz w:val="22"/>
           <w:szCs w:val="22"/>
-          <w:lang w:val="vi-VN"/>
-        </w:rPr>
-        <w:t>Tài khoản</w:t>
-      </w:r>
+        </w:rPr>
+        <w:t>Tài</w:t>
+      </w:r>
+      <w:proofErr w:type="spellEnd"/>
       <w:r>
         <w:rPr>
           <w:rFonts w:ascii="Hyundai Sans Text" w:hAnsi="Hyundai Sans Text" w:cs="Arial"/>
           <w:sz w:val="22"/>
           <w:szCs w:val="22"/>
         </w:rPr>
+        <w:t xml:space="preserve"> </w:t>
+      </w:r>
+      <w:proofErr w:type="spellStart"/>
+      <w:r>
+        <w:rPr>
+          <w:rFonts w:ascii="Hyundai Sans Text" w:hAnsi="Hyundai Sans Text" w:cs="Arial"/>
+          <w:sz w:val="22"/>
+          <w:szCs w:val="22"/>
+        </w:rPr>
+        <w:t>khoản</w:t>
+      </w:r>
+      <w:proofErr w:type="spellEnd"/>
+      <w:r>
+        <w:rPr>
+          <w:rFonts w:ascii="Hyundai Sans Text" w:hAnsi="Hyundai Sans Text" w:cs="Arial"/>
+          <w:sz w:val="22"/>
+          <w:szCs w:val="22"/>
+        </w:rPr>
         <w:t xml:space="preserve"> (3)</w:t>
       </w:r>
       <w:r>
@@ -831,7 +1917,113 @@
           <w:szCs w:val="22"/>
         </w:rPr>
         <w:tab/>
-        <w:t>: 7011 0000 465 200  -  Tại NH TMCP Đầu tư và Phát triển VN (BIDV) - CN An Giang</w:t>
+        <w:t>:</w:t>
+      </w:r>
+      <w:r>
+        <w:rPr>
+          <w:rFonts w:ascii="Hyundai Sans Text" w:hAnsi="Hyundai Sans Text" w:cs="Arial"/>
+          <w:sz w:val="22"/>
+          <w:szCs w:val="22"/>
+        </w:rPr>
+        <w:t xml:space="preserve"> </w:t>
+      </w:r>
+      <w:r>
+        <w:rPr>
+          <w:rFonts w:ascii="Hyundai Sans Text" w:hAnsi="Hyundai Sans Text" w:cs="Arial"/>
+          <w:sz w:val="22"/>
+          <w:szCs w:val="22"/>
+        </w:rPr>
+        <w:t xml:space="preserve">1352 999 999 - </w:t>
+      </w:r>
+      <w:proofErr w:type="spellStart"/>
+      <w:r>
+        <w:rPr>
+          <w:rFonts w:ascii="Hyundai Sans Text" w:hAnsi="Hyundai Sans Text" w:cs="Arial"/>
+          <w:sz w:val="22"/>
+          <w:szCs w:val="22"/>
+        </w:rPr>
+        <w:t>Tại</w:t>
+      </w:r>
+      <w:proofErr w:type="spellEnd"/>
+      <w:r>
+        <w:rPr>
+          <w:rFonts w:ascii="Hyundai Sans Text" w:hAnsi="Hyundai Sans Text" w:cs="Arial"/>
+          <w:sz w:val="22"/>
+          <w:szCs w:val="22"/>
+        </w:rPr>
+        <w:t xml:space="preserve"> NH TMCP </w:t>
+      </w:r>
+      <w:proofErr w:type="spellStart"/>
+      <w:r>
+        <w:rPr>
+          <w:rFonts w:ascii="Hyundai Sans Text" w:hAnsi="Hyundai Sans Text" w:cs="Arial"/>
+          <w:sz w:val="22"/>
+          <w:szCs w:val="22"/>
+        </w:rPr>
+        <w:t>Ngoại</w:t>
+      </w:r>
+      <w:proofErr w:type="spellEnd"/>
+      <w:r>
+        <w:rPr>
+          <w:rFonts w:ascii="Hyundai Sans Text" w:hAnsi="Hyundai Sans Text" w:cs="Arial"/>
+          <w:sz w:val="22"/>
+          <w:szCs w:val="22"/>
+        </w:rPr>
+        <w:t xml:space="preserve"> </w:t>
+      </w:r>
+      <w:proofErr w:type="spellStart"/>
+      <w:r>
+        <w:rPr>
+          <w:rFonts w:ascii="Hyundai Sans Text" w:hAnsi="Hyundai Sans Text" w:cs="Arial"/>
+          <w:sz w:val="22"/>
+          <w:szCs w:val="22"/>
+        </w:rPr>
+        <w:t>thương</w:t>
+      </w:r>
+      <w:proofErr w:type="spellEnd"/>
+      <w:r>
+        <w:rPr>
+          <w:rFonts w:ascii="Hyundai Sans Text" w:hAnsi="Hyundai Sans Text" w:cs="Arial"/>
+          <w:sz w:val="22"/>
+          <w:szCs w:val="22"/>
+        </w:rPr>
+        <w:t xml:space="preserve"> </w:t>
+      </w:r>
+      <w:proofErr w:type="spellStart"/>
+      <w:r>
+        <w:rPr>
+          <w:rFonts w:ascii="Hyundai Sans Text" w:hAnsi="Hyundai Sans Text" w:cs="Arial"/>
+          <w:sz w:val="22"/>
+          <w:szCs w:val="22"/>
+        </w:rPr>
+        <w:t>Việt</w:t>
+      </w:r>
+      <w:proofErr w:type="spellEnd"/>
+      <w:r>
+        <w:rPr>
+          <w:rFonts w:ascii="Hyundai Sans Text" w:hAnsi="Hyundai Sans Text" w:cs="Arial"/>
+          <w:sz w:val="22"/>
+          <w:szCs w:val="22"/>
+        </w:rPr>
+        <w:t xml:space="preserve"> Nam (</w:t>
+      </w:r>
+      <w:proofErr w:type="spellStart"/>
+      <w:r>
+        <w:rPr>
+          <w:rFonts w:ascii="Hyundai Sans Text" w:hAnsi="Hyundai Sans Text" w:cs="Arial"/>
+          <w:sz w:val="22"/>
+          <w:szCs w:val="22"/>
+        </w:rPr>
+        <w:t>Vietcombank</w:t>
+      </w:r>
+      <w:proofErr w:type="spellEnd"/>
+      <w:r>
+        <w:rPr>
+          <w:rFonts w:ascii="Hyundai Sans Text" w:hAnsi="Hyundai Sans Text" w:cs="Arial"/>
+          <w:sz w:val="22"/>
+          <w:szCs w:val="22"/>
+        </w:rPr>
+        <w:t>) - CN An Giang</w:t>
       </w:r>
     </w:p>
     <w:p>
@@ -843,64 +2035,6 @@
         <w:contextualSpacing/>
         <w:jc w:val="both"/>
         <w:rPr>
-          <w:rFonts w:ascii="Hyundai Sans Text" w:hAnsi="Hyundai Sans Text" w:cs="Arial"/>
-          <w:sz w:val="22"/>
-          <w:szCs w:val="22"/>
-        </w:rPr>
-      </w:pPr>
-      <w:r>
-        <w:rPr>
-          <w:rFonts w:ascii="Hyundai Sans Text" w:hAnsi="Hyundai Sans Text" w:cs="Arial"/>
-          <w:sz w:val="22"/>
-          <w:szCs w:val="22"/>
-        </w:rPr>
-        <w:t xml:space="preserve">  </w:t>
-      </w:r>
-      <w:r>
-        <w:rPr>
-          <w:rFonts w:ascii="Hyundai Sans Text" w:hAnsi="Hyundai Sans Text" w:cs="Arial"/>
-          <w:sz w:val="22"/>
-          <w:szCs w:val="22"/>
-          <w:lang w:val="vi-VN"/>
-        </w:rPr>
-        <w:t>Tài khoản</w:t>
-      </w:r>
-      <w:r>
-        <w:rPr>
-          <w:rFonts w:ascii="Hyundai Sans Text" w:hAnsi="Hyundai Sans Text" w:cs="Arial"/>
-          <w:sz w:val="22"/>
-          <w:szCs w:val="22"/>
-        </w:rPr>
-        <w:t xml:space="preserve"> (4)</w:t>
-      </w:r>
-      <w:r>
-        <w:rPr>
-          <w:rFonts w:ascii="Hyundai Sans Text" w:hAnsi="Hyundai Sans Text" w:cs="Arial"/>
-          <w:sz w:val="22"/>
-          <w:szCs w:val="22"/>
-        </w:rPr>
-        <w:tab/>
-        <w:t xml:space="preserve">: 1352 999 999  </w:t>
-      </w:r>
-      <w:r>
-        <w:rPr>
-          <w:rFonts w:ascii="Hyundai Sans Text" w:hAnsi="Hyundai Sans Text" w:cs="Arial"/>
-          <w:spacing w:val="-6"/>
-          <w:sz w:val="22"/>
-          <w:szCs w:val="22"/>
-        </w:rPr>
-        <w:t>-  Tại NH TMCP Ngoại thương Việt Nam (Vietcombank) - CN An Giang</w:t>
-      </w:r>
-    </w:p>
-    <w:p>
-      <w:pPr>
-        <w:tabs>
-          <w:tab w:val="left" w:pos="1800"/>
-        </w:tabs>
-        <w:spacing w:before="60"/>
-        <w:contextualSpacing/>
-        <w:jc w:val="both"/>
-        <w:rPr>
           <w:rFonts w:ascii="TCM Pro" w:hAnsi="TCM Pro" w:cs="Arial"/>
           <w:sz w:val="22"/>
           <w:szCs w:val="22"/>
@@ -937,8 +2071,36 @@
           <w:sz w:val="22"/>
           <w:szCs w:val="22"/>
         </w:rPr>
-        <w:t xml:space="preserve">          ; Điện thoại</w:t>
-      </w:r>
+        <w:t xml:space="preserve">          ; </w:t>
+      </w:r>
+      <w:proofErr w:type="spellStart"/>
+      <w:r>
+        <w:rPr>
+          <w:rFonts w:ascii="TCM Pro" w:hAnsi="TCM Pro" w:cs="Arial"/>
+          <w:sz w:val="22"/>
+          <w:szCs w:val="22"/>
+        </w:rPr>
+        <w:t>Điện</w:t>
+      </w:r>
+      <w:proofErr w:type="spellEnd"/>
+      <w:r>
+        <w:rPr>
+          <w:rFonts w:ascii="TCM Pro" w:hAnsi="TCM Pro" w:cs="Arial"/>
+          <w:sz w:val="22"/>
+          <w:szCs w:val="22"/>
+        </w:rPr>
+        <w:t xml:space="preserve"> </w:t>
+      </w:r>
+      <w:proofErr w:type="spellStart"/>
+      <w:r>
+        <w:rPr>
+          <w:rFonts w:ascii="TCM Pro" w:hAnsi="TCM Pro" w:cs="Arial"/>
+          <w:sz w:val="22"/>
+          <w:szCs w:val="22"/>
+        </w:rPr>
+        <w:t>thoại</w:t>
+      </w:r>
+      <w:proofErr w:type="spellEnd"/>
       <w:r>
         <w:rPr>
           <w:rFonts w:ascii="TCM Pro" w:hAnsi="TCM Pro" w:cs="Arial"/>
@@ -953,7 +2115,25 @@
           <w:sz w:val="22"/>
           <w:szCs w:val="22"/>
         </w:rPr>
-        <w:t>${salePhone}</w:t>
+        <w:t>${</w:t>
+      </w:r>
+      <w:proofErr w:type="spellStart"/>
+      <w:r>
+        <w:rPr>
+          <w:rFonts w:ascii="TCM Pro" w:hAnsi="TCM Pro" w:cs="Arial"/>
+          <w:sz w:val="22"/>
+          <w:szCs w:val="22"/>
+        </w:rPr>
+        <w:t>salePhone</w:t>
+      </w:r>
+      <w:proofErr w:type="spellEnd"/>
+      <w:r>
+        <w:rPr>
+          <w:rFonts w:ascii="TCM Pro" w:hAnsi="TCM Pro" w:cs="Arial"/>
+          <w:sz w:val="22"/>
+          <w:szCs w:val="22"/>
+        </w:rPr>
+        <w:t>}</w:t>
       </w:r>
     </w:p>
     <w:p>
@@ -1077,7 +2257,25 @@
           <w:sz w:val="22"/>
           <w:szCs w:val="22"/>
         </w:rPr>
-        <w:t>${diaChi}</w:t>
+        <w:t>${</w:t>
+      </w:r>
+      <w:proofErr w:type="spellStart"/>
+      <w:r>
+        <w:rPr>
+          <w:rFonts w:ascii="TCM Pro" w:hAnsi="TCM Pro" w:cs="Arial"/>
+          <w:sz w:val="22"/>
+          <w:szCs w:val="22"/>
+        </w:rPr>
+        <w:t>diaChi</w:t>
+      </w:r>
+      <w:proofErr w:type="spellEnd"/>
+      <w:r>
+        <w:rPr>
+          <w:rFonts w:ascii="TCM Pro" w:hAnsi="TCM Pro" w:cs="Arial"/>
+          <w:sz w:val="22"/>
+          <w:szCs w:val="22"/>
+        </w:rPr>
+        <w:t>}</w:t>
       </w:r>
     </w:p>
     <w:p>
@@ -1134,7 +2332,25 @@
           <w:sz w:val="22"/>
           <w:szCs w:val="22"/>
         </w:rPr>
-        <w:t>${dienThoai}</w:t>
+        <w:t>${</w:t>
+      </w:r>
+      <w:proofErr w:type="spellStart"/>
+      <w:r>
+        <w:rPr>
+          <w:rFonts w:ascii="TCM Pro" w:hAnsi="TCM Pro" w:cs="Arial"/>
+          <w:sz w:val="22"/>
+          <w:szCs w:val="22"/>
+        </w:rPr>
+        <w:t>dienThoai</w:t>
+      </w:r>
+      <w:proofErr w:type="spellEnd"/>
+      <w:r>
+        <w:rPr>
+          <w:rFonts w:ascii="TCM Pro" w:hAnsi="TCM Pro" w:cs="Arial"/>
+          <w:sz w:val="22"/>
+          <w:szCs w:val="22"/>
+        </w:rPr>
+        <w:t>}</w:t>
       </w:r>
     </w:p>
     <w:p>
@@ -1150,14 +2366,52 @@
           <w:szCs w:val="22"/>
         </w:rPr>
       </w:pPr>
-      <w:r>
-        <w:rPr>
-          <w:rFonts w:ascii="TCM Pro" w:hAnsi="TCM Pro" w:cs="Arial"/>
-          <w:sz w:val="22"/>
-          <w:szCs w:val="22"/>
-        </w:rPr>
-        <w:t>Mã số thuế</w:t>
-      </w:r>
+      <w:proofErr w:type="spellStart"/>
+      <w:r>
+        <w:rPr>
+          <w:rFonts w:ascii="TCM Pro" w:hAnsi="TCM Pro" w:cs="Arial"/>
+          <w:sz w:val="22"/>
+          <w:szCs w:val="22"/>
+        </w:rPr>
+        <w:t>Mã</w:t>
+      </w:r>
+      <w:proofErr w:type="spellEnd"/>
+      <w:r>
+        <w:rPr>
+          <w:rFonts w:ascii="TCM Pro" w:hAnsi="TCM Pro" w:cs="Arial"/>
+          <w:sz w:val="22"/>
+          <w:szCs w:val="22"/>
+        </w:rPr>
+        <w:t xml:space="preserve"> </w:t>
+      </w:r>
+      <w:proofErr w:type="spellStart"/>
+      <w:r>
+        <w:rPr>
+          <w:rFonts w:ascii="TCM Pro" w:hAnsi="TCM Pro" w:cs="Arial"/>
+          <w:sz w:val="22"/>
+          <w:szCs w:val="22"/>
+        </w:rPr>
+        <w:t>số</w:t>
+      </w:r>
+      <w:proofErr w:type="spellEnd"/>
+      <w:r>
+        <w:rPr>
+          <w:rFonts w:ascii="TCM Pro" w:hAnsi="TCM Pro" w:cs="Arial"/>
+          <w:sz w:val="22"/>
+          <w:szCs w:val="22"/>
+        </w:rPr>
+        <w:t xml:space="preserve"> </w:t>
+      </w:r>
+      <w:proofErr w:type="spellStart"/>
+      <w:r>
+        <w:rPr>
+          <w:rFonts w:ascii="TCM Pro" w:hAnsi="TCM Pro" w:cs="Arial"/>
+          <w:sz w:val="22"/>
+          <w:szCs w:val="22"/>
+        </w:rPr>
+        <w:t>thuế</w:t>
+      </w:r>
+      <w:proofErr w:type="spellEnd"/>
       <w:r>
         <w:rPr>
           <w:rFonts w:ascii="TCM Pro" w:hAnsi="TCM Pro" w:cs="Arial"/>
@@ -1190,6 +2444,7 @@
         </w:rPr>
         <w:t>${</w:t>
       </w:r>
+      <w:proofErr w:type="spellStart"/>
       <w:r>
         <w:rPr>
           <w:rFonts w:ascii="TCM Pro" w:hAnsi="TCM Pro" w:cs="Arial"/>
@@ -1198,6 +2453,7 @@
         </w:rPr>
         <w:t>mst</w:t>
       </w:r>
+      <w:proofErr w:type="spellEnd"/>
       <w:r>
         <w:rPr>
           <w:rFonts w:ascii="TCM Pro" w:hAnsi="TCM Pro" w:cs="Arial"/>
@@ -1226,8 +2482,36 @@
           <w:sz w:val="22"/>
           <w:szCs w:val="22"/>
         </w:rPr>
-        <w:t>Do Ông/ Bà</w:t>
-      </w:r>
+        <w:t xml:space="preserve">Do </w:t>
+      </w:r>
+      <w:proofErr w:type="spellStart"/>
+      <w:r>
+        <w:rPr>
+          <w:rFonts w:ascii="TCM Pro" w:hAnsi="TCM Pro" w:cs="Arial"/>
+          <w:sz w:val="22"/>
+          <w:szCs w:val="22"/>
+        </w:rPr>
+        <w:t>Ông</w:t>
+      </w:r>
+      <w:proofErr w:type="spellEnd"/>
+      <w:r>
+        <w:rPr>
+          <w:rFonts w:ascii="TCM Pro" w:hAnsi="TCM Pro" w:cs="Arial"/>
+          <w:sz w:val="22"/>
+          <w:szCs w:val="22"/>
+        </w:rPr>
+        <w:t xml:space="preserve">/ </w:t>
+      </w:r>
+      <w:proofErr w:type="spellStart"/>
+      <w:r>
+        <w:rPr>
+          <w:rFonts w:ascii="TCM Pro" w:hAnsi="TCM Pro" w:cs="Arial"/>
+          <w:sz w:val="22"/>
+          <w:szCs w:val="22"/>
+        </w:rPr>
+        <w:t>Bà</w:t>
+      </w:r>
+      <w:proofErr w:type="spellEnd"/>
       <w:r>
         <w:rPr>
           <w:rFonts w:ascii="TCM Pro" w:hAnsi="TCM Pro" w:cs="Arial"/>
@@ -1250,32 +2534,142 @@
           <w:sz w:val="22"/>
           <w:szCs w:val="22"/>
         </w:rPr>
-        <w:t>${tenDaiDien}</w:t>
-      </w:r>
-      <w:r>
-        <w:rPr>
-          <w:rFonts w:ascii="TCM Pro" w:hAnsi="TCM Pro" w:cs="Arial"/>
-          <w:sz w:val="22"/>
-          <w:szCs w:val="22"/>
-        </w:rPr>
-        <w:t xml:space="preserve">        Chức vụ: ${chucVu}</w:t>
-      </w:r>
-      <w:r>
-        <w:rPr>
-          <w:rFonts w:ascii="TCM Pro" w:hAnsi="TCM Pro" w:cs="Arial"/>
-          <w:sz w:val="22"/>
-          <w:szCs w:val="22"/>
-        </w:rPr>
-        <w:t xml:space="preserve"> </w:t>
-      </w:r>
-      <w:r>
-        <w:rPr>
-          <w:rFonts w:ascii="TCM Pro" w:hAnsi="TCM Pro" w:cs="Arial"/>
-          <w:sz w:val="22"/>
-          <w:szCs w:val="22"/>
-        </w:rPr>
-        <w:t>làm đại diện</w:t>
-      </w:r>
+        <w:t>${</w:t>
+      </w:r>
+      <w:proofErr w:type="spellStart"/>
+      <w:r>
+        <w:rPr>
+          <w:rFonts w:ascii="TCM Pro" w:hAnsi="TCM Pro" w:cs="Arial"/>
+          <w:sz w:val="22"/>
+          <w:szCs w:val="22"/>
+        </w:rPr>
+        <w:t>tenDaiDien</w:t>
+      </w:r>
+      <w:proofErr w:type="spellEnd"/>
+      <w:r>
+        <w:rPr>
+          <w:rFonts w:ascii="TCM Pro" w:hAnsi="TCM Pro" w:cs="Arial"/>
+          <w:sz w:val="22"/>
+          <w:szCs w:val="22"/>
+        </w:rPr>
+        <w:t>}</w:t>
+      </w:r>
+      <w:r>
+        <w:rPr>
+          <w:rFonts w:ascii="TCM Pro" w:hAnsi="TCM Pro" w:cs="Arial"/>
+          <w:sz w:val="22"/>
+          <w:szCs w:val="22"/>
+        </w:rPr>
+        <w:t xml:space="preserve">        </w:t>
+      </w:r>
+      <w:proofErr w:type="spellStart"/>
+      <w:r>
+        <w:rPr>
+          <w:rFonts w:ascii="TCM Pro" w:hAnsi="TCM Pro" w:cs="Arial"/>
+          <w:sz w:val="22"/>
+          <w:szCs w:val="22"/>
+        </w:rPr>
+        <w:t>Chức</w:t>
+      </w:r>
+      <w:proofErr w:type="spellEnd"/>
+      <w:r>
+        <w:rPr>
+          <w:rFonts w:ascii="TCM Pro" w:hAnsi="TCM Pro" w:cs="Arial"/>
+          <w:sz w:val="22"/>
+          <w:szCs w:val="22"/>
+        </w:rPr>
+        <w:t xml:space="preserve"> </w:t>
+      </w:r>
+      <w:proofErr w:type="spellStart"/>
+      <w:r>
+        <w:rPr>
+          <w:rFonts w:ascii="TCM Pro" w:hAnsi="TCM Pro" w:cs="Arial"/>
+          <w:sz w:val="22"/>
+          <w:szCs w:val="22"/>
+        </w:rPr>
+        <w:t>vụ</w:t>
+      </w:r>
+      <w:proofErr w:type="spellEnd"/>
+      <w:r>
+        <w:rPr>
+          <w:rFonts w:ascii="TCM Pro" w:hAnsi="TCM Pro" w:cs="Arial"/>
+          <w:sz w:val="22"/>
+          <w:szCs w:val="22"/>
+        </w:rPr>
+        <w:t>: ${</w:t>
+      </w:r>
+      <w:proofErr w:type="spellStart"/>
+      <w:r>
+        <w:rPr>
+          <w:rFonts w:ascii="TCM Pro" w:hAnsi="TCM Pro" w:cs="Arial"/>
+          <w:sz w:val="22"/>
+          <w:szCs w:val="22"/>
+        </w:rPr>
+        <w:t>chucVu</w:t>
+      </w:r>
+      <w:proofErr w:type="spellEnd"/>
+      <w:r>
+        <w:rPr>
+          <w:rFonts w:ascii="TCM Pro" w:hAnsi="TCM Pro" w:cs="Arial"/>
+          <w:sz w:val="22"/>
+          <w:szCs w:val="22"/>
+        </w:rPr>
+        <w:t>}</w:t>
+      </w:r>
+      <w:r>
+        <w:rPr>
+          <w:rFonts w:ascii="TCM Pro" w:hAnsi="TCM Pro" w:cs="Arial"/>
+          <w:sz w:val="22"/>
+          <w:szCs w:val="22"/>
+        </w:rPr>
+        <w:t xml:space="preserve"> </w:t>
+      </w:r>
+      <w:proofErr w:type="spellStart"/>
+      <w:r>
+        <w:rPr>
+          <w:rFonts w:ascii="TCM Pro" w:hAnsi="TCM Pro" w:cs="Arial"/>
+          <w:sz w:val="22"/>
+          <w:szCs w:val="22"/>
+        </w:rPr>
+        <w:t>làm</w:t>
+      </w:r>
+      <w:proofErr w:type="spellEnd"/>
+      <w:r>
+        <w:rPr>
+          <w:rFonts w:ascii="TCM Pro" w:hAnsi="TCM Pro" w:cs="Arial"/>
+          <w:sz w:val="22"/>
+          <w:szCs w:val="22"/>
+        </w:rPr>
+        <w:t xml:space="preserve"> </w:t>
+      </w:r>
+      <w:proofErr w:type="spellStart"/>
+      <w:r>
+        <w:rPr>
+          <w:rFonts w:ascii="TCM Pro" w:hAnsi="TCM Pro" w:cs="Arial"/>
+          <w:sz w:val="22"/>
+          <w:szCs w:val="22"/>
+        </w:rPr>
+        <w:t>đại</w:t>
+      </w:r>
+      <w:proofErr w:type="spellEnd"/>
+      <w:r>
+        <w:rPr>
+          <w:rFonts w:ascii="TCM Pro" w:hAnsi="TCM Pro" w:cs="Arial"/>
+          <w:sz w:val="22"/>
+          <w:szCs w:val="22"/>
+        </w:rPr>
+        <w:t xml:space="preserve"> </w:t>
+      </w:r>
+      <w:proofErr w:type="spellStart"/>
+      <w:r>
+        <w:rPr>
+          <w:rFonts w:ascii="TCM Pro" w:hAnsi="TCM Pro" w:cs="Arial"/>
+          <w:sz w:val="22"/>
+          <w:szCs w:val="22"/>
+        </w:rPr>
+        <w:t>diện</w:t>
+      </w:r>
+      <w:proofErr w:type="spellEnd"/>
     </w:p>
     <w:p>
       <w:pPr>
@@ -1591,7 +2985,29 @@
                 <w:sz w:val="22"/>
                 <w:szCs w:val="22"/>
               </w:rPr>
-              <w:t>${noiDung}</w:t>
+              <w:t>${</w:t>
+            </w:r>
+            <w:proofErr w:type="spellStart"/>
+            <w:r>
+              <w:rPr>
+                <w:rFonts w:ascii="TCM Pro" w:hAnsi="TCM Pro" w:cs="Arial"/>
+                <w:bCs/>
+                <w:iCs/>
+                <w:sz w:val="22"/>
+                <w:szCs w:val="22"/>
+              </w:rPr>
+              <w:t>noiDung</w:t>
+            </w:r>
+            <w:proofErr w:type="spellEnd"/>
+            <w:r>
+              <w:rPr>
+                <w:rFonts w:ascii="TCM Pro" w:hAnsi="TCM Pro" w:cs="Arial"/>
+                <w:bCs/>
+                <w:iCs/>
+                <w:sz w:val="22"/>
+                <w:szCs w:val="22"/>
+              </w:rPr>
+              <w:t>}</w:t>
             </w:r>
           </w:p>
         </w:tc>
@@ -1657,7 +3073,29 @@
                 <w:sz w:val="22"/>
                 <w:szCs w:val="22"/>
               </w:rPr>
-              <w:t>${donGia}</w:t>
+              <w:t>${</w:t>
+            </w:r>
+            <w:proofErr w:type="spellStart"/>
+            <w:r>
+              <w:rPr>
+                <w:rFonts w:ascii="TCM Pro" w:hAnsi="TCM Pro" w:cs="Arial"/>
+                <w:bCs/>
+                <w:iCs/>
+                <w:sz w:val="22"/>
+                <w:szCs w:val="22"/>
+              </w:rPr>
+              <w:t>donGia</w:t>
+            </w:r>
+            <w:proofErr w:type="spellEnd"/>
+            <w:r>
+              <w:rPr>
+                <w:rFonts w:ascii="TCM Pro" w:hAnsi="TCM Pro" w:cs="Arial"/>
+                <w:bCs/>
+                <w:iCs/>
+                <w:sz w:val="22"/>
+                <w:szCs w:val="22"/>
+              </w:rPr>
+              <w:t>}</w:t>
             </w:r>
           </w:p>
         </w:tc>
@@ -1690,7 +3128,29 @@
                 <w:sz w:val="22"/>
                 <w:szCs w:val="22"/>
               </w:rPr>
-              <w:t>${thanhTien}</w:t>
+              <w:t>${</w:t>
+            </w:r>
+            <w:proofErr w:type="spellStart"/>
+            <w:r>
+              <w:rPr>
+                <w:rFonts w:ascii="TCM Pro" w:hAnsi="TCM Pro" w:cs="Arial"/>
+                <w:bCs/>
+                <w:iCs/>
+                <w:sz w:val="22"/>
+                <w:szCs w:val="22"/>
+              </w:rPr>
+              <w:t>thanhTien</w:t>
+            </w:r>
+            <w:proofErr w:type="spellEnd"/>
+            <w:r>
+              <w:rPr>
+                <w:rFonts w:ascii="TCM Pro" w:hAnsi="TCM Pro" w:cs="Arial"/>
+                <w:bCs/>
+                <w:iCs/>
+                <w:sz w:val="22"/>
+                <w:szCs w:val="22"/>
+              </w:rPr>
+              <w:t>}</w:t>
             </w:r>
           </w:p>
         </w:tc>
@@ -1823,6 +3283,7 @@
               </w:rPr>
               <w:t>${</w:t>
             </w:r>
+            <w:proofErr w:type="spellStart"/>
             <w:r>
               <w:rPr>
                 <w:rFonts w:ascii="TCM Pro" w:hAnsi="TCM Pro" w:cs="Arial"/>
@@ -1831,7 +3292,18 @@
                 <w:sz w:val="22"/>
                 <w:szCs w:val="22"/>
               </w:rPr>
-              <w:t>phuKien}</w:t>
+              <w:t>phuKien</w:t>
+            </w:r>
+            <w:proofErr w:type="spellEnd"/>
+            <w:r>
+              <w:rPr>
+                <w:rFonts w:ascii="TCM Pro" w:hAnsi="TCM Pro" w:cs="Arial"/>
+                <w:bCs/>
+                <w:iCs/>
+                <w:sz w:val="22"/>
+                <w:szCs w:val="22"/>
+              </w:rPr>
+              <w:t>}</w:t>
             </w:r>
           </w:p>
         </w:tc>
@@ -1864,7 +3336,29 @@
                 <w:sz w:val="22"/>
                 <w:szCs w:val="22"/>
               </w:rPr>
-              <w:t>${giaPhuKien}</w:t>
+              <w:t>${</w:t>
+            </w:r>
+            <w:proofErr w:type="spellStart"/>
+            <w:r>
+              <w:rPr>
+                <w:rFonts w:ascii="TCM Pro" w:hAnsi="TCM Pro" w:cs="Arial"/>
+                <w:bCs/>
+                <w:iCs/>
+                <w:sz w:val="22"/>
+                <w:szCs w:val="22"/>
+              </w:rPr>
+              <w:t>giaPhuKien</w:t>
+            </w:r>
+            <w:proofErr w:type="spellEnd"/>
+            <w:r>
+              <w:rPr>
+                <w:rFonts w:ascii="TCM Pro" w:hAnsi="TCM Pro" w:cs="Arial"/>
+                <w:bCs/>
+                <w:iCs/>
+                <w:sz w:val="22"/>
+                <w:szCs w:val="22"/>
+              </w:rPr>
+              <w:t>}</w:t>
             </w:r>
           </w:p>
         </w:tc>
@@ -1923,6 +3417,7 @@
                 <w:szCs w:val="22"/>
               </w:rPr>
             </w:pPr>
+            <w:proofErr w:type="spellStart"/>
             <w:r>
               <w:rPr>
                 <w:rFonts w:ascii="TCM Pro" w:hAnsi="TCM Pro" w:cs="Arial"/>
@@ -1932,8 +3427,9 @@
                 <w:sz w:val="22"/>
                 <w:szCs w:val="22"/>
               </w:rPr>
-              <w:t>Tổng cộng</w:t>
+              <w:t>Tổng</w:t>
             </w:r>
+            <w:proofErr w:type="spellEnd"/>
             <w:r>
               <w:rPr>
                 <w:rFonts w:ascii="TCM Pro" w:hAnsi="TCM Pro" w:cs="Arial"/>
@@ -1943,8 +3439,117 @@
                 <w:sz w:val="22"/>
                 <w:szCs w:val="22"/>
               </w:rPr>
-              <w:t xml:space="preserve"> giá trị hợp đồng</w:t>
+              <w:t xml:space="preserve"> </w:t>
             </w:r>
+            <w:proofErr w:type="spellStart"/>
+            <w:r>
+              <w:rPr>
+                <w:rFonts w:ascii="TCM Pro" w:hAnsi="TCM Pro" w:cs="Arial"/>
+                <w:b/>
+                <w:bCs/>
+                <w:iCs/>
+                <w:sz w:val="22"/>
+                <w:szCs w:val="22"/>
+              </w:rPr>
+              <w:t>cộng</w:t>
+            </w:r>
+            <w:proofErr w:type="spellEnd"/>
+            <w:r>
+              <w:rPr>
+                <w:rFonts w:ascii="TCM Pro" w:hAnsi="TCM Pro" w:cs="Arial"/>
+                <w:b/>
+                <w:bCs/>
+                <w:iCs/>
+                <w:sz w:val="22"/>
+                <w:szCs w:val="22"/>
+              </w:rPr>
+              <w:t xml:space="preserve"> </w:t>
+            </w:r>
+            <w:proofErr w:type="spellStart"/>
+            <w:r>
+              <w:rPr>
+                <w:rFonts w:ascii="TCM Pro" w:hAnsi="TCM Pro" w:cs="Arial"/>
+                <w:b/>
+                <w:bCs/>
+                <w:iCs/>
+                <w:sz w:val="22"/>
+                <w:szCs w:val="22"/>
+              </w:rPr>
+              <w:t>giá</w:t>
+            </w:r>
+            <w:proofErr w:type="spellEnd"/>
+            <w:r>
+              <w:rPr>
+                <w:rFonts w:ascii="TCM Pro" w:hAnsi="TCM Pro" w:cs="Arial"/>
+                <w:b/>
+                <w:bCs/>
+                <w:iCs/>
+                <w:sz w:val="22"/>
+                <w:szCs w:val="22"/>
+              </w:rPr>
+              <w:t xml:space="preserve"> </w:t>
+            </w:r>
+            <w:proofErr w:type="spellStart"/>
+            <w:r>
+              <w:rPr>
+                <w:rFonts w:ascii="TCM Pro" w:hAnsi="TCM Pro" w:cs="Arial"/>
+                <w:b/>
+                <w:bCs/>
+                <w:iCs/>
+                <w:sz w:val="22"/>
+                <w:szCs w:val="22"/>
+              </w:rPr>
+              <w:t>trị</w:t>
+            </w:r>
+            <w:proofErr w:type="spellEnd"/>
+            <w:r>
+              <w:rPr>
+                <w:rFonts w:ascii="TCM Pro" w:hAnsi="TCM Pro" w:cs="Arial"/>
+                <w:b/>
+                <w:bCs/>
+                <w:iCs/>
+                <w:sz w:val="22"/>
+                <w:szCs w:val="22"/>
+              </w:rPr>
+              <w:t xml:space="preserve"> </w:t>
+            </w:r>
+            <w:proofErr w:type="spellStart"/>
+            <w:r>
+              <w:rPr>
+                <w:rFonts w:ascii="TCM Pro" w:hAnsi="TCM Pro" w:cs="Arial"/>
+                <w:b/>
+                <w:bCs/>
+                <w:iCs/>
+                <w:sz w:val="22"/>
+                <w:szCs w:val="22"/>
+              </w:rPr>
+              <w:t>hợp</w:t>
+            </w:r>
+            <w:proofErr w:type="spellEnd"/>
+            <w:r>
+              <w:rPr>
+                <w:rFonts w:ascii="TCM Pro" w:hAnsi="TCM Pro" w:cs="Arial"/>
+                <w:b/>
+                <w:bCs/>
+                <w:iCs/>
+                <w:sz w:val="22"/>
+                <w:szCs w:val="22"/>
+              </w:rPr>
+              <w:t xml:space="preserve"> </w:t>
+            </w:r>
+            <w:proofErr w:type="spellStart"/>
+            <w:r>
+              <w:rPr>
+                <w:rFonts w:ascii="TCM Pro" w:hAnsi="TCM Pro" w:cs="Arial"/>
+                <w:b/>
+                <w:bCs/>
+                <w:iCs/>
+                <w:sz w:val="22"/>
+                <w:szCs w:val="22"/>
+              </w:rPr>
+              <w:t>đồng</w:t>
+            </w:r>
+            <w:proofErr w:type="spellEnd"/>
             <w:r>
               <w:rPr>
                 <w:rFonts w:ascii="TCM Pro" w:hAnsi="TCM Pro" w:cs="Arial"/>
@@ -1986,7 +3591,29 @@
                 <w:sz w:val="22"/>
                 <w:szCs w:val="22"/>
               </w:rPr>
-              <w:t>${tongCong}</w:t>
+              <w:t>${</w:t>
+            </w:r>
+            <w:proofErr w:type="spellStart"/>
+            <w:r>
+              <w:rPr>
+                <w:rFonts w:ascii="TCM Pro" w:hAnsi="TCM Pro" w:cs="Arial"/>
+                <w:bCs/>
+                <w:iCs/>
+                <w:sz w:val="22"/>
+                <w:szCs w:val="22"/>
+              </w:rPr>
+              <w:t>tongCong</w:t>
+            </w:r>
+            <w:proofErr w:type="spellEnd"/>
+            <w:r>
+              <w:rPr>
+                <w:rFonts w:ascii="TCM Pro" w:hAnsi="TCM Pro" w:cs="Arial"/>
+                <w:bCs/>
+                <w:iCs/>
+                <w:sz w:val="22"/>
+                <w:szCs w:val="22"/>
+              </w:rPr>
+              <w:t>}</w:t>
             </w:r>
           </w:p>
         </w:tc>
@@ -2023,7 +3650,137 @@
                 <w:sz w:val="22"/>
                 <w:szCs w:val="22"/>
               </w:rPr>
-              <w:t>(Số tiền bằng chữ: ${bangChuTongCong})</w:t>
+              <w:t>(</w:t>
+            </w:r>
+            <w:proofErr w:type="spellStart"/>
+            <w:r>
+              <w:rPr>
+                <w:rFonts w:ascii="TCM Pro" w:hAnsi="TCM Pro" w:cs="Arial"/>
+                <w:b/>
+                <w:bCs/>
+                <w:i/>
+                <w:iCs/>
+                <w:sz w:val="22"/>
+                <w:szCs w:val="22"/>
+              </w:rPr>
+              <w:t>Số</w:t>
+            </w:r>
+            <w:proofErr w:type="spellEnd"/>
+            <w:r>
+              <w:rPr>
+                <w:rFonts w:ascii="TCM Pro" w:hAnsi="TCM Pro" w:cs="Arial"/>
+                <w:b/>
+                <w:bCs/>
+                <w:i/>
+                <w:iCs/>
+                <w:sz w:val="22"/>
+                <w:szCs w:val="22"/>
+              </w:rPr>
+              <w:t xml:space="preserve"> </w:t>
+            </w:r>
+            <w:proofErr w:type="spellStart"/>
+            <w:r>
+              <w:rPr>
+                <w:rFonts w:ascii="TCM Pro" w:hAnsi="TCM Pro" w:cs="Arial"/>
+                <w:b/>
+                <w:bCs/>
+                <w:i/>
+                <w:iCs/>
+                <w:sz w:val="22"/>
+                <w:szCs w:val="22"/>
+              </w:rPr>
+              <w:t>tiền</w:t>
+            </w:r>
+            <w:proofErr w:type="spellEnd"/>
+            <w:r>
+              <w:rPr>
+                <w:rFonts w:ascii="TCM Pro" w:hAnsi="TCM Pro" w:cs="Arial"/>
+                <w:b/>
+                <w:bCs/>
+                <w:i/>
+                <w:iCs/>
+                <w:sz w:val="22"/>
+                <w:szCs w:val="22"/>
+              </w:rPr>
+              <w:t xml:space="preserve"> </w:t>
+            </w:r>
+            <w:proofErr w:type="spellStart"/>
+            <w:r>
+              <w:rPr>
+                <w:rFonts w:ascii="TCM Pro" w:hAnsi="TCM Pro" w:cs="Arial"/>
+                <w:b/>
+                <w:bCs/>
+                <w:i/>
+                <w:iCs/>
+                <w:sz w:val="22"/>
+                <w:szCs w:val="22"/>
+              </w:rPr>
+              <w:t>bằng</w:t>
+            </w:r>
+            <w:proofErr w:type="spellEnd"/>
+            <w:r>
+              <w:rPr>
+                <w:rFonts w:ascii="TCM Pro" w:hAnsi="TCM Pro" w:cs="Arial"/>
+                <w:b/>
+                <w:bCs/>
+                <w:i/>
+                <w:iCs/>
+                <w:sz w:val="22"/>
+                <w:szCs w:val="22"/>
+              </w:rPr>
+              <w:t xml:space="preserve"> </w:t>
+            </w:r>
+            <w:proofErr w:type="spellStart"/>
+            <w:r>
+              <w:rPr>
+                <w:rFonts w:ascii="TCM Pro" w:hAnsi="TCM Pro" w:cs="Arial"/>
+                <w:b/>
+                <w:bCs/>
+                <w:i/>
+                <w:iCs/>
+                <w:sz w:val="22"/>
+                <w:szCs w:val="22"/>
+              </w:rPr>
+              <w:t>chữ</w:t>
+            </w:r>
+            <w:proofErr w:type="spellEnd"/>
+            <w:r>
+              <w:rPr>
+                <w:rFonts w:ascii="TCM Pro" w:hAnsi="TCM Pro" w:cs="Arial"/>
+                <w:b/>
+                <w:bCs/>
+                <w:i/>
+                <w:iCs/>
+                <w:sz w:val="22"/>
+                <w:szCs w:val="22"/>
+              </w:rPr>
+              <w:t>: ${</w:t>
+            </w:r>
+            <w:proofErr w:type="spellStart"/>
+            <w:r>
+              <w:rPr>
+                <w:rFonts w:ascii="TCM Pro" w:hAnsi="TCM Pro" w:cs="Arial"/>
+                <w:b/>
+                <w:bCs/>
+                <w:i/>
+                <w:iCs/>
+                <w:sz w:val="22"/>
+                <w:szCs w:val="22"/>
+              </w:rPr>
+              <w:t>bangChuTongCong</w:t>
+            </w:r>
+            <w:proofErr w:type="spellEnd"/>
+            <w:r>
+              <w:rPr>
+                <w:rFonts w:ascii="TCM Pro" w:hAnsi="TCM Pro" w:cs="Arial"/>
+                <w:b/>
+                <w:bCs/>
+                <w:i/>
+                <w:iCs/>
+                <w:sz w:val="22"/>
+                <w:szCs w:val="22"/>
+              </w:rPr>
+              <w:t>})</w:t>
             </w:r>
           </w:p>
         </w:tc>
@@ -2073,6 +3830,7 @@
         </w:rPr>
         <w:t xml:space="preserve">* </w:t>
       </w:r>
+      <w:proofErr w:type="spellStart"/>
       <w:r>
         <w:rPr>
           <w:rFonts w:ascii="TCM Pro" w:hAnsi="TCM Pro" w:cs="Arial"/>
@@ -2081,7 +3839,304 @@
           <w:sz w:val="22"/>
           <w:szCs w:val="22"/>
         </w:rPr>
-        <w:t>Giá bán trên đã bao gồm thuế nhập khẩu, thuế tiêu thụ đặc biệt và thuế GTGT (VAT).</w:t>
+        <w:t>Giá</w:t>
+      </w:r>
+      <w:proofErr w:type="spellEnd"/>
+      <w:r>
+        <w:rPr>
+          <w:rFonts w:ascii="TCM Pro" w:hAnsi="TCM Pro" w:cs="Arial"/>
+          <w:bCs/>
+          <w:iCs/>
+          <w:sz w:val="22"/>
+          <w:szCs w:val="22"/>
+        </w:rPr>
+        <w:t xml:space="preserve"> </w:t>
+      </w:r>
+      <w:proofErr w:type="spellStart"/>
+      <w:r>
+        <w:rPr>
+          <w:rFonts w:ascii="TCM Pro" w:hAnsi="TCM Pro" w:cs="Arial"/>
+          <w:bCs/>
+          <w:iCs/>
+          <w:sz w:val="22"/>
+          <w:szCs w:val="22"/>
+        </w:rPr>
+        <w:t>bán</w:t>
+      </w:r>
+      <w:proofErr w:type="spellEnd"/>
+      <w:r>
+        <w:rPr>
+          <w:rFonts w:ascii="TCM Pro" w:hAnsi="TCM Pro" w:cs="Arial"/>
+          <w:bCs/>
+          <w:iCs/>
+          <w:sz w:val="22"/>
+          <w:szCs w:val="22"/>
+        </w:rPr>
+        <w:t xml:space="preserve"> </w:t>
+      </w:r>
+      <w:proofErr w:type="spellStart"/>
+      <w:r>
+        <w:rPr>
+          <w:rFonts w:ascii="TCM Pro" w:hAnsi="TCM Pro" w:cs="Arial"/>
+          <w:bCs/>
+          <w:iCs/>
+          <w:sz w:val="22"/>
+          <w:szCs w:val="22"/>
+        </w:rPr>
+        <w:t>trên</w:t>
+      </w:r>
+      <w:proofErr w:type="spellEnd"/>
+      <w:r>
+        <w:rPr>
+          <w:rFonts w:ascii="TCM Pro" w:hAnsi="TCM Pro" w:cs="Arial"/>
+          <w:bCs/>
+          <w:iCs/>
+          <w:sz w:val="22"/>
+          <w:szCs w:val="22"/>
+        </w:rPr>
+        <w:t xml:space="preserve"> </w:t>
+      </w:r>
+      <w:proofErr w:type="spellStart"/>
+      <w:r>
+        <w:rPr>
+          <w:rFonts w:ascii="TCM Pro" w:hAnsi="TCM Pro" w:cs="Arial"/>
+          <w:bCs/>
+          <w:iCs/>
+          <w:sz w:val="22"/>
+          <w:szCs w:val="22"/>
+        </w:rPr>
+        <w:t>đã</w:t>
+      </w:r>
+      <w:proofErr w:type="spellEnd"/>
+      <w:r>
+        <w:rPr>
+          <w:rFonts w:ascii="TCM Pro" w:hAnsi="TCM Pro" w:cs="Arial"/>
+          <w:bCs/>
+          <w:iCs/>
+          <w:sz w:val="22"/>
+          <w:szCs w:val="22"/>
+        </w:rPr>
+        <w:t xml:space="preserve"> bao </w:t>
+      </w:r>
+      <w:proofErr w:type="spellStart"/>
+      <w:r>
+        <w:rPr>
+          <w:rFonts w:ascii="TCM Pro" w:hAnsi="TCM Pro" w:cs="Arial"/>
+          <w:bCs/>
+          <w:iCs/>
+          <w:sz w:val="22"/>
+          <w:szCs w:val="22"/>
+        </w:rPr>
+        <w:t>gồm</w:t>
+      </w:r>
+      <w:proofErr w:type="spellEnd"/>
+      <w:r>
+        <w:rPr>
+          <w:rFonts w:ascii="TCM Pro" w:hAnsi="TCM Pro" w:cs="Arial"/>
+          <w:bCs/>
+          <w:iCs/>
+          <w:sz w:val="22"/>
+          <w:szCs w:val="22"/>
+        </w:rPr>
+        <w:t xml:space="preserve"> </w:t>
+      </w:r>
+      <w:proofErr w:type="spellStart"/>
+      <w:r>
+        <w:rPr>
+          <w:rFonts w:ascii="TCM Pro" w:hAnsi="TCM Pro" w:cs="Arial"/>
+          <w:bCs/>
+          <w:iCs/>
+          <w:sz w:val="22"/>
+          <w:szCs w:val="22"/>
+        </w:rPr>
+        <w:t>thuế</w:t>
+      </w:r>
+      <w:proofErr w:type="spellEnd"/>
+      <w:r>
+        <w:rPr>
+          <w:rFonts w:ascii="TCM Pro" w:hAnsi="TCM Pro" w:cs="Arial"/>
+          <w:bCs/>
+          <w:iCs/>
+          <w:sz w:val="22"/>
+          <w:szCs w:val="22"/>
+        </w:rPr>
+        <w:t xml:space="preserve"> </w:t>
+      </w:r>
+      <w:proofErr w:type="spellStart"/>
+      <w:r>
+        <w:rPr>
+          <w:rFonts w:ascii="TCM Pro" w:hAnsi="TCM Pro" w:cs="Arial"/>
+          <w:bCs/>
+          <w:iCs/>
+          <w:sz w:val="22"/>
+          <w:szCs w:val="22"/>
+        </w:rPr>
+        <w:t>nhập</w:t>
+      </w:r>
+      <w:proofErr w:type="spellEnd"/>
+      <w:r>
+        <w:rPr>
+          <w:rFonts w:ascii="TCM Pro" w:hAnsi="TCM Pro" w:cs="Arial"/>
+          <w:bCs/>
+          <w:iCs/>
+          <w:sz w:val="22"/>
+          <w:szCs w:val="22"/>
+        </w:rPr>
+        <w:t xml:space="preserve"> </w:t>
+      </w:r>
+      <w:proofErr w:type="spellStart"/>
+      <w:r>
+        <w:rPr>
+          <w:rFonts w:ascii="TCM Pro" w:hAnsi="TCM Pro" w:cs="Arial"/>
+          <w:bCs/>
+          <w:iCs/>
+          <w:sz w:val="22"/>
+          <w:szCs w:val="22"/>
+        </w:rPr>
+        <w:t>khẩu</w:t>
+      </w:r>
+      <w:proofErr w:type="spellEnd"/>
+      <w:r>
+        <w:rPr>
+          <w:rFonts w:ascii="TCM Pro" w:hAnsi="TCM Pro" w:cs="Arial"/>
+          <w:bCs/>
+          <w:iCs/>
+          <w:sz w:val="22"/>
+          <w:szCs w:val="22"/>
+        </w:rPr>
+        <w:t xml:space="preserve">, </w:t>
+      </w:r>
+      <w:proofErr w:type="spellStart"/>
+      <w:r>
+        <w:rPr>
+          <w:rFonts w:ascii="TCM Pro" w:hAnsi="TCM Pro" w:cs="Arial"/>
+          <w:bCs/>
+          <w:iCs/>
+          <w:sz w:val="22"/>
+          <w:szCs w:val="22"/>
+        </w:rPr>
+        <w:t>thuế</w:t>
+      </w:r>
+      <w:proofErr w:type="spellEnd"/>
+      <w:r>
+        <w:rPr>
+          <w:rFonts w:ascii="TCM Pro" w:hAnsi="TCM Pro" w:cs="Arial"/>
+          <w:bCs/>
+          <w:iCs/>
+          <w:sz w:val="22"/>
+          <w:szCs w:val="22"/>
+        </w:rPr>
+        <w:t xml:space="preserve"> </w:t>
+      </w:r>
+      <w:proofErr w:type="spellStart"/>
+      <w:r>
+        <w:rPr>
+          <w:rFonts w:ascii="TCM Pro" w:hAnsi="TCM Pro" w:cs="Arial"/>
+          <w:bCs/>
+          <w:iCs/>
+          <w:sz w:val="22"/>
+          <w:szCs w:val="22"/>
+        </w:rPr>
+        <w:t>tiêu</w:t>
+      </w:r>
+      <w:proofErr w:type="spellEnd"/>
+      <w:r>
+        <w:rPr>
+          <w:rFonts w:ascii="TCM Pro" w:hAnsi="TCM Pro" w:cs="Arial"/>
+          <w:bCs/>
+          <w:iCs/>
+          <w:sz w:val="22"/>
+          <w:szCs w:val="22"/>
+        </w:rPr>
+        <w:t xml:space="preserve"> </w:t>
+      </w:r>
+      <w:proofErr w:type="spellStart"/>
+      <w:r>
+        <w:rPr>
+          <w:rFonts w:ascii="TCM Pro" w:hAnsi="TCM Pro" w:cs="Arial"/>
+          <w:bCs/>
+          <w:iCs/>
+          <w:sz w:val="22"/>
+          <w:szCs w:val="22"/>
+        </w:rPr>
+        <w:t>thụ</w:t>
+      </w:r>
+      <w:proofErr w:type="spellEnd"/>
+      <w:r>
+        <w:rPr>
+          <w:rFonts w:ascii="TCM Pro" w:hAnsi="TCM Pro" w:cs="Arial"/>
+          <w:bCs/>
+          <w:iCs/>
+          <w:sz w:val="22"/>
+          <w:szCs w:val="22"/>
+        </w:rPr>
+        <w:t xml:space="preserve"> </w:t>
+      </w:r>
+      <w:proofErr w:type="spellStart"/>
+      <w:r>
+        <w:rPr>
+          <w:rFonts w:ascii="TCM Pro" w:hAnsi="TCM Pro" w:cs="Arial"/>
+          <w:bCs/>
+          <w:iCs/>
+          <w:sz w:val="22"/>
+          <w:szCs w:val="22"/>
+        </w:rPr>
+        <w:t>đặc</w:t>
+      </w:r>
+      <w:proofErr w:type="spellEnd"/>
+      <w:r>
+        <w:rPr>
+          <w:rFonts w:ascii="TCM Pro" w:hAnsi="TCM Pro" w:cs="Arial"/>
+          <w:bCs/>
+          <w:iCs/>
+          <w:sz w:val="22"/>
+          <w:szCs w:val="22"/>
+        </w:rPr>
+        <w:t xml:space="preserve"> </w:t>
+      </w:r>
+      <w:proofErr w:type="spellStart"/>
+      <w:r>
+        <w:rPr>
+          <w:rFonts w:ascii="TCM Pro" w:hAnsi="TCM Pro" w:cs="Arial"/>
+          <w:bCs/>
+          <w:iCs/>
+          <w:sz w:val="22"/>
+          <w:szCs w:val="22"/>
+        </w:rPr>
+        <w:t>biệt</w:t>
+      </w:r>
+      <w:proofErr w:type="spellEnd"/>
+      <w:r>
+        <w:rPr>
+          <w:rFonts w:ascii="TCM Pro" w:hAnsi="TCM Pro" w:cs="Arial"/>
+          <w:bCs/>
+          <w:iCs/>
+          <w:sz w:val="22"/>
+          <w:szCs w:val="22"/>
+        </w:rPr>
+        <w:t xml:space="preserve"> và </w:t>
+      </w:r>
+      <w:proofErr w:type="spellStart"/>
+      <w:r>
+        <w:rPr>
+          <w:rFonts w:ascii="TCM Pro" w:hAnsi="TCM Pro" w:cs="Arial"/>
+          <w:bCs/>
+          <w:iCs/>
+          <w:sz w:val="22"/>
+          <w:szCs w:val="22"/>
+        </w:rPr>
+        <w:t>thuế</w:t>
+      </w:r>
+      <w:proofErr w:type="spellEnd"/>
+      <w:r>
+        <w:rPr>
+          <w:rFonts w:ascii="TCM Pro" w:hAnsi="TCM Pro" w:cs="Arial"/>
+          <w:bCs/>
+          <w:iCs/>
+          <w:sz w:val="22"/>
+          <w:szCs w:val="22"/>
+        </w:rPr>
+        <w:t xml:space="preserve"> GTGT (VAT).</w:t>
       </w:r>
     </w:p>
     <w:p>
@@ -2104,6 +4159,7 @@
         </w:rPr>
         <w:t xml:space="preserve">* </w:t>
       </w:r>
+      <w:proofErr w:type="spellStart"/>
       <w:r>
         <w:rPr>
           <w:rFonts w:ascii="TCM Pro" w:hAnsi="TCM Pro" w:cs="Arial"/>
@@ -2113,8 +4169,9 @@
           <w:szCs w:val="22"/>
           <w:u w:val="single"/>
         </w:rPr>
-        <w:t>Phụ kiện theo xe</w:t>
-      </w:r>
+        <w:t>Phụ</w:t>
+      </w:r>
+      <w:proofErr w:type="spellEnd"/>
       <w:r>
         <w:rPr>
           <w:rFonts w:ascii="TCM Pro" w:hAnsi="TCM Pro" w:cs="Arial"/>
@@ -2122,9 +4179,11 @@
           <w:iCs/>
           <w:sz w:val="22"/>
           <w:szCs w:val="22"/>
-        </w:rPr>
-        <w:t xml:space="preserve"> :  Theo tiêu chuẩn củ</w:t>
-      </w:r>
+          <w:u w:val="single"/>
+        </w:rPr>
+        <w:t xml:space="preserve"> </w:t>
+      </w:r>
+      <w:proofErr w:type="spellStart"/>
       <w:r>
         <w:rPr>
           <w:rFonts w:ascii="TCM Pro" w:hAnsi="TCM Pro" w:cs="Arial"/>
@@ -2132,9 +4191,135 @@
           <w:iCs/>
           <w:sz w:val="22"/>
           <w:szCs w:val="22"/>
-        </w:rPr>
-        <w:t>a Hyundai Thành Công</w:t>
-      </w:r>
+          <w:u w:val="single"/>
+        </w:rPr>
+        <w:t>kiện</w:t>
+      </w:r>
+      <w:proofErr w:type="spellEnd"/>
+      <w:r>
+        <w:rPr>
+          <w:rFonts w:ascii="TCM Pro" w:hAnsi="TCM Pro" w:cs="Arial"/>
+          <w:bCs/>
+          <w:iCs/>
+          <w:sz w:val="22"/>
+          <w:szCs w:val="22"/>
+          <w:u w:val="single"/>
+        </w:rPr>
+        <w:t xml:space="preserve"> </w:t>
+      </w:r>
+      <w:proofErr w:type="spellStart"/>
+      <w:r>
+        <w:rPr>
+          <w:rFonts w:ascii="TCM Pro" w:hAnsi="TCM Pro" w:cs="Arial"/>
+          <w:bCs/>
+          <w:iCs/>
+          <w:sz w:val="22"/>
+          <w:szCs w:val="22"/>
+          <w:u w:val="single"/>
+        </w:rPr>
+        <w:t>theo</w:t>
+      </w:r>
+      <w:proofErr w:type="spellEnd"/>
+      <w:r>
+        <w:rPr>
+          <w:rFonts w:ascii="TCM Pro" w:hAnsi="TCM Pro" w:cs="Arial"/>
+          <w:bCs/>
+          <w:iCs/>
+          <w:sz w:val="22"/>
+          <w:szCs w:val="22"/>
+          <w:u w:val="single"/>
+        </w:rPr>
+        <w:t xml:space="preserve"> </w:t>
+      </w:r>
+      <w:proofErr w:type="spellStart"/>
+      <w:r>
+        <w:rPr>
+          <w:rFonts w:ascii="TCM Pro" w:hAnsi="TCM Pro" w:cs="Arial"/>
+          <w:bCs/>
+          <w:iCs/>
+          <w:sz w:val="22"/>
+          <w:szCs w:val="22"/>
+          <w:u w:val="single"/>
+        </w:rPr>
+        <w:t>xe</w:t>
+      </w:r>
+      <w:proofErr w:type="spellEnd"/>
+      <w:r>
+        <w:rPr>
+          <w:rFonts w:ascii="TCM Pro" w:hAnsi="TCM Pro" w:cs="Arial"/>
+          <w:bCs/>
+          <w:iCs/>
+          <w:sz w:val="22"/>
+          <w:szCs w:val="22"/>
+        </w:rPr>
+        <w:t xml:space="preserve"> :  Theo </w:t>
+      </w:r>
+      <w:proofErr w:type="spellStart"/>
+      <w:r>
+        <w:rPr>
+          <w:rFonts w:ascii="TCM Pro" w:hAnsi="TCM Pro" w:cs="Arial"/>
+          <w:bCs/>
+          <w:iCs/>
+          <w:sz w:val="22"/>
+          <w:szCs w:val="22"/>
+        </w:rPr>
+        <w:t>tiêu</w:t>
+      </w:r>
+      <w:proofErr w:type="spellEnd"/>
+      <w:r>
+        <w:rPr>
+          <w:rFonts w:ascii="TCM Pro" w:hAnsi="TCM Pro" w:cs="Arial"/>
+          <w:bCs/>
+          <w:iCs/>
+          <w:sz w:val="22"/>
+          <w:szCs w:val="22"/>
+        </w:rPr>
+        <w:t xml:space="preserve"> </w:t>
+      </w:r>
+      <w:proofErr w:type="spellStart"/>
+      <w:r>
+        <w:rPr>
+          <w:rFonts w:ascii="TCM Pro" w:hAnsi="TCM Pro" w:cs="Arial"/>
+          <w:bCs/>
+          <w:iCs/>
+          <w:sz w:val="22"/>
+          <w:szCs w:val="22"/>
+        </w:rPr>
+        <w:t>chuẩn</w:t>
+      </w:r>
+      <w:proofErr w:type="spellEnd"/>
+      <w:r>
+        <w:rPr>
+          <w:rFonts w:ascii="TCM Pro" w:hAnsi="TCM Pro" w:cs="Arial"/>
+          <w:bCs/>
+          <w:iCs/>
+          <w:sz w:val="22"/>
+          <w:szCs w:val="22"/>
+        </w:rPr>
+        <w:t xml:space="preserve"> củ</w:t>
+      </w:r>
+      <w:r>
+        <w:rPr>
+          <w:rFonts w:ascii="TCM Pro" w:hAnsi="TCM Pro" w:cs="Arial"/>
+          <w:bCs/>
+          <w:iCs/>
+          <w:sz w:val="22"/>
+          <w:szCs w:val="22"/>
+        </w:rPr>
+        <w:t xml:space="preserve">a Hyundai Thành </w:t>
+      </w:r>
+      <w:proofErr w:type="spellStart"/>
+      <w:r>
+        <w:rPr>
+          <w:rFonts w:ascii="TCM Pro" w:hAnsi="TCM Pro" w:cs="Arial"/>
+          <w:bCs/>
+          <w:iCs/>
+          <w:sz w:val="22"/>
+          <w:szCs w:val="22"/>
+        </w:rPr>
+        <w:t>Công</w:t>
+      </w:r>
+      <w:proofErr w:type="spellEnd"/>
       <w:r>
         <w:rPr>
           <w:rFonts w:ascii="TCM Pro" w:hAnsi="TCM Pro" w:cs="Arial"/>
@@ -2229,6 +4414,7 @@
         </w:rPr>
         <w:t>${</w:t>
       </w:r>
+      <w:proofErr w:type="spellStart"/>
       <w:r>
         <w:rPr>
           <w:rFonts w:ascii="TCM Pro" w:hAnsi="TCM Pro" w:cs="Arial"/>
@@ -2240,6 +4426,7 @@
         </w:rPr>
         <w:t>quaTang</w:t>
       </w:r>
+      <w:proofErr w:type="spellEnd"/>
       <w:r>
         <w:rPr>
           <w:rFonts w:ascii="TCM Pro" w:hAnsi="TCM Pro" w:cs="Arial"/>
@@ -2344,6 +4531,7 @@
         </w:rPr>
         <w:t xml:space="preserve">  Thời gian thanh toán: Thời gian thanh toán được </w:t>
       </w:r>
+      <w:proofErr w:type="spellStart"/>
       <w:r>
         <w:rPr>
           <w:rFonts w:ascii="TCM Pro" w:hAnsi="TCM Pro" w:cs="Arial"/>
@@ -2352,6 +4540,7 @@
         </w:rPr>
         <w:t>ghi</w:t>
       </w:r>
+      <w:proofErr w:type="spellEnd"/>
       <w:r>
         <w:rPr>
           <w:rFonts w:ascii="TCM Pro" w:hAnsi="TCM Pro" w:cs="Arial"/>
@@ -2421,7 +4610,27 @@
           <w:sz w:val="22"/>
           <w:szCs w:val="22"/>
         </w:rPr>
-        <w:t>${tamUng}</w:t>
+        <w:t>${</w:t>
+      </w:r>
+      <w:proofErr w:type="spellStart"/>
+      <w:r>
+        <w:rPr>
+          <w:rFonts w:ascii="TCM Pro" w:hAnsi="TCM Pro" w:cs="Arial"/>
+          <w:b/>
+          <w:sz w:val="22"/>
+          <w:szCs w:val="22"/>
+        </w:rPr>
+        <w:t>tamUng</w:t>
+      </w:r>
+      <w:proofErr w:type="spellEnd"/>
+      <w:r>
+        <w:rPr>
+          <w:rFonts w:ascii="TCM Pro" w:hAnsi="TCM Pro" w:cs="Arial"/>
+          <w:b/>
+          <w:sz w:val="22"/>
+          <w:szCs w:val="22"/>
+        </w:rPr>
+        <w:t>}</w:t>
       </w:r>
       <w:r>
         <w:rPr>
@@ -2464,7 +4673,31 @@
           <w:sz w:val="22"/>
           <w:szCs w:val="22"/>
         </w:rPr>
-        <w:t>${tamUngBangChu}</w:t>
+        <w:t>${</w:t>
+      </w:r>
+      <w:proofErr w:type="spellStart"/>
+      <w:r>
+        <w:rPr>
+          <w:rFonts w:ascii="TCM Pro" w:hAnsi="TCM Pro" w:cs="Arial"/>
+          <w:bCs/>
+          <w:i/>
+          <w:color w:val="000000"/>
+          <w:sz w:val="22"/>
+          <w:szCs w:val="22"/>
+        </w:rPr>
+        <w:t>tamUngBangChu</w:t>
+      </w:r>
+      <w:proofErr w:type="spellEnd"/>
+      <w:r>
+        <w:rPr>
+          <w:rFonts w:ascii="TCM Pro" w:hAnsi="TCM Pro" w:cs="Arial"/>
+          <w:bCs/>
+          <w:i/>
+          <w:color w:val="000000"/>
+          <w:sz w:val="22"/>
+          <w:szCs w:val="22"/>
+        </w:rPr>
+        <w:t>}</w:t>
       </w:r>
       <w:r>
         <w:rPr>
@@ -2806,7 +5039,79 @@
           <w:sz w:val="22"/>
           <w:szCs w:val="22"/>
         </w:rPr>
-        <w:t xml:space="preserve"> (trong phần trả trước)</w:t>
+        <w:t xml:space="preserve"> (</w:t>
+      </w:r>
+      <w:proofErr w:type="spellStart"/>
+      <w:r>
+        <w:rPr>
+          <w:rFonts w:ascii="TCM Pro" w:hAnsi="TCM Pro" w:cs="Arial"/>
+          <w:sz w:val="22"/>
+          <w:szCs w:val="22"/>
+        </w:rPr>
+        <w:t>trong</w:t>
+      </w:r>
+      <w:proofErr w:type="spellEnd"/>
+      <w:r>
+        <w:rPr>
+          <w:rFonts w:ascii="TCM Pro" w:hAnsi="TCM Pro" w:cs="Arial"/>
+          <w:sz w:val="22"/>
+          <w:szCs w:val="22"/>
+        </w:rPr>
+        <w:t xml:space="preserve"> </w:t>
+      </w:r>
+      <w:proofErr w:type="spellStart"/>
+      <w:r>
+        <w:rPr>
+          <w:rFonts w:ascii="TCM Pro" w:hAnsi="TCM Pro" w:cs="Arial"/>
+          <w:sz w:val="22"/>
+          <w:szCs w:val="22"/>
+        </w:rPr>
+        <w:t>phần</w:t>
+      </w:r>
+      <w:proofErr w:type="spellEnd"/>
+      <w:r>
+        <w:rPr>
+          <w:rFonts w:ascii="TCM Pro" w:hAnsi="TCM Pro" w:cs="Arial"/>
+          <w:sz w:val="22"/>
+          <w:szCs w:val="22"/>
+        </w:rPr>
+        <w:t xml:space="preserve"> </w:t>
+      </w:r>
+      <w:proofErr w:type="spellStart"/>
+      <w:r>
+        <w:rPr>
+          <w:rFonts w:ascii="TCM Pro" w:hAnsi="TCM Pro" w:cs="Arial"/>
+          <w:sz w:val="22"/>
+          <w:szCs w:val="22"/>
+        </w:rPr>
+        <w:t>trả</w:t>
+      </w:r>
+      <w:proofErr w:type="spellEnd"/>
+      <w:r>
+        <w:rPr>
+          <w:rFonts w:ascii="TCM Pro" w:hAnsi="TCM Pro" w:cs="Arial"/>
+          <w:sz w:val="22"/>
+          <w:szCs w:val="22"/>
+        </w:rPr>
+        <w:t xml:space="preserve"> </w:t>
+      </w:r>
+      <w:proofErr w:type="spellStart"/>
+      <w:r>
+        <w:rPr>
+          <w:rFonts w:ascii="TCM Pro" w:hAnsi="TCM Pro" w:cs="Arial"/>
+          <w:sz w:val="22"/>
+          <w:szCs w:val="22"/>
+        </w:rPr>
+        <w:t>trước</w:t>
+      </w:r>
+      <w:proofErr w:type="spellEnd"/>
+      <w:r>
+        <w:rPr>
+          <w:rFonts w:ascii="TCM Pro" w:hAnsi="TCM Pro" w:cs="Arial"/>
+          <w:sz w:val="22"/>
+          <w:szCs w:val="22"/>
+        </w:rPr>
+        <w:t>)</w:t>
       </w:r>
       <w:r>
         <w:rPr>
@@ -2869,13 +5174,23 @@
         </w:rPr>
         <w:t xml:space="preserve"> giao xe cho khách hàng trong vòng 02 ngày </w:t>
       </w:r>
-      <w:r>
-        <w:rPr>
-          <w:rFonts w:ascii="TCM Pro" w:hAnsi="TCM Pro" w:cs="Arial"/>
-          <w:sz w:val="22"/>
-          <w:szCs w:val="22"/>
-        </w:rPr>
-        <w:t xml:space="preserve">sau </w:t>
+      <w:proofErr w:type="spellStart"/>
+      <w:r>
+        <w:rPr>
+          <w:rFonts w:ascii="TCM Pro" w:hAnsi="TCM Pro" w:cs="Arial"/>
+          <w:sz w:val="22"/>
+          <w:szCs w:val="22"/>
+        </w:rPr>
+        <w:t>sau</w:t>
+      </w:r>
+      <w:proofErr w:type="spellEnd"/>
+      <w:r>
+        <w:rPr>
+          <w:rFonts w:ascii="TCM Pro" w:hAnsi="TCM Pro" w:cs="Arial"/>
+          <w:sz w:val="22"/>
+          <w:szCs w:val="22"/>
+        </w:rPr>
+        <w:t xml:space="preserve"> </w:t>
       </w:r>
       <w:r>
         <w:rPr>
@@ -2914,8 +5229,180 @@
           <w:sz w:val="22"/>
           <w:szCs w:val="22"/>
         </w:rPr>
-        <w:t xml:space="preserve"> và 02 bên sẽ đổi sang hợp đồng thanh toán bằng tiền mặt</w:t>
-      </w:r>
+        <w:t xml:space="preserve"> và 02 </w:t>
+      </w:r>
+      <w:proofErr w:type="spellStart"/>
+      <w:r>
+        <w:rPr>
+          <w:rFonts w:ascii="TCM Pro" w:hAnsi="TCM Pro" w:cs="Arial"/>
+          <w:sz w:val="22"/>
+          <w:szCs w:val="22"/>
+        </w:rPr>
+        <w:t>bên</w:t>
+      </w:r>
+      <w:proofErr w:type="spellEnd"/>
+      <w:r>
+        <w:rPr>
+          <w:rFonts w:ascii="TCM Pro" w:hAnsi="TCM Pro" w:cs="Arial"/>
+          <w:sz w:val="22"/>
+          <w:szCs w:val="22"/>
+        </w:rPr>
+        <w:t xml:space="preserve"> </w:t>
+      </w:r>
+      <w:proofErr w:type="spellStart"/>
+      <w:r>
+        <w:rPr>
+          <w:rFonts w:ascii="TCM Pro" w:hAnsi="TCM Pro" w:cs="Arial"/>
+          <w:sz w:val="22"/>
+          <w:szCs w:val="22"/>
+        </w:rPr>
+        <w:t>sẽ</w:t>
+      </w:r>
+      <w:proofErr w:type="spellEnd"/>
+      <w:r>
+        <w:rPr>
+          <w:rFonts w:ascii="TCM Pro" w:hAnsi="TCM Pro" w:cs="Arial"/>
+          <w:sz w:val="22"/>
+          <w:szCs w:val="22"/>
+        </w:rPr>
+        <w:t xml:space="preserve"> </w:t>
+      </w:r>
+      <w:proofErr w:type="spellStart"/>
+      <w:r>
+        <w:rPr>
+          <w:rFonts w:ascii="TCM Pro" w:hAnsi="TCM Pro" w:cs="Arial"/>
+          <w:sz w:val="22"/>
+          <w:szCs w:val="22"/>
+        </w:rPr>
+        <w:t>đổi</w:t>
+      </w:r>
+      <w:proofErr w:type="spellEnd"/>
+      <w:r>
+        <w:rPr>
+          <w:rFonts w:ascii="TCM Pro" w:hAnsi="TCM Pro" w:cs="Arial"/>
+          <w:sz w:val="22"/>
+          <w:szCs w:val="22"/>
+        </w:rPr>
+        <w:t xml:space="preserve"> sang </w:t>
+      </w:r>
+      <w:proofErr w:type="spellStart"/>
+      <w:r>
+        <w:rPr>
+          <w:rFonts w:ascii="TCM Pro" w:hAnsi="TCM Pro" w:cs="Arial"/>
+          <w:sz w:val="22"/>
+          <w:szCs w:val="22"/>
+        </w:rPr>
+        <w:t>hợp</w:t>
+      </w:r>
+      <w:proofErr w:type="spellEnd"/>
+      <w:r>
+        <w:rPr>
+          <w:rFonts w:ascii="TCM Pro" w:hAnsi="TCM Pro" w:cs="Arial"/>
+          <w:sz w:val="22"/>
+          <w:szCs w:val="22"/>
+        </w:rPr>
+        <w:t xml:space="preserve"> </w:t>
+      </w:r>
+      <w:proofErr w:type="spellStart"/>
+      <w:r>
+        <w:rPr>
+          <w:rFonts w:ascii="TCM Pro" w:hAnsi="TCM Pro" w:cs="Arial"/>
+          <w:sz w:val="22"/>
+          <w:szCs w:val="22"/>
+        </w:rPr>
+        <w:t>đồng</w:t>
+      </w:r>
+      <w:proofErr w:type="spellEnd"/>
+      <w:r>
+        <w:rPr>
+          <w:rFonts w:ascii="TCM Pro" w:hAnsi="TCM Pro" w:cs="Arial"/>
+          <w:sz w:val="22"/>
+          <w:szCs w:val="22"/>
+        </w:rPr>
+        <w:t xml:space="preserve"> </w:t>
+      </w:r>
+      <w:proofErr w:type="spellStart"/>
+      <w:r>
+        <w:rPr>
+          <w:rFonts w:ascii="TCM Pro" w:hAnsi="TCM Pro" w:cs="Arial"/>
+          <w:sz w:val="22"/>
+          <w:szCs w:val="22"/>
+        </w:rPr>
+        <w:t>thanh</w:t>
+      </w:r>
+      <w:proofErr w:type="spellEnd"/>
+      <w:r>
+        <w:rPr>
+          <w:rFonts w:ascii="TCM Pro" w:hAnsi="TCM Pro" w:cs="Arial"/>
+          <w:sz w:val="22"/>
+          <w:szCs w:val="22"/>
+        </w:rPr>
+        <w:t xml:space="preserve"> </w:t>
+      </w:r>
+      <w:proofErr w:type="spellStart"/>
+      <w:r>
+        <w:rPr>
+          <w:rFonts w:ascii="TCM Pro" w:hAnsi="TCM Pro" w:cs="Arial"/>
+          <w:sz w:val="22"/>
+          <w:szCs w:val="22"/>
+        </w:rPr>
+        <w:t>toán</w:t>
+      </w:r>
+      <w:proofErr w:type="spellEnd"/>
+      <w:r>
+        <w:rPr>
+          <w:rFonts w:ascii="TCM Pro" w:hAnsi="TCM Pro" w:cs="Arial"/>
+          <w:sz w:val="22"/>
+          <w:szCs w:val="22"/>
+        </w:rPr>
+        <w:t xml:space="preserve"> </w:t>
+      </w:r>
+      <w:proofErr w:type="spellStart"/>
+      <w:r>
+        <w:rPr>
+          <w:rFonts w:ascii="TCM Pro" w:hAnsi="TCM Pro" w:cs="Arial"/>
+          <w:sz w:val="22"/>
+          <w:szCs w:val="22"/>
+        </w:rPr>
+        <w:t>bằng</w:t>
+      </w:r>
+      <w:proofErr w:type="spellEnd"/>
+      <w:r>
+        <w:rPr>
+          <w:rFonts w:ascii="TCM Pro" w:hAnsi="TCM Pro" w:cs="Arial"/>
+          <w:sz w:val="22"/>
+          <w:szCs w:val="22"/>
+        </w:rPr>
+        <w:t xml:space="preserve"> </w:t>
+      </w:r>
+      <w:proofErr w:type="spellStart"/>
+      <w:r>
+        <w:rPr>
+          <w:rFonts w:ascii="TCM Pro" w:hAnsi="TCM Pro" w:cs="Arial"/>
+          <w:sz w:val="22"/>
+          <w:szCs w:val="22"/>
+        </w:rPr>
+        <w:t>tiền</w:t>
+      </w:r>
+      <w:proofErr w:type="spellEnd"/>
+      <w:r>
+        <w:rPr>
+          <w:rFonts w:ascii="TCM Pro" w:hAnsi="TCM Pro" w:cs="Arial"/>
+          <w:sz w:val="22"/>
+          <w:szCs w:val="22"/>
+        </w:rPr>
+        <w:t xml:space="preserve"> </w:t>
+      </w:r>
+      <w:proofErr w:type="spellStart"/>
+      <w:r>
+        <w:rPr>
+          <w:rFonts w:ascii="TCM Pro" w:hAnsi="TCM Pro" w:cs="Arial"/>
+          <w:sz w:val="22"/>
+          <w:szCs w:val="22"/>
+        </w:rPr>
+        <w:t>mặt</w:t>
+      </w:r>
+      <w:proofErr w:type="spellEnd"/>
       <w:r>
         <w:rPr>
           <w:rFonts w:ascii="TCM Pro" w:hAnsi="TCM Pro" w:cs="Arial"/>
@@ -2970,7 +5457,25 @@
           <w:sz w:val="22"/>
           <w:szCs w:val="22"/>
         </w:rPr>
-        <w:t>. Nếu B</w:t>
+        <w:t xml:space="preserve">. </w:t>
+      </w:r>
+      <w:proofErr w:type="spellStart"/>
+      <w:r>
+        <w:rPr>
+          <w:rFonts w:ascii="TCM Pro" w:hAnsi="TCM Pro" w:cs="Arial"/>
+          <w:sz w:val="22"/>
+          <w:szCs w:val="22"/>
+        </w:rPr>
+        <w:t>Nếu</w:t>
+      </w:r>
+      <w:proofErr w:type="spellEnd"/>
+      <w:r>
+        <w:rPr>
+          <w:rFonts w:ascii="TCM Pro" w:hAnsi="TCM Pro" w:cs="Arial"/>
+          <w:sz w:val="22"/>
+          <w:szCs w:val="22"/>
+        </w:rPr>
+        <w:t xml:space="preserve"> B</w:t>
       </w:r>
       <w:r>
         <w:rPr>
@@ -2987,7 +5492,43 @@
           <w:sz w:val="22"/>
           <w:szCs w:val="22"/>
         </w:rPr>
-        <w:t>, còn nếu B</w:t>
+        <w:t xml:space="preserve">, </w:t>
+      </w:r>
+      <w:proofErr w:type="spellStart"/>
+      <w:r>
+        <w:rPr>
+          <w:rFonts w:ascii="TCM Pro" w:hAnsi="TCM Pro" w:cs="Arial"/>
+          <w:sz w:val="22"/>
+          <w:szCs w:val="22"/>
+        </w:rPr>
+        <w:t>còn</w:t>
+      </w:r>
+      <w:proofErr w:type="spellEnd"/>
+      <w:r>
+        <w:rPr>
+          <w:rFonts w:ascii="TCM Pro" w:hAnsi="TCM Pro" w:cs="Arial"/>
+          <w:sz w:val="22"/>
+          <w:szCs w:val="22"/>
+        </w:rPr>
+        <w:t xml:space="preserve"> </w:t>
+      </w:r>
+      <w:proofErr w:type="spellStart"/>
+      <w:r>
+        <w:rPr>
+          <w:rFonts w:ascii="TCM Pro" w:hAnsi="TCM Pro" w:cs="Arial"/>
+          <w:sz w:val="22"/>
+          <w:szCs w:val="22"/>
+        </w:rPr>
+        <w:t>nếu</w:t>
+      </w:r>
+      <w:proofErr w:type="spellEnd"/>
+      <w:r>
+        <w:rPr>
+          <w:rFonts w:ascii="TCM Pro" w:hAnsi="TCM Pro" w:cs="Arial"/>
+          <w:sz w:val="22"/>
+          <w:szCs w:val="22"/>
+        </w:rPr>
+        <w:t xml:space="preserve"> B</w:t>
       </w:r>
       <w:r>
         <w:rPr>
@@ -3094,14 +5635,106 @@
         </w:rPr>
         <w:t xml:space="preserve">  </w:t>
       </w:r>
-      <w:r>
-        <w:rPr>
-          <w:rFonts w:ascii="TCM Pro" w:hAnsi="TCM Pro" w:cs="Arial"/>
-          <w:sz w:val="22"/>
-          <w:szCs w:val="22"/>
-        </w:rPr>
-        <w:t>Điều kiện xác nhận thanh toán</w:t>
-      </w:r>
+      <w:proofErr w:type="spellStart"/>
+      <w:r>
+        <w:rPr>
+          <w:rFonts w:ascii="TCM Pro" w:hAnsi="TCM Pro" w:cs="Arial"/>
+          <w:sz w:val="22"/>
+          <w:szCs w:val="22"/>
+        </w:rPr>
+        <w:t>Điều</w:t>
+      </w:r>
+      <w:proofErr w:type="spellEnd"/>
+      <w:r>
+        <w:rPr>
+          <w:rFonts w:ascii="TCM Pro" w:hAnsi="TCM Pro" w:cs="Arial"/>
+          <w:sz w:val="22"/>
+          <w:szCs w:val="22"/>
+        </w:rPr>
+        <w:t xml:space="preserve"> </w:t>
+      </w:r>
+      <w:proofErr w:type="spellStart"/>
+      <w:r>
+        <w:rPr>
+          <w:rFonts w:ascii="TCM Pro" w:hAnsi="TCM Pro" w:cs="Arial"/>
+          <w:sz w:val="22"/>
+          <w:szCs w:val="22"/>
+        </w:rPr>
+        <w:t>kiện</w:t>
+      </w:r>
+      <w:proofErr w:type="spellEnd"/>
+      <w:r>
+        <w:rPr>
+          <w:rFonts w:ascii="TCM Pro" w:hAnsi="TCM Pro" w:cs="Arial"/>
+          <w:sz w:val="22"/>
+          <w:szCs w:val="22"/>
+        </w:rPr>
+        <w:t xml:space="preserve"> </w:t>
+      </w:r>
+      <w:proofErr w:type="spellStart"/>
+      <w:r>
+        <w:rPr>
+          <w:rFonts w:ascii="TCM Pro" w:hAnsi="TCM Pro" w:cs="Arial"/>
+          <w:sz w:val="22"/>
+          <w:szCs w:val="22"/>
+        </w:rPr>
+        <w:t>xác</w:t>
+      </w:r>
+      <w:proofErr w:type="spellEnd"/>
+      <w:r>
+        <w:rPr>
+          <w:rFonts w:ascii="TCM Pro" w:hAnsi="TCM Pro" w:cs="Arial"/>
+          <w:sz w:val="22"/>
+          <w:szCs w:val="22"/>
+        </w:rPr>
+        <w:t xml:space="preserve"> </w:t>
+      </w:r>
+      <w:proofErr w:type="spellStart"/>
+      <w:r>
+        <w:rPr>
+          <w:rFonts w:ascii="TCM Pro" w:hAnsi="TCM Pro" w:cs="Arial"/>
+          <w:sz w:val="22"/>
+          <w:szCs w:val="22"/>
+        </w:rPr>
+        <w:t>nhận</w:t>
+      </w:r>
+      <w:proofErr w:type="spellEnd"/>
+      <w:r>
+        <w:rPr>
+          <w:rFonts w:ascii="TCM Pro" w:hAnsi="TCM Pro" w:cs="Arial"/>
+          <w:sz w:val="22"/>
+          <w:szCs w:val="22"/>
+        </w:rPr>
+        <w:t xml:space="preserve"> </w:t>
+      </w:r>
+      <w:proofErr w:type="spellStart"/>
+      <w:r>
+        <w:rPr>
+          <w:rFonts w:ascii="TCM Pro" w:hAnsi="TCM Pro" w:cs="Arial"/>
+          <w:sz w:val="22"/>
+          <w:szCs w:val="22"/>
+        </w:rPr>
+        <w:t>thanh</w:t>
+      </w:r>
+      <w:proofErr w:type="spellEnd"/>
+      <w:r>
+        <w:rPr>
+          <w:rFonts w:ascii="TCM Pro" w:hAnsi="TCM Pro" w:cs="Arial"/>
+          <w:sz w:val="22"/>
+          <w:szCs w:val="22"/>
+        </w:rPr>
+        <w:t xml:space="preserve"> </w:t>
+      </w:r>
+      <w:proofErr w:type="spellStart"/>
+      <w:r>
+        <w:rPr>
+          <w:rFonts w:ascii="TCM Pro" w:hAnsi="TCM Pro" w:cs="Arial"/>
+          <w:sz w:val="22"/>
+          <w:szCs w:val="22"/>
+        </w:rPr>
+        <w:t>toán</w:t>
+      </w:r>
+      <w:proofErr w:type="spellEnd"/>
       <w:r>
         <w:rPr>
           <w:rFonts w:ascii="TCM Pro" w:hAnsi="TCM Pro" w:cs="Arial"/>
@@ -3127,13 +5760,635 @@
           <w:lang w:val="vi-VN"/>
         </w:rPr>
       </w:pPr>
-      <w:r>
-        <w:rPr>
-          <w:rFonts w:ascii="TCM Pro" w:hAnsi="TCM Pro" w:cs="Arial"/>
-          <w:sz w:val="22"/>
-          <w:szCs w:val="22"/>
-        </w:rPr>
-        <w:t>Trường hợp bên B thanh toán cho bên A bằng hình thức chuyển khoản qua ngân hàng, yêu cầu bên B thanh toán qua các tài khoản ngân hàng của bên A được thể hiện trong hợp đồng theo hướng dẫn của bên A</w:t>
+      <w:proofErr w:type="spellStart"/>
+      <w:r>
+        <w:rPr>
+          <w:rFonts w:ascii="TCM Pro" w:hAnsi="TCM Pro" w:cs="Arial"/>
+          <w:sz w:val="22"/>
+          <w:szCs w:val="22"/>
+        </w:rPr>
+        <w:t>Trường</w:t>
+      </w:r>
+      <w:proofErr w:type="spellEnd"/>
+      <w:r>
+        <w:rPr>
+          <w:rFonts w:ascii="TCM Pro" w:hAnsi="TCM Pro" w:cs="Arial"/>
+          <w:sz w:val="22"/>
+          <w:szCs w:val="22"/>
+        </w:rPr>
+        <w:t xml:space="preserve"> </w:t>
+      </w:r>
+      <w:proofErr w:type="spellStart"/>
+      <w:r>
+        <w:rPr>
+          <w:rFonts w:ascii="TCM Pro" w:hAnsi="TCM Pro" w:cs="Arial"/>
+          <w:sz w:val="22"/>
+          <w:szCs w:val="22"/>
+        </w:rPr>
+        <w:t>hợp</w:t>
+      </w:r>
+      <w:proofErr w:type="spellEnd"/>
+      <w:r>
+        <w:rPr>
+          <w:rFonts w:ascii="TCM Pro" w:hAnsi="TCM Pro" w:cs="Arial"/>
+          <w:sz w:val="22"/>
+          <w:szCs w:val="22"/>
+        </w:rPr>
+        <w:t xml:space="preserve"> </w:t>
+      </w:r>
+      <w:proofErr w:type="spellStart"/>
+      <w:r>
+        <w:rPr>
+          <w:rFonts w:ascii="TCM Pro" w:hAnsi="TCM Pro" w:cs="Arial"/>
+          <w:sz w:val="22"/>
+          <w:szCs w:val="22"/>
+        </w:rPr>
+        <w:t>bên</w:t>
+      </w:r>
+      <w:proofErr w:type="spellEnd"/>
+      <w:r>
+        <w:rPr>
+          <w:rFonts w:ascii="TCM Pro" w:hAnsi="TCM Pro" w:cs="Arial"/>
+          <w:sz w:val="22"/>
+          <w:szCs w:val="22"/>
+        </w:rPr>
+        <w:t xml:space="preserve"> B </w:t>
+      </w:r>
+      <w:proofErr w:type="spellStart"/>
+      <w:r>
+        <w:rPr>
+          <w:rFonts w:ascii="TCM Pro" w:hAnsi="TCM Pro" w:cs="Arial"/>
+          <w:sz w:val="22"/>
+          <w:szCs w:val="22"/>
+        </w:rPr>
+        <w:t>thanh</w:t>
+      </w:r>
+      <w:proofErr w:type="spellEnd"/>
+      <w:r>
+        <w:rPr>
+          <w:rFonts w:ascii="TCM Pro" w:hAnsi="TCM Pro" w:cs="Arial"/>
+          <w:sz w:val="22"/>
+          <w:szCs w:val="22"/>
+        </w:rPr>
+        <w:t xml:space="preserve"> </w:t>
+      </w:r>
+      <w:proofErr w:type="spellStart"/>
+      <w:r>
+        <w:rPr>
+          <w:rFonts w:ascii="TCM Pro" w:hAnsi="TCM Pro" w:cs="Arial"/>
+          <w:sz w:val="22"/>
+          <w:szCs w:val="22"/>
+        </w:rPr>
+        <w:t>toán</w:t>
+      </w:r>
+      <w:proofErr w:type="spellEnd"/>
+      <w:r>
+        <w:rPr>
+          <w:rFonts w:ascii="TCM Pro" w:hAnsi="TCM Pro" w:cs="Arial"/>
+          <w:sz w:val="22"/>
+          <w:szCs w:val="22"/>
+        </w:rPr>
+        <w:t xml:space="preserve"> </w:t>
+      </w:r>
+      <w:proofErr w:type="spellStart"/>
+      <w:r>
+        <w:rPr>
+          <w:rFonts w:ascii="TCM Pro" w:hAnsi="TCM Pro" w:cs="Arial"/>
+          <w:sz w:val="22"/>
+          <w:szCs w:val="22"/>
+        </w:rPr>
+        <w:t>cho</w:t>
+      </w:r>
+      <w:proofErr w:type="spellEnd"/>
+      <w:r>
+        <w:rPr>
+          <w:rFonts w:ascii="TCM Pro" w:hAnsi="TCM Pro" w:cs="Arial"/>
+          <w:sz w:val="22"/>
+          <w:szCs w:val="22"/>
+        </w:rPr>
+        <w:t xml:space="preserve"> </w:t>
+      </w:r>
+      <w:proofErr w:type="spellStart"/>
+      <w:r>
+        <w:rPr>
+          <w:rFonts w:ascii="TCM Pro" w:hAnsi="TCM Pro" w:cs="Arial"/>
+          <w:sz w:val="22"/>
+          <w:szCs w:val="22"/>
+        </w:rPr>
+        <w:t>bên</w:t>
+      </w:r>
+      <w:proofErr w:type="spellEnd"/>
+      <w:r>
+        <w:rPr>
+          <w:rFonts w:ascii="TCM Pro" w:hAnsi="TCM Pro" w:cs="Arial"/>
+          <w:sz w:val="22"/>
+          <w:szCs w:val="22"/>
+        </w:rPr>
+        <w:t xml:space="preserve"> A </w:t>
+      </w:r>
+      <w:proofErr w:type="spellStart"/>
+      <w:r>
+        <w:rPr>
+          <w:rFonts w:ascii="TCM Pro" w:hAnsi="TCM Pro" w:cs="Arial"/>
+          <w:sz w:val="22"/>
+          <w:szCs w:val="22"/>
+        </w:rPr>
+        <w:t>bằng</w:t>
+      </w:r>
+      <w:proofErr w:type="spellEnd"/>
+      <w:r>
+        <w:rPr>
+          <w:rFonts w:ascii="TCM Pro" w:hAnsi="TCM Pro" w:cs="Arial"/>
+          <w:sz w:val="22"/>
+          <w:szCs w:val="22"/>
+        </w:rPr>
+        <w:t xml:space="preserve"> </w:t>
+      </w:r>
+      <w:proofErr w:type="spellStart"/>
+      <w:r>
+        <w:rPr>
+          <w:rFonts w:ascii="TCM Pro" w:hAnsi="TCM Pro" w:cs="Arial"/>
+          <w:sz w:val="22"/>
+          <w:szCs w:val="22"/>
+        </w:rPr>
+        <w:t>hình</w:t>
+      </w:r>
+      <w:proofErr w:type="spellEnd"/>
+      <w:r>
+        <w:rPr>
+          <w:rFonts w:ascii="TCM Pro" w:hAnsi="TCM Pro" w:cs="Arial"/>
+          <w:sz w:val="22"/>
+          <w:szCs w:val="22"/>
+        </w:rPr>
+        <w:t xml:space="preserve"> </w:t>
+      </w:r>
+      <w:proofErr w:type="spellStart"/>
+      <w:r>
+        <w:rPr>
+          <w:rFonts w:ascii="TCM Pro" w:hAnsi="TCM Pro" w:cs="Arial"/>
+          <w:sz w:val="22"/>
+          <w:szCs w:val="22"/>
+        </w:rPr>
+        <w:t>thức</w:t>
+      </w:r>
+      <w:proofErr w:type="spellEnd"/>
+      <w:r>
+        <w:rPr>
+          <w:rFonts w:ascii="TCM Pro" w:hAnsi="TCM Pro" w:cs="Arial"/>
+          <w:sz w:val="22"/>
+          <w:szCs w:val="22"/>
+        </w:rPr>
+        <w:t xml:space="preserve"> </w:t>
+      </w:r>
+      <w:proofErr w:type="spellStart"/>
+      <w:r>
+        <w:rPr>
+          <w:rFonts w:ascii="TCM Pro" w:hAnsi="TCM Pro" w:cs="Arial"/>
+          <w:sz w:val="22"/>
+          <w:szCs w:val="22"/>
+        </w:rPr>
+        <w:t>chuyển</w:t>
+      </w:r>
+      <w:proofErr w:type="spellEnd"/>
+      <w:r>
+        <w:rPr>
+          <w:rFonts w:ascii="TCM Pro" w:hAnsi="TCM Pro" w:cs="Arial"/>
+          <w:sz w:val="22"/>
+          <w:szCs w:val="22"/>
+        </w:rPr>
+        <w:t xml:space="preserve"> </w:t>
+      </w:r>
+      <w:proofErr w:type="spellStart"/>
+      <w:r>
+        <w:rPr>
+          <w:rFonts w:ascii="TCM Pro" w:hAnsi="TCM Pro" w:cs="Arial"/>
+          <w:sz w:val="22"/>
+          <w:szCs w:val="22"/>
+        </w:rPr>
+        <w:t>khoản</w:t>
+      </w:r>
+      <w:proofErr w:type="spellEnd"/>
+      <w:r>
+        <w:rPr>
+          <w:rFonts w:ascii="TCM Pro" w:hAnsi="TCM Pro" w:cs="Arial"/>
+          <w:sz w:val="22"/>
+          <w:szCs w:val="22"/>
+        </w:rPr>
+        <w:t xml:space="preserve"> qua </w:t>
+      </w:r>
+      <w:proofErr w:type="spellStart"/>
+      <w:r>
+        <w:rPr>
+          <w:rFonts w:ascii="TCM Pro" w:hAnsi="TCM Pro" w:cs="Arial"/>
+          <w:sz w:val="22"/>
+          <w:szCs w:val="22"/>
+        </w:rPr>
+        <w:t>ngân</w:t>
+      </w:r>
+      <w:proofErr w:type="spellEnd"/>
+      <w:r>
+        <w:rPr>
+          <w:rFonts w:ascii="TCM Pro" w:hAnsi="TCM Pro" w:cs="Arial"/>
+          <w:sz w:val="22"/>
+          <w:szCs w:val="22"/>
+        </w:rPr>
+        <w:t xml:space="preserve"> </w:t>
+      </w:r>
+      <w:proofErr w:type="spellStart"/>
+      <w:r>
+        <w:rPr>
+          <w:rFonts w:ascii="TCM Pro" w:hAnsi="TCM Pro" w:cs="Arial"/>
+          <w:sz w:val="22"/>
+          <w:szCs w:val="22"/>
+        </w:rPr>
+        <w:t>hàng</w:t>
+      </w:r>
+      <w:proofErr w:type="spellEnd"/>
+      <w:r>
+        <w:rPr>
+          <w:rFonts w:ascii="TCM Pro" w:hAnsi="TCM Pro" w:cs="Arial"/>
+          <w:sz w:val="22"/>
+          <w:szCs w:val="22"/>
+        </w:rPr>
+        <w:t xml:space="preserve">, </w:t>
+      </w:r>
+      <w:proofErr w:type="spellStart"/>
+      <w:r>
+        <w:rPr>
+          <w:rFonts w:ascii="TCM Pro" w:hAnsi="TCM Pro" w:cs="Arial"/>
+          <w:sz w:val="22"/>
+          <w:szCs w:val="22"/>
+        </w:rPr>
+        <w:t>yêu</w:t>
+      </w:r>
+      <w:proofErr w:type="spellEnd"/>
+      <w:r>
+        <w:rPr>
+          <w:rFonts w:ascii="TCM Pro" w:hAnsi="TCM Pro" w:cs="Arial"/>
+          <w:sz w:val="22"/>
+          <w:szCs w:val="22"/>
+        </w:rPr>
+        <w:t xml:space="preserve"> </w:t>
+      </w:r>
+      <w:proofErr w:type="spellStart"/>
+      <w:r>
+        <w:rPr>
+          <w:rFonts w:ascii="TCM Pro" w:hAnsi="TCM Pro" w:cs="Arial"/>
+          <w:sz w:val="22"/>
+          <w:szCs w:val="22"/>
+        </w:rPr>
+        <w:t>cầu</w:t>
+      </w:r>
+      <w:proofErr w:type="spellEnd"/>
+      <w:r>
+        <w:rPr>
+          <w:rFonts w:ascii="TCM Pro" w:hAnsi="TCM Pro" w:cs="Arial"/>
+          <w:sz w:val="22"/>
+          <w:szCs w:val="22"/>
+        </w:rPr>
+        <w:t xml:space="preserve"> </w:t>
+      </w:r>
+      <w:proofErr w:type="spellStart"/>
+      <w:r>
+        <w:rPr>
+          <w:rFonts w:ascii="TCM Pro" w:hAnsi="TCM Pro" w:cs="Arial"/>
+          <w:sz w:val="22"/>
+          <w:szCs w:val="22"/>
+        </w:rPr>
+        <w:t>bên</w:t>
+      </w:r>
+      <w:proofErr w:type="spellEnd"/>
+      <w:r>
+        <w:rPr>
+          <w:rFonts w:ascii="TCM Pro" w:hAnsi="TCM Pro" w:cs="Arial"/>
+          <w:sz w:val="22"/>
+          <w:szCs w:val="22"/>
+        </w:rPr>
+        <w:t xml:space="preserve"> B </w:t>
+      </w:r>
+      <w:proofErr w:type="spellStart"/>
+      <w:r>
+        <w:rPr>
+          <w:rFonts w:ascii="TCM Pro" w:hAnsi="TCM Pro" w:cs="Arial"/>
+          <w:sz w:val="22"/>
+          <w:szCs w:val="22"/>
+        </w:rPr>
+        <w:t>thanh</w:t>
+      </w:r>
+      <w:proofErr w:type="spellEnd"/>
+      <w:r>
+        <w:rPr>
+          <w:rFonts w:ascii="TCM Pro" w:hAnsi="TCM Pro" w:cs="Arial"/>
+          <w:sz w:val="22"/>
+          <w:szCs w:val="22"/>
+        </w:rPr>
+        <w:t xml:space="preserve"> </w:t>
+      </w:r>
+      <w:proofErr w:type="spellStart"/>
+      <w:r>
+        <w:rPr>
+          <w:rFonts w:ascii="TCM Pro" w:hAnsi="TCM Pro" w:cs="Arial"/>
+          <w:sz w:val="22"/>
+          <w:szCs w:val="22"/>
+        </w:rPr>
+        <w:t>toán</w:t>
+      </w:r>
+      <w:proofErr w:type="spellEnd"/>
+      <w:r>
+        <w:rPr>
+          <w:rFonts w:ascii="TCM Pro" w:hAnsi="TCM Pro" w:cs="Arial"/>
+          <w:sz w:val="22"/>
+          <w:szCs w:val="22"/>
+        </w:rPr>
+        <w:t xml:space="preserve"> qua </w:t>
+      </w:r>
+      <w:proofErr w:type="spellStart"/>
+      <w:r>
+        <w:rPr>
+          <w:rFonts w:ascii="TCM Pro" w:hAnsi="TCM Pro" w:cs="Arial"/>
+          <w:sz w:val="22"/>
+          <w:szCs w:val="22"/>
+        </w:rPr>
+        <w:t>các</w:t>
+      </w:r>
+      <w:proofErr w:type="spellEnd"/>
+      <w:r>
+        <w:rPr>
+          <w:rFonts w:ascii="TCM Pro" w:hAnsi="TCM Pro" w:cs="Arial"/>
+          <w:sz w:val="22"/>
+          <w:szCs w:val="22"/>
+        </w:rPr>
+        <w:t xml:space="preserve"> </w:t>
+      </w:r>
+      <w:proofErr w:type="spellStart"/>
+      <w:r>
+        <w:rPr>
+          <w:rFonts w:ascii="TCM Pro" w:hAnsi="TCM Pro" w:cs="Arial"/>
+          <w:sz w:val="22"/>
+          <w:szCs w:val="22"/>
+        </w:rPr>
+        <w:t>tài</w:t>
+      </w:r>
+      <w:proofErr w:type="spellEnd"/>
+      <w:r>
+        <w:rPr>
+          <w:rFonts w:ascii="TCM Pro" w:hAnsi="TCM Pro" w:cs="Arial"/>
+          <w:sz w:val="22"/>
+          <w:szCs w:val="22"/>
+        </w:rPr>
+        <w:t xml:space="preserve"> </w:t>
+      </w:r>
+      <w:proofErr w:type="spellStart"/>
+      <w:r>
+        <w:rPr>
+          <w:rFonts w:ascii="TCM Pro" w:hAnsi="TCM Pro" w:cs="Arial"/>
+          <w:sz w:val="22"/>
+          <w:szCs w:val="22"/>
+        </w:rPr>
+        <w:t>khoản</w:t>
+      </w:r>
+      <w:proofErr w:type="spellEnd"/>
+      <w:r>
+        <w:rPr>
+          <w:rFonts w:ascii="TCM Pro" w:hAnsi="TCM Pro" w:cs="Arial"/>
+          <w:sz w:val="22"/>
+          <w:szCs w:val="22"/>
+        </w:rPr>
+        <w:t xml:space="preserve"> </w:t>
+      </w:r>
+      <w:proofErr w:type="spellStart"/>
+      <w:r>
+        <w:rPr>
+          <w:rFonts w:ascii="TCM Pro" w:hAnsi="TCM Pro" w:cs="Arial"/>
+          <w:sz w:val="22"/>
+          <w:szCs w:val="22"/>
+        </w:rPr>
+        <w:t>ngân</w:t>
+      </w:r>
+      <w:proofErr w:type="spellEnd"/>
+      <w:r>
+        <w:rPr>
+          <w:rFonts w:ascii="TCM Pro" w:hAnsi="TCM Pro" w:cs="Arial"/>
+          <w:sz w:val="22"/>
+          <w:szCs w:val="22"/>
+        </w:rPr>
+        <w:t xml:space="preserve"> </w:t>
+      </w:r>
+      <w:proofErr w:type="spellStart"/>
+      <w:r>
+        <w:rPr>
+          <w:rFonts w:ascii="TCM Pro" w:hAnsi="TCM Pro" w:cs="Arial"/>
+          <w:sz w:val="22"/>
+          <w:szCs w:val="22"/>
+        </w:rPr>
+        <w:t>hàng</w:t>
+      </w:r>
+      <w:proofErr w:type="spellEnd"/>
+      <w:r>
+        <w:rPr>
+          <w:rFonts w:ascii="TCM Pro" w:hAnsi="TCM Pro" w:cs="Arial"/>
+          <w:sz w:val="22"/>
+          <w:szCs w:val="22"/>
+        </w:rPr>
+        <w:t xml:space="preserve"> của </w:t>
+      </w:r>
+      <w:proofErr w:type="spellStart"/>
+      <w:r>
+        <w:rPr>
+          <w:rFonts w:ascii="TCM Pro" w:hAnsi="TCM Pro" w:cs="Arial"/>
+          <w:sz w:val="22"/>
+          <w:szCs w:val="22"/>
+        </w:rPr>
+        <w:t>bên</w:t>
+      </w:r>
+      <w:proofErr w:type="spellEnd"/>
+      <w:r>
+        <w:rPr>
+          <w:rFonts w:ascii="TCM Pro" w:hAnsi="TCM Pro" w:cs="Arial"/>
+          <w:sz w:val="22"/>
+          <w:szCs w:val="22"/>
+        </w:rPr>
+        <w:t xml:space="preserve"> A </w:t>
+      </w:r>
+      <w:proofErr w:type="spellStart"/>
+      <w:r>
+        <w:rPr>
+          <w:rFonts w:ascii="TCM Pro" w:hAnsi="TCM Pro" w:cs="Arial"/>
+          <w:sz w:val="22"/>
+          <w:szCs w:val="22"/>
+        </w:rPr>
+        <w:t>được</w:t>
+      </w:r>
+      <w:proofErr w:type="spellEnd"/>
+      <w:r>
+        <w:rPr>
+          <w:rFonts w:ascii="TCM Pro" w:hAnsi="TCM Pro" w:cs="Arial"/>
+          <w:sz w:val="22"/>
+          <w:szCs w:val="22"/>
+        </w:rPr>
+        <w:t xml:space="preserve"> </w:t>
+      </w:r>
+      <w:proofErr w:type="spellStart"/>
+      <w:r>
+        <w:rPr>
+          <w:rFonts w:ascii="TCM Pro" w:hAnsi="TCM Pro" w:cs="Arial"/>
+          <w:sz w:val="22"/>
+          <w:szCs w:val="22"/>
+        </w:rPr>
+        <w:t>thể</w:t>
+      </w:r>
+      <w:proofErr w:type="spellEnd"/>
+      <w:r>
+        <w:rPr>
+          <w:rFonts w:ascii="TCM Pro" w:hAnsi="TCM Pro" w:cs="Arial"/>
+          <w:sz w:val="22"/>
+          <w:szCs w:val="22"/>
+        </w:rPr>
+        <w:t xml:space="preserve"> </w:t>
+      </w:r>
+      <w:proofErr w:type="spellStart"/>
+      <w:r>
+        <w:rPr>
+          <w:rFonts w:ascii="TCM Pro" w:hAnsi="TCM Pro" w:cs="Arial"/>
+          <w:sz w:val="22"/>
+          <w:szCs w:val="22"/>
+        </w:rPr>
+        <w:t>hiện</w:t>
+      </w:r>
+      <w:proofErr w:type="spellEnd"/>
+      <w:r>
+        <w:rPr>
+          <w:rFonts w:ascii="TCM Pro" w:hAnsi="TCM Pro" w:cs="Arial"/>
+          <w:sz w:val="22"/>
+          <w:szCs w:val="22"/>
+        </w:rPr>
+        <w:t xml:space="preserve"> </w:t>
+      </w:r>
+      <w:proofErr w:type="spellStart"/>
+      <w:r>
+        <w:rPr>
+          <w:rFonts w:ascii="TCM Pro" w:hAnsi="TCM Pro" w:cs="Arial"/>
+          <w:sz w:val="22"/>
+          <w:szCs w:val="22"/>
+        </w:rPr>
+        <w:t>trong</w:t>
+      </w:r>
+      <w:proofErr w:type="spellEnd"/>
+      <w:r>
+        <w:rPr>
+          <w:rFonts w:ascii="TCM Pro" w:hAnsi="TCM Pro" w:cs="Arial"/>
+          <w:sz w:val="22"/>
+          <w:szCs w:val="22"/>
+        </w:rPr>
+        <w:t xml:space="preserve"> </w:t>
+      </w:r>
+      <w:proofErr w:type="spellStart"/>
+      <w:r>
+        <w:rPr>
+          <w:rFonts w:ascii="TCM Pro" w:hAnsi="TCM Pro" w:cs="Arial"/>
+          <w:sz w:val="22"/>
+          <w:szCs w:val="22"/>
+        </w:rPr>
+        <w:t>hợp</w:t>
+      </w:r>
+      <w:proofErr w:type="spellEnd"/>
+      <w:r>
+        <w:rPr>
+          <w:rFonts w:ascii="TCM Pro" w:hAnsi="TCM Pro" w:cs="Arial"/>
+          <w:sz w:val="22"/>
+          <w:szCs w:val="22"/>
+        </w:rPr>
+        <w:t xml:space="preserve"> </w:t>
+      </w:r>
+      <w:proofErr w:type="spellStart"/>
+      <w:r>
+        <w:rPr>
+          <w:rFonts w:ascii="TCM Pro" w:hAnsi="TCM Pro" w:cs="Arial"/>
+          <w:sz w:val="22"/>
+          <w:szCs w:val="22"/>
+        </w:rPr>
+        <w:t>đồng</w:t>
+      </w:r>
+      <w:proofErr w:type="spellEnd"/>
+      <w:r>
+        <w:rPr>
+          <w:rFonts w:ascii="TCM Pro" w:hAnsi="TCM Pro" w:cs="Arial"/>
+          <w:sz w:val="22"/>
+          <w:szCs w:val="22"/>
+        </w:rPr>
+        <w:t xml:space="preserve"> </w:t>
+      </w:r>
+      <w:proofErr w:type="spellStart"/>
+      <w:r>
+        <w:rPr>
+          <w:rFonts w:ascii="TCM Pro" w:hAnsi="TCM Pro" w:cs="Arial"/>
+          <w:sz w:val="22"/>
+          <w:szCs w:val="22"/>
+        </w:rPr>
+        <w:t>theo</w:t>
+      </w:r>
+      <w:proofErr w:type="spellEnd"/>
+      <w:r>
+        <w:rPr>
+          <w:rFonts w:ascii="TCM Pro" w:hAnsi="TCM Pro" w:cs="Arial"/>
+          <w:sz w:val="22"/>
+          <w:szCs w:val="22"/>
+        </w:rPr>
+        <w:t xml:space="preserve"> </w:t>
+      </w:r>
+      <w:proofErr w:type="spellStart"/>
+      <w:r>
+        <w:rPr>
+          <w:rFonts w:ascii="TCM Pro" w:hAnsi="TCM Pro" w:cs="Arial"/>
+          <w:sz w:val="22"/>
+          <w:szCs w:val="22"/>
+        </w:rPr>
+        <w:t>hướng</w:t>
+      </w:r>
+      <w:proofErr w:type="spellEnd"/>
+      <w:r>
+        <w:rPr>
+          <w:rFonts w:ascii="TCM Pro" w:hAnsi="TCM Pro" w:cs="Arial"/>
+          <w:sz w:val="22"/>
+          <w:szCs w:val="22"/>
+        </w:rPr>
+        <w:t xml:space="preserve"> </w:t>
+      </w:r>
+      <w:proofErr w:type="spellStart"/>
+      <w:r>
+        <w:rPr>
+          <w:rFonts w:ascii="TCM Pro" w:hAnsi="TCM Pro" w:cs="Arial"/>
+          <w:sz w:val="22"/>
+          <w:szCs w:val="22"/>
+        </w:rPr>
+        <w:t>dẫn</w:t>
+      </w:r>
+      <w:proofErr w:type="spellEnd"/>
+      <w:r>
+        <w:rPr>
+          <w:rFonts w:ascii="TCM Pro" w:hAnsi="TCM Pro" w:cs="Arial"/>
+          <w:sz w:val="22"/>
+          <w:szCs w:val="22"/>
+        </w:rPr>
+        <w:t xml:space="preserve"> của </w:t>
+      </w:r>
+      <w:proofErr w:type="spellStart"/>
+      <w:r>
+        <w:rPr>
+          <w:rFonts w:ascii="TCM Pro" w:hAnsi="TCM Pro" w:cs="Arial"/>
+          <w:sz w:val="22"/>
+          <w:szCs w:val="22"/>
+        </w:rPr>
+        <w:t>bên</w:t>
+      </w:r>
+      <w:proofErr w:type="spellEnd"/>
+      <w:r>
+        <w:rPr>
+          <w:rFonts w:ascii="TCM Pro" w:hAnsi="TCM Pro" w:cs="Arial"/>
+          <w:sz w:val="22"/>
+          <w:szCs w:val="22"/>
+        </w:rPr>
+        <w:t xml:space="preserve"> A</w:t>
       </w:r>
       <w:r>
         <w:rPr>
@@ -3160,13 +6415,545 @@
           <w:lang w:val="vi-VN"/>
         </w:rPr>
       </w:pPr>
-      <w:r>
-        <w:rPr>
-          <w:rFonts w:ascii="TCM Pro" w:hAnsi="TCM Pro" w:cs="Arial"/>
-          <w:sz w:val="22"/>
-          <w:szCs w:val="22"/>
-        </w:rPr>
-        <w:t>Trường hợp bên B thanh toán cho bên A bằng hình thức tiền mặt, bên B có trách nhiệm kiểm tra thông tin của các chứng từ liên quan, có chữ ký xác nhận và đóng dấu của bên A.</w:t>
+      <w:proofErr w:type="spellStart"/>
+      <w:r>
+        <w:rPr>
+          <w:rFonts w:ascii="TCM Pro" w:hAnsi="TCM Pro" w:cs="Arial"/>
+          <w:sz w:val="22"/>
+          <w:szCs w:val="22"/>
+        </w:rPr>
+        <w:t>Trường</w:t>
+      </w:r>
+      <w:proofErr w:type="spellEnd"/>
+      <w:r>
+        <w:rPr>
+          <w:rFonts w:ascii="TCM Pro" w:hAnsi="TCM Pro" w:cs="Arial"/>
+          <w:sz w:val="22"/>
+          <w:szCs w:val="22"/>
+        </w:rPr>
+        <w:t xml:space="preserve"> </w:t>
+      </w:r>
+      <w:proofErr w:type="spellStart"/>
+      <w:r>
+        <w:rPr>
+          <w:rFonts w:ascii="TCM Pro" w:hAnsi="TCM Pro" w:cs="Arial"/>
+          <w:sz w:val="22"/>
+          <w:szCs w:val="22"/>
+        </w:rPr>
+        <w:t>hợp</w:t>
+      </w:r>
+      <w:proofErr w:type="spellEnd"/>
+      <w:r>
+        <w:rPr>
+          <w:rFonts w:ascii="TCM Pro" w:hAnsi="TCM Pro" w:cs="Arial"/>
+          <w:sz w:val="22"/>
+          <w:szCs w:val="22"/>
+        </w:rPr>
+        <w:t xml:space="preserve"> </w:t>
+      </w:r>
+      <w:proofErr w:type="spellStart"/>
+      <w:r>
+        <w:rPr>
+          <w:rFonts w:ascii="TCM Pro" w:hAnsi="TCM Pro" w:cs="Arial"/>
+          <w:sz w:val="22"/>
+          <w:szCs w:val="22"/>
+        </w:rPr>
+        <w:t>bên</w:t>
+      </w:r>
+      <w:proofErr w:type="spellEnd"/>
+      <w:r>
+        <w:rPr>
+          <w:rFonts w:ascii="TCM Pro" w:hAnsi="TCM Pro" w:cs="Arial"/>
+          <w:sz w:val="22"/>
+          <w:szCs w:val="22"/>
+        </w:rPr>
+        <w:t xml:space="preserve"> B </w:t>
+      </w:r>
+      <w:proofErr w:type="spellStart"/>
+      <w:r>
+        <w:rPr>
+          <w:rFonts w:ascii="TCM Pro" w:hAnsi="TCM Pro" w:cs="Arial"/>
+          <w:sz w:val="22"/>
+          <w:szCs w:val="22"/>
+        </w:rPr>
+        <w:t>thanh</w:t>
+      </w:r>
+      <w:proofErr w:type="spellEnd"/>
+      <w:r>
+        <w:rPr>
+          <w:rFonts w:ascii="TCM Pro" w:hAnsi="TCM Pro" w:cs="Arial"/>
+          <w:sz w:val="22"/>
+          <w:szCs w:val="22"/>
+        </w:rPr>
+        <w:t xml:space="preserve"> </w:t>
+      </w:r>
+      <w:proofErr w:type="spellStart"/>
+      <w:r>
+        <w:rPr>
+          <w:rFonts w:ascii="TCM Pro" w:hAnsi="TCM Pro" w:cs="Arial"/>
+          <w:sz w:val="22"/>
+          <w:szCs w:val="22"/>
+        </w:rPr>
+        <w:t>toán</w:t>
+      </w:r>
+      <w:proofErr w:type="spellEnd"/>
+      <w:r>
+        <w:rPr>
+          <w:rFonts w:ascii="TCM Pro" w:hAnsi="TCM Pro" w:cs="Arial"/>
+          <w:sz w:val="22"/>
+          <w:szCs w:val="22"/>
+        </w:rPr>
+        <w:t xml:space="preserve"> </w:t>
+      </w:r>
+      <w:proofErr w:type="spellStart"/>
+      <w:r>
+        <w:rPr>
+          <w:rFonts w:ascii="TCM Pro" w:hAnsi="TCM Pro" w:cs="Arial"/>
+          <w:sz w:val="22"/>
+          <w:szCs w:val="22"/>
+        </w:rPr>
+        <w:t>cho</w:t>
+      </w:r>
+      <w:proofErr w:type="spellEnd"/>
+      <w:r>
+        <w:rPr>
+          <w:rFonts w:ascii="TCM Pro" w:hAnsi="TCM Pro" w:cs="Arial"/>
+          <w:sz w:val="22"/>
+          <w:szCs w:val="22"/>
+        </w:rPr>
+        <w:t xml:space="preserve"> </w:t>
+      </w:r>
+      <w:proofErr w:type="spellStart"/>
+      <w:r>
+        <w:rPr>
+          <w:rFonts w:ascii="TCM Pro" w:hAnsi="TCM Pro" w:cs="Arial"/>
+          <w:sz w:val="22"/>
+          <w:szCs w:val="22"/>
+        </w:rPr>
+        <w:t>bên</w:t>
+      </w:r>
+      <w:proofErr w:type="spellEnd"/>
+      <w:r>
+        <w:rPr>
+          <w:rFonts w:ascii="TCM Pro" w:hAnsi="TCM Pro" w:cs="Arial"/>
+          <w:sz w:val="22"/>
+          <w:szCs w:val="22"/>
+        </w:rPr>
+        <w:t xml:space="preserve"> A </w:t>
+      </w:r>
+      <w:proofErr w:type="spellStart"/>
+      <w:r>
+        <w:rPr>
+          <w:rFonts w:ascii="TCM Pro" w:hAnsi="TCM Pro" w:cs="Arial"/>
+          <w:sz w:val="22"/>
+          <w:szCs w:val="22"/>
+        </w:rPr>
+        <w:t>bằng</w:t>
+      </w:r>
+      <w:proofErr w:type="spellEnd"/>
+      <w:r>
+        <w:rPr>
+          <w:rFonts w:ascii="TCM Pro" w:hAnsi="TCM Pro" w:cs="Arial"/>
+          <w:sz w:val="22"/>
+          <w:szCs w:val="22"/>
+        </w:rPr>
+        <w:t xml:space="preserve"> </w:t>
+      </w:r>
+      <w:proofErr w:type="spellStart"/>
+      <w:r>
+        <w:rPr>
+          <w:rFonts w:ascii="TCM Pro" w:hAnsi="TCM Pro" w:cs="Arial"/>
+          <w:sz w:val="22"/>
+          <w:szCs w:val="22"/>
+        </w:rPr>
+        <w:t>hình</w:t>
+      </w:r>
+      <w:proofErr w:type="spellEnd"/>
+      <w:r>
+        <w:rPr>
+          <w:rFonts w:ascii="TCM Pro" w:hAnsi="TCM Pro" w:cs="Arial"/>
+          <w:sz w:val="22"/>
+          <w:szCs w:val="22"/>
+        </w:rPr>
+        <w:t xml:space="preserve"> </w:t>
+      </w:r>
+      <w:proofErr w:type="spellStart"/>
+      <w:r>
+        <w:rPr>
+          <w:rFonts w:ascii="TCM Pro" w:hAnsi="TCM Pro" w:cs="Arial"/>
+          <w:sz w:val="22"/>
+          <w:szCs w:val="22"/>
+        </w:rPr>
+        <w:t>thức</w:t>
+      </w:r>
+      <w:proofErr w:type="spellEnd"/>
+      <w:r>
+        <w:rPr>
+          <w:rFonts w:ascii="TCM Pro" w:hAnsi="TCM Pro" w:cs="Arial"/>
+          <w:sz w:val="22"/>
+          <w:szCs w:val="22"/>
+        </w:rPr>
+        <w:t xml:space="preserve"> </w:t>
+      </w:r>
+      <w:proofErr w:type="spellStart"/>
+      <w:r>
+        <w:rPr>
+          <w:rFonts w:ascii="TCM Pro" w:hAnsi="TCM Pro" w:cs="Arial"/>
+          <w:sz w:val="22"/>
+          <w:szCs w:val="22"/>
+        </w:rPr>
+        <w:t>tiền</w:t>
+      </w:r>
+      <w:proofErr w:type="spellEnd"/>
+      <w:r>
+        <w:rPr>
+          <w:rFonts w:ascii="TCM Pro" w:hAnsi="TCM Pro" w:cs="Arial"/>
+          <w:sz w:val="22"/>
+          <w:szCs w:val="22"/>
+        </w:rPr>
+        <w:t xml:space="preserve"> </w:t>
+      </w:r>
+      <w:proofErr w:type="spellStart"/>
+      <w:r>
+        <w:rPr>
+          <w:rFonts w:ascii="TCM Pro" w:hAnsi="TCM Pro" w:cs="Arial"/>
+          <w:sz w:val="22"/>
+          <w:szCs w:val="22"/>
+        </w:rPr>
+        <w:t>mặt</w:t>
+      </w:r>
+      <w:proofErr w:type="spellEnd"/>
+      <w:r>
+        <w:rPr>
+          <w:rFonts w:ascii="TCM Pro" w:hAnsi="TCM Pro" w:cs="Arial"/>
+          <w:sz w:val="22"/>
+          <w:szCs w:val="22"/>
+        </w:rPr>
+        <w:t xml:space="preserve">, </w:t>
+      </w:r>
+      <w:proofErr w:type="spellStart"/>
+      <w:r>
+        <w:rPr>
+          <w:rFonts w:ascii="TCM Pro" w:hAnsi="TCM Pro" w:cs="Arial"/>
+          <w:sz w:val="22"/>
+          <w:szCs w:val="22"/>
+        </w:rPr>
+        <w:t>bên</w:t>
+      </w:r>
+      <w:proofErr w:type="spellEnd"/>
+      <w:r>
+        <w:rPr>
+          <w:rFonts w:ascii="TCM Pro" w:hAnsi="TCM Pro" w:cs="Arial"/>
+          <w:sz w:val="22"/>
+          <w:szCs w:val="22"/>
+        </w:rPr>
+        <w:t xml:space="preserve"> B có </w:t>
+      </w:r>
+      <w:proofErr w:type="spellStart"/>
+      <w:r>
+        <w:rPr>
+          <w:rFonts w:ascii="TCM Pro" w:hAnsi="TCM Pro" w:cs="Arial"/>
+          <w:sz w:val="22"/>
+          <w:szCs w:val="22"/>
+        </w:rPr>
+        <w:t>trách</w:t>
+      </w:r>
+      <w:proofErr w:type="spellEnd"/>
+      <w:r>
+        <w:rPr>
+          <w:rFonts w:ascii="TCM Pro" w:hAnsi="TCM Pro" w:cs="Arial"/>
+          <w:sz w:val="22"/>
+          <w:szCs w:val="22"/>
+        </w:rPr>
+        <w:t xml:space="preserve"> </w:t>
+      </w:r>
+      <w:proofErr w:type="spellStart"/>
+      <w:r>
+        <w:rPr>
+          <w:rFonts w:ascii="TCM Pro" w:hAnsi="TCM Pro" w:cs="Arial"/>
+          <w:sz w:val="22"/>
+          <w:szCs w:val="22"/>
+        </w:rPr>
+        <w:t>nhiệm</w:t>
+      </w:r>
+      <w:proofErr w:type="spellEnd"/>
+      <w:r>
+        <w:rPr>
+          <w:rFonts w:ascii="TCM Pro" w:hAnsi="TCM Pro" w:cs="Arial"/>
+          <w:sz w:val="22"/>
+          <w:szCs w:val="22"/>
+        </w:rPr>
+        <w:t xml:space="preserve"> </w:t>
+      </w:r>
+      <w:proofErr w:type="spellStart"/>
+      <w:r>
+        <w:rPr>
+          <w:rFonts w:ascii="TCM Pro" w:hAnsi="TCM Pro" w:cs="Arial"/>
+          <w:sz w:val="22"/>
+          <w:szCs w:val="22"/>
+        </w:rPr>
+        <w:t>kiểm</w:t>
+      </w:r>
+      <w:proofErr w:type="spellEnd"/>
+      <w:r>
+        <w:rPr>
+          <w:rFonts w:ascii="TCM Pro" w:hAnsi="TCM Pro" w:cs="Arial"/>
+          <w:sz w:val="22"/>
+          <w:szCs w:val="22"/>
+        </w:rPr>
+        <w:t xml:space="preserve"> </w:t>
+      </w:r>
+      <w:proofErr w:type="spellStart"/>
+      <w:r>
+        <w:rPr>
+          <w:rFonts w:ascii="TCM Pro" w:hAnsi="TCM Pro" w:cs="Arial"/>
+          <w:sz w:val="22"/>
+          <w:szCs w:val="22"/>
+        </w:rPr>
+        <w:t>tra</w:t>
+      </w:r>
+      <w:proofErr w:type="spellEnd"/>
+      <w:r>
+        <w:rPr>
+          <w:rFonts w:ascii="TCM Pro" w:hAnsi="TCM Pro" w:cs="Arial"/>
+          <w:sz w:val="22"/>
+          <w:szCs w:val="22"/>
+        </w:rPr>
+        <w:t xml:space="preserve"> </w:t>
+      </w:r>
+      <w:proofErr w:type="spellStart"/>
+      <w:r>
+        <w:rPr>
+          <w:rFonts w:ascii="TCM Pro" w:hAnsi="TCM Pro" w:cs="Arial"/>
+          <w:sz w:val="22"/>
+          <w:szCs w:val="22"/>
+        </w:rPr>
+        <w:t>thông</w:t>
+      </w:r>
+      <w:proofErr w:type="spellEnd"/>
+      <w:r>
+        <w:rPr>
+          <w:rFonts w:ascii="TCM Pro" w:hAnsi="TCM Pro" w:cs="Arial"/>
+          <w:sz w:val="22"/>
+          <w:szCs w:val="22"/>
+        </w:rPr>
+        <w:t xml:space="preserve"> tin của </w:t>
+      </w:r>
+      <w:proofErr w:type="spellStart"/>
+      <w:r>
+        <w:rPr>
+          <w:rFonts w:ascii="TCM Pro" w:hAnsi="TCM Pro" w:cs="Arial"/>
+          <w:sz w:val="22"/>
+          <w:szCs w:val="22"/>
+        </w:rPr>
+        <w:t>các</w:t>
+      </w:r>
+      <w:proofErr w:type="spellEnd"/>
+      <w:r>
+        <w:rPr>
+          <w:rFonts w:ascii="TCM Pro" w:hAnsi="TCM Pro" w:cs="Arial"/>
+          <w:sz w:val="22"/>
+          <w:szCs w:val="22"/>
+        </w:rPr>
+        <w:t xml:space="preserve"> </w:t>
+      </w:r>
+      <w:proofErr w:type="spellStart"/>
+      <w:r>
+        <w:rPr>
+          <w:rFonts w:ascii="TCM Pro" w:hAnsi="TCM Pro" w:cs="Arial"/>
+          <w:sz w:val="22"/>
+          <w:szCs w:val="22"/>
+        </w:rPr>
+        <w:t>chứng</w:t>
+      </w:r>
+      <w:proofErr w:type="spellEnd"/>
+      <w:r>
+        <w:rPr>
+          <w:rFonts w:ascii="TCM Pro" w:hAnsi="TCM Pro" w:cs="Arial"/>
+          <w:sz w:val="22"/>
+          <w:szCs w:val="22"/>
+        </w:rPr>
+        <w:t xml:space="preserve"> </w:t>
+      </w:r>
+      <w:proofErr w:type="spellStart"/>
+      <w:r>
+        <w:rPr>
+          <w:rFonts w:ascii="TCM Pro" w:hAnsi="TCM Pro" w:cs="Arial"/>
+          <w:sz w:val="22"/>
+          <w:szCs w:val="22"/>
+        </w:rPr>
+        <w:t>từ</w:t>
+      </w:r>
+      <w:proofErr w:type="spellEnd"/>
+      <w:r>
+        <w:rPr>
+          <w:rFonts w:ascii="TCM Pro" w:hAnsi="TCM Pro" w:cs="Arial"/>
+          <w:sz w:val="22"/>
+          <w:szCs w:val="22"/>
+        </w:rPr>
+        <w:t xml:space="preserve"> </w:t>
+      </w:r>
+      <w:proofErr w:type="spellStart"/>
+      <w:r>
+        <w:rPr>
+          <w:rFonts w:ascii="TCM Pro" w:hAnsi="TCM Pro" w:cs="Arial"/>
+          <w:sz w:val="22"/>
+          <w:szCs w:val="22"/>
+        </w:rPr>
+        <w:t>liên</w:t>
+      </w:r>
+      <w:proofErr w:type="spellEnd"/>
+      <w:r>
+        <w:rPr>
+          <w:rFonts w:ascii="TCM Pro" w:hAnsi="TCM Pro" w:cs="Arial"/>
+          <w:sz w:val="22"/>
+          <w:szCs w:val="22"/>
+        </w:rPr>
+        <w:t xml:space="preserve"> </w:t>
+      </w:r>
+      <w:proofErr w:type="spellStart"/>
+      <w:r>
+        <w:rPr>
+          <w:rFonts w:ascii="TCM Pro" w:hAnsi="TCM Pro" w:cs="Arial"/>
+          <w:sz w:val="22"/>
+          <w:szCs w:val="22"/>
+        </w:rPr>
+        <w:t>quan</w:t>
+      </w:r>
+      <w:proofErr w:type="spellEnd"/>
+      <w:r>
+        <w:rPr>
+          <w:rFonts w:ascii="TCM Pro" w:hAnsi="TCM Pro" w:cs="Arial"/>
+          <w:sz w:val="22"/>
+          <w:szCs w:val="22"/>
+        </w:rPr>
+        <w:t xml:space="preserve">, có </w:t>
+      </w:r>
+      <w:proofErr w:type="spellStart"/>
+      <w:r>
+        <w:rPr>
+          <w:rFonts w:ascii="TCM Pro" w:hAnsi="TCM Pro" w:cs="Arial"/>
+          <w:sz w:val="22"/>
+          <w:szCs w:val="22"/>
+        </w:rPr>
+        <w:t>chữ</w:t>
+      </w:r>
+      <w:proofErr w:type="spellEnd"/>
+      <w:r>
+        <w:rPr>
+          <w:rFonts w:ascii="TCM Pro" w:hAnsi="TCM Pro" w:cs="Arial"/>
+          <w:sz w:val="22"/>
+          <w:szCs w:val="22"/>
+        </w:rPr>
+        <w:t xml:space="preserve"> </w:t>
+      </w:r>
+      <w:proofErr w:type="spellStart"/>
+      <w:r>
+        <w:rPr>
+          <w:rFonts w:ascii="TCM Pro" w:hAnsi="TCM Pro" w:cs="Arial"/>
+          <w:sz w:val="22"/>
+          <w:szCs w:val="22"/>
+        </w:rPr>
+        <w:t>ký</w:t>
+      </w:r>
+      <w:proofErr w:type="spellEnd"/>
+      <w:r>
+        <w:rPr>
+          <w:rFonts w:ascii="TCM Pro" w:hAnsi="TCM Pro" w:cs="Arial"/>
+          <w:sz w:val="22"/>
+          <w:szCs w:val="22"/>
+        </w:rPr>
+        <w:t xml:space="preserve"> </w:t>
+      </w:r>
+      <w:proofErr w:type="spellStart"/>
+      <w:r>
+        <w:rPr>
+          <w:rFonts w:ascii="TCM Pro" w:hAnsi="TCM Pro" w:cs="Arial"/>
+          <w:sz w:val="22"/>
+          <w:szCs w:val="22"/>
+        </w:rPr>
+        <w:t>xác</w:t>
+      </w:r>
+      <w:proofErr w:type="spellEnd"/>
+      <w:r>
+        <w:rPr>
+          <w:rFonts w:ascii="TCM Pro" w:hAnsi="TCM Pro" w:cs="Arial"/>
+          <w:sz w:val="22"/>
+          <w:szCs w:val="22"/>
+        </w:rPr>
+        <w:t xml:space="preserve"> </w:t>
+      </w:r>
+      <w:proofErr w:type="spellStart"/>
+      <w:r>
+        <w:rPr>
+          <w:rFonts w:ascii="TCM Pro" w:hAnsi="TCM Pro" w:cs="Arial"/>
+          <w:sz w:val="22"/>
+          <w:szCs w:val="22"/>
+        </w:rPr>
+        <w:t>nhận</w:t>
+      </w:r>
+      <w:proofErr w:type="spellEnd"/>
+      <w:r>
+        <w:rPr>
+          <w:rFonts w:ascii="TCM Pro" w:hAnsi="TCM Pro" w:cs="Arial"/>
+          <w:sz w:val="22"/>
+          <w:szCs w:val="22"/>
+        </w:rPr>
+        <w:t xml:space="preserve"> và </w:t>
+      </w:r>
+      <w:proofErr w:type="spellStart"/>
+      <w:r>
+        <w:rPr>
+          <w:rFonts w:ascii="TCM Pro" w:hAnsi="TCM Pro" w:cs="Arial"/>
+          <w:sz w:val="22"/>
+          <w:szCs w:val="22"/>
+        </w:rPr>
+        <w:t>đóng</w:t>
+      </w:r>
+      <w:proofErr w:type="spellEnd"/>
+      <w:r>
+        <w:rPr>
+          <w:rFonts w:ascii="TCM Pro" w:hAnsi="TCM Pro" w:cs="Arial"/>
+          <w:sz w:val="22"/>
+          <w:szCs w:val="22"/>
+        </w:rPr>
+        <w:t xml:space="preserve"> </w:t>
+      </w:r>
+      <w:proofErr w:type="spellStart"/>
+      <w:r>
+        <w:rPr>
+          <w:rFonts w:ascii="TCM Pro" w:hAnsi="TCM Pro" w:cs="Arial"/>
+          <w:sz w:val="22"/>
+          <w:szCs w:val="22"/>
+        </w:rPr>
+        <w:t>dấu</w:t>
+      </w:r>
+      <w:proofErr w:type="spellEnd"/>
+      <w:r>
+        <w:rPr>
+          <w:rFonts w:ascii="TCM Pro" w:hAnsi="TCM Pro" w:cs="Arial"/>
+          <w:sz w:val="22"/>
+          <w:szCs w:val="22"/>
+        </w:rPr>
+        <w:t xml:space="preserve"> của </w:t>
+      </w:r>
+      <w:proofErr w:type="spellStart"/>
+      <w:r>
+        <w:rPr>
+          <w:rFonts w:ascii="TCM Pro" w:hAnsi="TCM Pro" w:cs="Arial"/>
+          <w:sz w:val="22"/>
+          <w:szCs w:val="22"/>
+        </w:rPr>
+        <w:t>bên</w:t>
+      </w:r>
+      <w:proofErr w:type="spellEnd"/>
+      <w:r>
+        <w:rPr>
+          <w:rFonts w:ascii="TCM Pro" w:hAnsi="TCM Pro" w:cs="Arial"/>
+          <w:sz w:val="22"/>
+          <w:szCs w:val="22"/>
+        </w:rPr>
+        <w:t xml:space="preserve"> A.</w:t>
       </w:r>
     </w:p>
     <w:p>
@@ -3387,6 +7174,7 @@
         </w:rPr>
         <w:t xml:space="preserve">ể từ thời điểm sau khi Bên B đã ký giấy Biên bản bàn giao xe Bên A sẽ hoàn toàn không chịu trách nhiệm với những khiếu nại về xe mà không </w:t>
       </w:r>
+      <w:proofErr w:type="spellStart"/>
       <w:r>
         <w:rPr>
           <w:rFonts w:ascii="TCM Pro" w:hAnsi="TCM Pro" w:cs="Arial"/>
@@ -3395,6 +7183,7 @@
         </w:rPr>
         <w:t>nằm</w:t>
       </w:r>
+      <w:proofErr w:type="spellEnd"/>
       <w:r>
         <w:rPr>
           <w:rFonts w:ascii="TCM Pro" w:hAnsi="TCM Pro" w:cs="Arial"/>
@@ -3545,14 +7334,34 @@
         </w:rPr>
         <w:t xml:space="preserve">Địa điểm bảo hành: </w:t>
       </w:r>
-      <w:r>
-        <w:rPr>
-          <w:rFonts w:ascii="TCM Pro" w:hAnsi="TCM Pro" w:cs="Arial"/>
-          <w:sz w:val="22"/>
-          <w:szCs w:val="22"/>
-        </w:rPr>
-        <w:t>Khóm Trung Thạnh</w:t>
-      </w:r>
+      <w:proofErr w:type="spellStart"/>
+      <w:r>
+        <w:rPr>
+          <w:rFonts w:ascii="TCM Pro" w:hAnsi="TCM Pro" w:cs="Arial"/>
+          <w:sz w:val="22"/>
+          <w:szCs w:val="22"/>
+        </w:rPr>
+        <w:t>Khóm</w:t>
+      </w:r>
+      <w:proofErr w:type="spellEnd"/>
+      <w:r>
+        <w:rPr>
+          <w:rFonts w:ascii="TCM Pro" w:hAnsi="TCM Pro" w:cs="Arial"/>
+          <w:sz w:val="22"/>
+          <w:szCs w:val="22"/>
+        </w:rPr>
+        <w:t xml:space="preserve"> Trung </w:t>
+      </w:r>
+      <w:proofErr w:type="spellStart"/>
+      <w:r>
+        <w:rPr>
+          <w:rFonts w:ascii="TCM Pro" w:hAnsi="TCM Pro" w:cs="Arial"/>
+          <w:sz w:val="22"/>
+          <w:szCs w:val="22"/>
+        </w:rPr>
+        <w:t>Thạnh</w:t>
+      </w:r>
+      <w:proofErr w:type="spellEnd"/>
       <w:r>
         <w:rPr>
           <w:rFonts w:ascii="TCM Pro" w:hAnsi="TCM Pro" w:cs="Arial"/>
@@ -3562,6 +7371,7 @@
         </w:rPr>
         <w:t xml:space="preserve">, phường Mỹ </w:t>
       </w:r>
+      <w:proofErr w:type="spellStart"/>
       <w:r>
         <w:rPr>
           <w:rFonts w:ascii="TCM Pro" w:hAnsi="TCM Pro" w:cs="Arial"/>
@@ -3570,6 +7380,7 @@
         </w:rPr>
         <w:t>Thới</w:t>
       </w:r>
+      <w:proofErr w:type="spellEnd"/>
       <w:r>
         <w:rPr>
           <w:rFonts w:ascii="TCM Pro" w:hAnsi="TCM Pro" w:cs="Arial"/>
@@ -3602,7 +7413,133 @@
           <w:sz w:val="22"/>
           <w:szCs w:val="22"/>
         </w:rPr>
-        <w:t xml:space="preserve"> hoặc các đại lý Hyundai trên toàn quốc.</w:t>
+        <w:t xml:space="preserve"> </w:t>
+      </w:r>
+      <w:proofErr w:type="spellStart"/>
+      <w:r>
+        <w:rPr>
+          <w:rFonts w:ascii="TCM Pro" w:hAnsi="TCM Pro" w:cs="Arial"/>
+          <w:sz w:val="22"/>
+          <w:szCs w:val="22"/>
+        </w:rPr>
+        <w:t>hoặc</w:t>
+      </w:r>
+      <w:proofErr w:type="spellEnd"/>
+      <w:r>
+        <w:rPr>
+          <w:rFonts w:ascii="TCM Pro" w:hAnsi="TCM Pro" w:cs="Arial"/>
+          <w:sz w:val="22"/>
+          <w:szCs w:val="22"/>
+        </w:rPr>
+        <w:t xml:space="preserve"> </w:t>
+      </w:r>
+      <w:proofErr w:type="spellStart"/>
+      <w:r>
+        <w:rPr>
+          <w:rFonts w:ascii="TCM Pro" w:hAnsi="TCM Pro" w:cs="Arial"/>
+          <w:sz w:val="22"/>
+          <w:szCs w:val="22"/>
+        </w:rPr>
+        <w:t>các</w:t>
+      </w:r>
+      <w:proofErr w:type="spellEnd"/>
+      <w:r>
+        <w:rPr>
+          <w:rFonts w:ascii="TCM Pro" w:hAnsi="TCM Pro" w:cs="Arial"/>
+          <w:sz w:val="22"/>
+          <w:szCs w:val="22"/>
+        </w:rPr>
+        <w:t xml:space="preserve"> </w:t>
+      </w:r>
+      <w:proofErr w:type="spellStart"/>
+      <w:r>
+        <w:rPr>
+          <w:rFonts w:ascii="TCM Pro" w:hAnsi="TCM Pro" w:cs="Arial"/>
+          <w:sz w:val="22"/>
+          <w:szCs w:val="22"/>
+        </w:rPr>
+        <w:t>đại</w:t>
+      </w:r>
+      <w:proofErr w:type="spellEnd"/>
+      <w:r>
+        <w:rPr>
+          <w:rFonts w:ascii="TCM Pro" w:hAnsi="TCM Pro" w:cs="Arial"/>
+          <w:sz w:val="22"/>
+          <w:szCs w:val="22"/>
+        </w:rPr>
+        <w:t xml:space="preserve"> </w:t>
+      </w:r>
+      <w:proofErr w:type="spellStart"/>
+      <w:r>
+        <w:rPr>
+          <w:rFonts w:ascii="TCM Pro" w:hAnsi="TCM Pro" w:cs="Arial"/>
+          <w:sz w:val="22"/>
+          <w:szCs w:val="22"/>
+        </w:rPr>
+        <w:t>lý</w:t>
+      </w:r>
+      <w:proofErr w:type="spellEnd"/>
+      <w:r>
+        <w:rPr>
+          <w:rFonts w:ascii="TCM Pro" w:hAnsi="TCM Pro" w:cs="Arial"/>
+          <w:sz w:val="22"/>
+          <w:szCs w:val="22"/>
+        </w:rPr>
+        <w:t xml:space="preserve"> Hyundai </w:t>
+      </w:r>
+      <w:proofErr w:type="spellStart"/>
+      <w:r>
+        <w:rPr>
+          <w:rFonts w:ascii="TCM Pro" w:hAnsi="TCM Pro" w:cs="Arial"/>
+          <w:sz w:val="22"/>
+          <w:szCs w:val="22"/>
+        </w:rPr>
+        <w:t>trên</w:t>
+      </w:r>
+      <w:proofErr w:type="spellEnd"/>
+      <w:r>
+        <w:rPr>
+          <w:rFonts w:ascii="TCM Pro" w:hAnsi="TCM Pro" w:cs="Arial"/>
+          <w:sz w:val="22"/>
+          <w:szCs w:val="22"/>
+        </w:rPr>
+        <w:t xml:space="preserve"> </w:t>
+      </w:r>
+      <w:proofErr w:type="spellStart"/>
+      <w:r>
+        <w:rPr>
+          <w:rFonts w:ascii="TCM Pro" w:hAnsi="TCM Pro" w:cs="Arial"/>
+          <w:sz w:val="22"/>
+          <w:szCs w:val="22"/>
+        </w:rPr>
+        <w:t>toàn</w:t>
+      </w:r>
+      <w:proofErr w:type="spellEnd"/>
+      <w:r>
+        <w:rPr>
+          <w:rFonts w:ascii="TCM Pro" w:hAnsi="TCM Pro" w:cs="Arial"/>
+          <w:sz w:val="22"/>
+          <w:szCs w:val="22"/>
+        </w:rPr>
+        <w:t xml:space="preserve"> </w:t>
+      </w:r>
+      <w:proofErr w:type="spellStart"/>
+      <w:r>
+        <w:rPr>
+          <w:rFonts w:ascii="TCM Pro" w:hAnsi="TCM Pro" w:cs="Arial"/>
+          <w:sz w:val="22"/>
+          <w:szCs w:val="22"/>
+        </w:rPr>
+        <w:t>quốc</w:t>
+      </w:r>
+      <w:proofErr w:type="spellEnd"/>
+      <w:r>
+        <w:rPr>
+          <w:rFonts w:ascii="TCM Pro" w:hAnsi="TCM Pro" w:cs="Arial"/>
+          <w:sz w:val="22"/>
+          <w:szCs w:val="22"/>
+        </w:rPr>
+        <w:t>.</w:t>
       </w:r>
     </w:p>
     <w:p>
@@ -3621,13 +7558,455 @@
           <w:lang w:val="vi-VN"/>
         </w:rPr>
       </w:pPr>
-      <w:r>
-        <w:rPr>
-          <w:rFonts w:ascii="TCM Pro" w:hAnsi="TCM Pro" w:cs="Arial"/>
-          <w:sz w:val="22"/>
-          <w:szCs w:val="22"/>
-        </w:rPr>
-        <w:t xml:space="preserve">Bên B có trách nhiệm sử dụng xe theo đúng hướng dẫn sử dụng của Bên A. Thông tin chi tiết về hướng dẫn sử dụng sản phẩm được công bố tại website </w:t>
+      <w:proofErr w:type="spellStart"/>
+      <w:r>
+        <w:rPr>
+          <w:rFonts w:ascii="TCM Pro" w:hAnsi="TCM Pro" w:cs="Arial"/>
+          <w:sz w:val="22"/>
+          <w:szCs w:val="22"/>
+        </w:rPr>
+        <w:t>Bên</w:t>
+      </w:r>
+      <w:proofErr w:type="spellEnd"/>
+      <w:r>
+        <w:rPr>
+          <w:rFonts w:ascii="TCM Pro" w:hAnsi="TCM Pro" w:cs="Arial"/>
+          <w:sz w:val="22"/>
+          <w:szCs w:val="22"/>
+        </w:rPr>
+        <w:t xml:space="preserve"> B có </w:t>
+      </w:r>
+      <w:proofErr w:type="spellStart"/>
+      <w:r>
+        <w:rPr>
+          <w:rFonts w:ascii="TCM Pro" w:hAnsi="TCM Pro" w:cs="Arial"/>
+          <w:sz w:val="22"/>
+          <w:szCs w:val="22"/>
+        </w:rPr>
+        <w:t>trách</w:t>
+      </w:r>
+      <w:proofErr w:type="spellEnd"/>
+      <w:r>
+        <w:rPr>
+          <w:rFonts w:ascii="TCM Pro" w:hAnsi="TCM Pro" w:cs="Arial"/>
+          <w:sz w:val="22"/>
+          <w:szCs w:val="22"/>
+        </w:rPr>
+        <w:t xml:space="preserve"> </w:t>
+      </w:r>
+      <w:proofErr w:type="spellStart"/>
+      <w:r>
+        <w:rPr>
+          <w:rFonts w:ascii="TCM Pro" w:hAnsi="TCM Pro" w:cs="Arial"/>
+          <w:sz w:val="22"/>
+          <w:szCs w:val="22"/>
+        </w:rPr>
+        <w:t>nhiệm</w:t>
+      </w:r>
+      <w:proofErr w:type="spellEnd"/>
+      <w:r>
+        <w:rPr>
+          <w:rFonts w:ascii="TCM Pro" w:hAnsi="TCM Pro" w:cs="Arial"/>
+          <w:sz w:val="22"/>
+          <w:szCs w:val="22"/>
+        </w:rPr>
+        <w:t xml:space="preserve"> </w:t>
+      </w:r>
+      <w:proofErr w:type="spellStart"/>
+      <w:r>
+        <w:rPr>
+          <w:rFonts w:ascii="TCM Pro" w:hAnsi="TCM Pro" w:cs="Arial"/>
+          <w:sz w:val="22"/>
+          <w:szCs w:val="22"/>
+        </w:rPr>
+        <w:t>sử</w:t>
+      </w:r>
+      <w:proofErr w:type="spellEnd"/>
+      <w:r>
+        <w:rPr>
+          <w:rFonts w:ascii="TCM Pro" w:hAnsi="TCM Pro" w:cs="Arial"/>
+          <w:sz w:val="22"/>
+          <w:szCs w:val="22"/>
+        </w:rPr>
+        <w:t xml:space="preserve"> </w:t>
+      </w:r>
+      <w:proofErr w:type="spellStart"/>
+      <w:r>
+        <w:rPr>
+          <w:rFonts w:ascii="TCM Pro" w:hAnsi="TCM Pro" w:cs="Arial"/>
+          <w:sz w:val="22"/>
+          <w:szCs w:val="22"/>
+        </w:rPr>
+        <w:t>dụng</w:t>
+      </w:r>
+      <w:proofErr w:type="spellEnd"/>
+      <w:r>
+        <w:rPr>
+          <w:rFonts w:ascii="TCM Pro" w:hAnsi="TCM Pro" w:cs="Arial"/>
+          <w:sz w:val="22"/>
+          <w:szCs w:val="22"/>
+        </w:rPr>
+        <w:t xml:space="preserve"> </w:t>
+      </w:r>
+      <w:proofErr w:type="spellStart"/>
+      <w:r>
+        <w:rPr>
+          <w:rFonts w:ascii="TCM Pro" w:hAnsi="TCM Pro" w:cs="Arial"/>
+          <w:sz w:val="22"/>
+          <w:szCs w:val="22"/>
+        </w:rPr>
+        <w:t>xe</w:t>
+      </w:r>
+      <w:proofErr w:type="spellEnd"/>
+      <w:r>
+        <w:rPr>
+          <w:rFonts w:ascii="TCM Pro" w:hAnsi="TCM Pro" w:cs="Arial"/>
+          <w:sz w:val="22"/>
+          <w:szCs w:val="22"/>
+        </w:rPr>
+        <w:t xml:space="preserve"> </w:t>
+      </w:r>
+      <w:proofErr w:type="spellStart"/>
+      <w:r>
+        <w:rPr>
+          <w:rFonts w:ascii="TCM Pro" w:hAnsi="TCM Pro" w:cs="Arial"/>
+          <w:sz w:val="22"/>
+          <w:szCs w:val="22"/>
+        </w:rPr>
+        <w:t>theo</w:t>
+      </w:r>
+      <w:proofErr w:type="spellEnd"/>
+      <w:r>
+        <w:rPr>
+          <w:rFonts w:ascii="TCM Pro" w:hAnsi="TCM Pro" w:cs="Arial"/>
+          <w:sz w:val="22"/>
+          <w:szCs w:val="22"/>
+        </w:rPr>
+        <w:t xml:space="preserve"> </w:t>
+      </w:r>
+      <w:proofErr w:type="spellStart"/>
+      <w:r>
+        <w:rPr>
+          <w:rFonts w:ascii="TCM Pro" w:hAnsi="TCM Pro" w:cs="Arial"/>
+          <w:sz w:val="22"/>
+          <w:szCs w:val="22"/>
+        </w:rPr>
+        <w:t>đúng</w:t>
+      </w:r>
+      <w:proofErr w:type="spellEnd"/>
+      <w:r>
+        <w:rPr>
+          <w:rFonts w:ascii="TCM Pro" w:hAnsi="TCM Pro" w:cs="Arial"/>
+          <w:sz w:val="22"/>
+          <w:szCs w:val="22"/>
+        </w:rPr>
+        <w:t xml:space="preserve"> </w:t>
+      </w:r>
+      <w:proofErr w:type="spellStart"/>
+      <w:r>
+        <w:rPr>
+          <w:rFonts w:ascii="TCM Pro" w:hAnsi="TCM Pro" w:cs="Arial"/>
+          <w:sz w:val="22"/>
+          <w:szCs w:val="22"/>
+        </w:rPr>
+        <w:t>hướng</w:t>
+      </w:r>
+      <w:proofErr w:type="spellEnd"/>
+      <w:r>
+        <w:rPr>
+          <w:rFonts w:ascii="TCM Pro" w:hAnsi="TCM Pro" w:cs="Arial"/>
+          <w:sz w:val="22"/>
+          <w:szCs w:val="22"/>
+        </w:rPr>
+        <w:t xml:space="preserve"> </w:t>
+      </w:r>
+      <w:proofErr w:type="spellStart"/>
+      <w:r>
+        <w:rPr>
+          <w:rFonts w:ascii="TCM Pro" w:hAnsi="TCM Pro" w:cs="Arial"/>
+          <w:sz w:val="22"/>
+          <w:szCs w:val="22"/>
+        </w:rPr>
+        <w:t>dẫn</w:t>
+      </w:r>
+      <w:proofErr w:type="spellEnd"/>
+      <w:r>
+        <w:rPr>
+          <w:rFonts w:ascii="TCM Pro" w:hAnsi="TCM Pro" w:cs="Arial"/>
+          <w:sz w:val="22"/>
+          <w:szCs w:val="22"/>
+        </w:rPr>
+        <w:t xml:space="preserve"> </w:t>
+      </w:r>
+      <w:proofErr w:type="spellStart"/>
+      <w:r>
+        <w:rPr>
+          <w:rFonts w:ascii="TCM Pro" w:hAnsi="TCM Pro" w:cs="Arial"/>
+          <w:sz w:val="22"/>
+          <w:szCs w:val="22"/>
+        </w:rPr>
+        <w:t>sử</w:t>
+      </w:r>
+      <w:proofErr w:type="spellEnd"/>
+      <w:r>
+        <w:rPr>
+          <w:rFonts w:ascii="TCM Pro" w:hAnsi="TCM Pro" w:cs="Arial"/>
+          <w:sz w:val="22"/>
+          <w:szCs w:val="22"/>
+        </w:rPr>
+        <w:t xml:space="preserve"> </w:t>
+      </w:r>
+      <w:proofErr w:type="spellStart"/>
+      <w:r>
+        <w:rPr>
+          <w:rFonts w:ascii="TCM Pro" w:hAnsi="TCM Pro" w:cs="Arial"/>
+          <w:sz w:val="22"/>
+          <w:szCs w:val="22"/>
+        </w:rPr>
+        <w:t>dụng</w:t>
+      </w:r>
+      <w:proofErr w:type="spellEnd"/>
+      <w:r>
+        <w:rPr>
+          <w:rFonts w:ascii="TCM Pro" w:hAnsi="TCM Pro" w:cs="Arial"/>
+          <w:sz w:val="22"/>
+          <w:szCs w:val="22"/>
+        </w:rPr>
+        <w:t xml:space="preserve"> của </w:t>
+      </w:r>
+      <w:proofErr w:type="spellStart"/>
+      <w:r>
+        <w:rPr>
+          <w:rFonts w:ascii="TCM Pro" w:hAnsi="TCM Pro" w:cs="Arial"/>
+          <w:sz w:val="22"/>
+          <w:szCs w:val="22"/>
+        </w:rPr>
+        <w:t>Bên</w:t>
+      </w:r>
+      <w:proofErr w:type="spellEnd"/>
+      <w:r>
+        <w:rPr>
+          <w:rFonts w:ascii="TCM Pro" w:hAnsi="TCM Pro" w:cs="Arial"/>
+          <w:sz w:val="22"/>
+          <w:szCs w:val="22"/>
+        </w:rPr>
+        <w:t xml:space="preserve"> A. Thông tin chi </w:t>
+      </w:r>
+      <w:proofErr w:type="spellStart"/>
+      <w:r>
+        <w:rPr>
+          <w:rFonts w:ascii="TCM Pro" w:hAnsi="TCM Pro" w:cs="Arial"/>
+          <w:sz w:val="22"/>
+          <w:szCs w:val="22"/>
+        </w:rPr>
+        <w:t>tiết</w:t>
+      </w:r>
+      <w:proofErr w:type="spellEnd"/>
+      <w:r>
+        <w:rPr>
+          <w:rFonts w:ascii="TCM Pro" w:hAnsi="TCM Pro" w:cs="Arial"/>
+          <w:sz w:val="22"/>
+          <w:szCs w:val="22"/>
+        </w:rPr>
+        <w:t xml:space="preserve"> </w:t>
+      </w:r>
+      <w:proofErr w:type="spellStart"/>
+      <w:r>
+        <w:rPr>
+          <w:rFonts w:ascii="TCM Pro" w:hAnsi="TCM Pro" w:cs="Arial"/>
+          <w:sz w:val="22"/>
+          <w:szCs w:val="22"/>
+        </w:rPr>
+        <w:t>về</w:t>
+      </w:r>
+      <w:proofErr w:type="spellEnd"/>
+      <w:r>
+        <w:rPr>
+          <w:rFonts w:ascii="TCM Pro" w:hAnsi="TCM Pro" w:cs="Arial"/>
+          <w:sz w:val="22"/>
+          <w:szCs w:val="22"/>
+        </w:rPr>
+        <w:t xml:space="preserve"> </w:t>
+      </w:r>
+      <w:proofErr w:type="spellStart"/>
+      <w:r>
+        <w:rPr>
+          <w:rFonts w:ascii="TCM Pro" w:hAnsi="TCM Pro" w:cs="Arial"/>
+          <w:sz w:val="22"/>
+          <w:szCs w:val="22"/>
+        </w:rPr>
+        <w:t>hướng</w:t>
+      </w:r>
+      <w:proofErr w:type="spellEnd"/>
+      <w:r>
+        <w:rPr>
+          <w:rFonts w:ascii="TCM Pro" w:hAnsi="TCM Pro" w:cs="Arial"/>
+          <w:sz w:val="22"/>
+          <w:szCs w:val="22"/>
+        </w:rPr>
+        <w:t xml:space="preserve"> </w:t>
+      </w:r>
+      <w:proofErr w:type="spellStart"/>
+      <w:r>
+        <w:rPr>
+          <w:rFonts w:ascii="TCM Pro" w:hAnsi="TCM Pro" w:cs="Arial"/>
+          <w:sz w:val="22"/>
+          <w:szCs w:val="22"/>
+        </w:rPr>
+        <w:t>dẫn</w:t>
+      </w:r>
+      <w:proofErr w:type="spellEnd"/>
+      <w:r>
+        <w:rPr>
+          <w:rFonts w:ascii="TCM Pro" w:hAnsi="TCM Pro" w:cs="Arial"/>
+          <w:sz w:val="22"/>
+          <w:szCs w:val="22"/>
+        </w:rPr>
+        <w:t xml:space="preserve"> </w:t>
+      </w:r>
+      <w:proofErr w:type="spellStart"/>
+      <w:r>
+        <w:rPr>
+          <w:rFonts w:ascii="TCM Pro" w:hAnsi="TCM Pro" w:cs="Arial"/>
+          <w:sz w:val="22"/>
+          <w:szCs w:val="22"/>
+        </w:rPr>
+        <w:t>sử</w:t>
+      </w:r>
+      <w:proofErr w:type="spellEnd"/>
+      <w:r>
+        <w:rPr>
+          <w:rFonts w:ascii="TCM Pro" w:hAnsi="TCM Pro" w:cs="Arial"/>
+          <w:sz w:val="22"/>
+          <w:szCs w:val="22"/>
+        </w:rPr>
+        <w:t xml:space="preserve"> </w:t>
+      </w:r>
+      <w:proofErr w:type="spellStart"/>
+      <w:r>
+        <w:rPr>
+          <w:rFonts w:ascii="TCM Pro" w:hAnsi="TCM Pro" w:cs="Arial"/>
+          <w:sz w:val="22"/>
+          <w:szCs w:val="22"/>
+        </w:rPr>
+        <w:t>dụng</w:t>
+      </w:r>
+      <w:proofErr w:type="spellEnd"/>
+      <w:r>
+        <w:rPr>
+          <w:rFonts w:ascii="TCM Pro" w:hAnsi="TCM Pro" w:cs="Arial"/>
+          <w:sz w:val="22"/>
+          <w:szCs w:val="22"/>
+        </w:rPr>
+        <w:t xml:space="preserve"> </w:t>
+      </w:r>
+      <w:proofErr w:type="spellStart"/>
+      <w:r>
+        <w:rPr>
+          <w:rFonts w:ascii="TCM Pro" w:hAnsi="TCM Pro" w:cs="Arial"/>
+          <w:sz w:val="22"/>
+          <w:szCs w:val="22"/>
+        </w:rPr>
+        <w:t>sản</w:t>
+      </w:r>
+      <w:proofErr w:type="spellEnd"/>
+      <w:r>
+        <w:rPr>
+          <w:rFonts w:ascii="TCM Pro" w:hAnsi="TCM Pro" w:cs="Arial"/>
+          <w:sz w:val="22"/>
+          <w:szCs w:val="22"/>
+        </w:rPr>
+        <w:t xml:space="preserve"> </w:t>
+      </w:r>
+      <w:proofErr w:type="spellStart"/>
+      <w:r>
+        <w:rPr>
+          <w:rFonts w:ascii="TCM Pro" w:hAnsi="TCM Pro" w:cs="Arial"/>
+          <w:sz w:val="22"/>
+          <w:szCs w:val="22"/>
+        </w:rPr>
+        <w:t>phẩm</w:t>
+      </w:r>
+      <w:proofErr w:type="spellEnd"/>
+      <w:r>
+        <w:rPr>
+          <w:rFonts w:ascii="TCM Pro" w:hAnsi="TCM Pro" w:cs="Arial"/>
+          <w:sz w:val="22"/>
+          <w:szCs w:val="22"/>
+        </w:rPr>
+        <w:t xml:space="preserve"> </w:t>
+      </w:r>
+      <w:proofErr w:type="spellStart"/>
+      <w:r>
+        <w:rPr>
+          <w:rFonts w:ascii="TCM Pro" w:hAnsi="TCM Pro" w:cs="Arial"/>
+          <w:sz w:val="22"/>
+          <w:szCs w:val="22"/>
+        </w:rPr>
+        <w:t>được</w:t>
+      </w:r>
+      <w:proofErr w:type="spellEnd"/>
+      <w:r>
+        <w:rPr>
+          <w:rFonts w:ascii="TCM Pro" w:hAnsi="TCM Pro" w:cs="Arial"/>
+          <w:sz w:val="22"/>
+          <w:szCs w:val="22"/>
+        </w:rPr>
+        <w:t xml:space="preserve"> </w:t>
+      </w:r>
+      <w:proofErr w:type="spellStart"/>
+      <w:r>
+        <w:rPr>
+          <w:rFonts w:ascii="TCM Pro" w:hAnsi="TCM Pro" w:cs="Arial"/>
+          <w:sz w:val="22"/>
+          <w:szCs w:val="22"/>
+        </w:rPr>
+        <w:t>công</w:t>
+      </w:r>
+      <w:proofErr w:type="spellEnd"/>
+      <w:r>
+        <w:rPr>
+          <w:rFonts w:ascii="TCM Pro" w:hAnsi="TCM Pro" w:cs="Arial"/>
+          <w:sz w:val="22"/>
+          <w:szCs w:val="22"/>
+        </w:rPr>
+        <w:t xml:space="preserve"> </w:t>
+      </w:r>
+      <w:proofErr w:type="spellStart"/>
+      <w:r>
+        <w:rPr>
+          <w:rFonts w:ascii="TCM Pro" w:hAnsi="TCM Pro" w:cs="Arial"/>
+          <w:sz w:val="22"/>
+          <w:szCs w:val="22"/>
+        </w:rPr>
+        <w:t>bố</w:t>
+      </w:r>
+      <w:proofErr w:type="spellEnd"/>
+      <w:r>
+        <w:rPr>
+          <w:rFonts w:ascii="TCM Pro" w:hAnsi="TCM Pro" w:cs="Arial"/>
+          <w:sz w:val="22"/>
+          <w:szCs w:val="22"/>
+        </w:rPr>
+        <w:t xml:space="preserve"> </w:t>
+      </w:r>
+      <w:proofErr w:type="spellStart"/>
+      <w:r>
+        <w:rPr>
+          <w:rFonts w:ascii="TCM Pro" w:hAnsi="TCM Pro" w:cs="Arial"/>
+          <w:sz w:val="22"/>
+          <w:szCs w:val="22"/>
+        </w:rPr>
+        <w:t>tại</w:t>
+      </w:r>
+      <w:proofErr w:type="spellEnd"/>
+      <w:r>
+        <w:rPr>
+          <w:rFonts w:ascii="TCM Pro" w:hAnsi="TCM Pro" w:cs="Arial"/>
+          <w:sz w:val="22"/>
+          <w:szCs w:val="22"/>
+        </w:rPr>
+        <w:t xml:space="preserve"> website </w:t>
       </w:r>
       <w:hyperlink r:id="rId8" w:history="1">
         <w:r>
@@ -3646,7 +8025,61 @@
           <w:sz w:val="22"/>
           <w:szCs w:val="22"/>
         </w:rPr>
-        <w:t xml:space="preserve"> hoặc ứng dụng Hyundai ME.</w:t>
+        <w:t xml:space="preserve"> </w:t>
+      </w:r>
+      <w:proofErr w:type="spellStart"/>
+      <w:r>
+        <w:rPr>
+          <w:rFonts w:ascii="TCM Pro" w:hAnsi="TCM Pro" w:cs="Arial"/>
+          <w:sz w:val="22"/>
+          <w:szCs w:val="22"/>
+        </w:rPr>
+        <w:t>hoặc</w:t>
+      </w:r>
+      <w:proofErr w:type="spellEnd"/>
+      <w:r>
+        <w:rPr>
+          <w:rFonts w:ascii="TCM Pro" w:hAnsi="TCM Pro" w:cs="Arial"/>
+          <w:sz w:val="22"/>
+          <w:szCs w:val="22"/>
+        </w:rPr>
+        <w:t xml:space="preserve"> </w:t>
+      </w:r>
+      <w:proofErr w:type="spellStart"/>
+      <w:r>
+        <w:rPr>
+          <w:rFonts w:ascii="TCM Pro" w:hAnsi="TCM Pro" w:cs="Arial"/>
+          <w:sz w:val="22"/>
+          <w:szCs w:val="22"/>
+        </w:rPr>
+        <w:t>ứng</w:t>
+      </w:r>
+      <w:proofErr w:type="spellEnd"/>
+      <w:r>
+        <w:rPr>
+          <w:rFonts w:ascii="TCM Pro" w:hAnsi="TCM Pro" w:cs="Arial"/>
+          <w:sz w:val="22"/>
+          <w:szCs w:val="22"/>
+        </w:rPr>
+        <w:t xml:space="preserve"> </w:t>
+      </w:r>
+      <w:proofErr w:type="spellStart"/>
+      <w:r>
+        <w:rPr>
+          <w:rFonts w:ascii="TCM Pro" w:hAnsi="TCM Pro" w:cs="Arial"/>
+          <w:sz w:val="22"/>
+          <w:szCs w:val="22"/>
+        </w:rPr>
+        <w:t>dụng</w:t>
+      </w:r>
+      <w:proofErr w:type="spellEnd"/>
+      <w:r>
+        <w:rPr>
+          <w:rFonts w:ascii="TCM Pro" w:hAnsi="TCM Pro" w:cs="Arial"/>
+          <w:sz w:val="22"/>
+          <w:szCs w:val="22"/>
+        </w:rPr>
+        <w:t xml:space="preserve"> Hyundai ME.</w:t>
       </w:r>
     </w:p>
     <w:p>
@@ -3906,6 +8339,7 @@
         </w:rPr>
         <w:t xml:space="preserve">Bên bán sẽ không bị xem là vi phạm hợp đồng khi không thực hiện được thời gian giao xe theo đúng hợp đồng do những nguyên nhân khách quan </w:t>
       </w:r>
+      <w:proofErr w:type="spellStart"/>
       <w:r>
         <w:rPr>
           <w:rFonts w:ascii="TCM Pro" w:hAnsi="TCM Pro" w:cs="Arial"/>
@@ -3914,6 +8348,7 @@
         </w:rPr>
         <w:t>nằm</w:t>
       </w:r>
+      <w:proofErr w:type="spellEnd"/>
       <w:r>
         <w:rPr>
           <w:rFonts w:ascii="TCM Pro" w:hAnsi="TCM Pro" w:cs="Arial"/>
@@ -3958,8 +8393,36 @@
           <w:sz w:val="22"/>
           <w:szCs w:val="22"/>
         </w:rPr>
-        <w:t>, trong đó</w:t>
-      </w:r>
+        <w:t xml:space="preserve">, </w:t>
+      </w:r>
+      <w:proofErr w:type="spellStart"/>
+      <w:r>
+        <w:rPr>
+          <w:rFonts w:ascii="TCM Pro" w:hAnsi="TCM Pro" w:cs="Arial"/>
+          <w:sz w:val="22"/>
+          <w:szCs w:val="22"/>
+        </w:rPr>
+        <w:t>trong</w:t>
+      </w:r>
+      <w:proofErr w:type="spellEnd"/>
+      <w:r>
+        <w:rPr>
+          <w:rFonts w:ascii="TCM Pro" w:hAnsi="TCM Pro" w:cs="Arial"/>
+          <w:sz w:val="22"/>
+          <w:szCs w:val="22"/>
+        </w:rPr>
+        <w:t xml:space="preserve"> </w:t>
+      </w:r>
+      <w:proofErr w:type="spellStart"/>
+      <w:r>
+        <w:rPr>
+          <w:rFonts w:ascii="TCM Pro" w:hAnsi="TCM Pro" w:cs="Arial"/>
+          <w:sz w:val="22"/>
+          <w:szCs w:val="22"/>
+        </w:rPr>
+        <w:t>đó</w:t>
+      </w:r>
+      <w:proofErr w:type="spellEnd"/>
       <w:r>
         <w:rPr>
           <w:rFonts w:ascii="TCM Pro" w:hAnsi="TCM Pro" w:cs="Arial"/>
@@ -4080,8 +8543,36 @@
           <w:sz w:val="22"/>
           <w:szCs w:val="22"/>
         </w:rPr>
-        <w:t>, trong đó</w:t>
-      </w:r>
+        <w:t xml:space="preserve">, </w:t>
+      </w:r>
+      <w:proofErr w:type="spellStart"/>
+      <w:r>
+        <w:rPr>
+          <w:rFonts w:ascii="TCM Pro" w:hAnsi="TCM Pro" w:cs="Arial"/>
+          <w:sz w:val="22"/>
+          <w:szCs w:val="22"/>
+        </w:rPr>
+        <w:t>trong</w:t>
+      </w:r>
+      <w:proofErr w:type="spellEnd"/>
+      <w:r>
+        <w:rPr>
+          <w:rFonts w:ascii="TCM Pro" w:hAnsi="TCM Pro" w:cs="Arial"/>
+          <w:sz w:val="22"/>
+          <w:szCs w:val="22"/>
+        </w:rPr>
+        <w:t xml:space="preserve"> </w:t>
+      </w:r>
+      <w:proofErr w:type="spellStart"/>
+      <w:r>
+        <w:rPr>
+          <w:rFonts w:ascii="TCM Pro" w:hAnsi="TCM Pro" w:cs="Arial"/>
+          <w:sz w:val="22"/>
+          <w:szCs w:val="22"/>
+        </w:rPr>
+        <w:t>đó</w:t>
+      </w:r>
+      <w:proofErr w:type="spellEnd"/>
       <w:r>
         <w:rPr>
           <w:rFonts w:ascii="TCM Pro" w:hAnsi="TCM Pro" w:cs="Arial"/>
@@ -4091,6 +8582,7 @@
         </w:rPr>
         <w:t xml:space="preserve"> Bên A giữ 04 bản Bên B giữ 01 bản có giá trị trong vòng 120 ngày và có giá trị pháp lý như nhau. Quá thời hạn hợp đồng mà Bên B không tiến hành các thủ tục nhận xe thì Bên A sẽ </w:t>
       </w:r>
+      <w:proofErr w:type="spellStart"/>
       <w:r>
         <w:rPr>
           <w:rFonts w:ascii="TCM Pro" w:hAnsi="TCM Pro" w:cs="Arial"/>
@@ -4099,6 +8591,7 @@
         </w:rPr>
         <w:t>tiến</w:t>
       </w:r>
+      <w:proofErr w:type="spellEnd"/>
       <w:r>
         <w:rPr>
           <w:rFonts w:ascii="TCM Pro" w:hAnsi="TCM Pro" w:cs="Arial"/>
@@ -4137,6 +8630,7 @@
         </w:rPr>
         <w:t xml:space="preserve">Hai bên cam kết thực </w:t>
       </w:r>
+      <w:proofErr w:type="spellStart"/>
       <w:r>
         <w:rPr>
           <w:rFonts w:ascii="TCM Pro" w:hAnsi="TCM Pro" w:cs="Arial"/>
@@ -4145,6 +8639,7 @@
         </w:rPr>
         <w:t>hiện</w:t>
       </w:r>
+      <w:proofErr w:type="spellEnd"/>
       <w:r>
         <w:rPr>
           <w:rFonts w:ascii="TCM Pro" w:hAnsi="TCM Pro" w:cs="Arial"/>
